--- a/hin/docx/011.content.docx
+++ b/hin/docx/011.content.docx
@@ -150,26 +150,6 @@
           <w:lang w:val="hi_IN" w:bidi="hi_IN"/>
         </w:rPr>
         <w:t>घ</w:t>
-      </w:r>
-      <w:r>
-        <w:rPr>
-          <w:lang w:val="hi_IN" w:bidi="hi_IN"/>
-        </w:rPr>
-      </w:r>
-    </w:p>
-    <w:p>
-      <w:pPr/>
-      <w:r>
-        <w:rPr>
-          <w:lang w:val="hi_IN" w:bidi="hi_IN"/>
-        </w:rPr>
-      </w:r>
-      <w:r>
-        <w:rPr>
-          <w:i/>
-          <w:lang w:val="hi_IN" w:bidi="hi_IN"/>
-        </w:rPr>
-        <w:t>घमण्ड और विनम्रता, घराना, घुसपैठ, घूस और भेंट</w:t>
       </w:r>
       <w:r>
         <w:rPr>

--- a/hin/docx/011.content.docx
+++ b/hin/docx/011.content.docx
@@ -19,7 +19,7 @@
         <w:rPr>
           <w:lang w:val="hi_IN" w:bidi="hi_IN"/>
         </w:rPr>
-        <w:t>Resource: Study Notes - Themes (Tyndale)</w:t>
+        <w:t>Resource: Tyndale Open Study Notes</w:t>
       </w:r>
       <w:r>
         <w:rPr>
@@ -112,7 +112,7 @@
         <w:rPr>
           <w:lang w:val="hi_IN" w:bidi="hi_IN"/>
         </w:rPr>
-        <w:t>Study Notes - Themes (Tyndale)</w:t>
+        <w:t>Tyndale Open Study Notes</w:t>
       </w:r>
     </w:p>
     <w:p>

--- a/hin/docx/011.content.docx
+++ b/hin/docx/011.content.docx
@@ -149,7 +149,7 @@
         <w:rPr>
           <w:lang w:val="hi_IN" w:bidi="hi_IN"/>
         </w:rPr>
-        <w:t>घ</w:t>
+        <w:t>च</w:t>
       </w:r>
       <w:r>
         <w:rPr>
@@ -212,7 +212,7 @@
         <w:rPr>
           <w:lang w:val="hi_IN" w:bidi="hi_IN"/>
         </w:rPr>
-        <w:t>घमण्ड और विनम्रता</w:t>
+        <w:t>चमत्कार</w:t>
       </w:r>
       <w:r>
         <w:rPr>
@@ -231,25 +231,7 @@
         <w:rPr>
           <w:lang w:val="hi_IN" w:bidi="hi_IN"/>
         </w:rPr>
-        <w:t xml:space="preserve">घमण्ड एक भावना है जो लोगों को स्वाभाविक रूप से होती है जब वे सफल होते हैं या कुछ हासिल करते हैं। संसार में कई लोग पहचाने जाने और प्रसिद्ध होने को महत्व देते हैं (देखें </w:t>
-      </w:r>
-      <w:hyperlink r:id="rId13">
-        <w:r>
-          <w:rPr>
-            <w:lang w:val="hi_IN" w:bidi="hi_IN"/>
-          </w:rPr>
-          <w:rPr>
-            <w:color w:val="0000EE"/>
-            <w:u w:val="single"/>
-          </w:rPr>
-          <w:t>1 यूह 2:16</w:t>
-        </w:r>
-      </w:hyperlink>
-      <w:r>
-        <w:rPr>
-          <w:lang w:val="hi_IN" w:bidi="hi_IN"/>
-        </w:rPr>
-        <w:t>)। हालांकि, घमण्ड अपने बारे में अत्यधिक सोचने से आता है, और यह अक्सर दूसरों को कम महत्वपूर्ण दिखाने की ओर ले जाता है। बाइबल अक्सर घमण्ड के खिलाफ चेतावनी देती है और इसके कारण होने वाले नुकसान के बारे में बताती है। इसके विपरीत, बाइबल लोगों को नम्र होने के लिए प्रोत्साहित करती है।</w:t>
+        <w:t>बाइबल में अक्सर चमत्कार होते थे। ये विशेष रूप से मूसा के समय और एलिय्याह, एलीशा, यीशु और उनके प्रेरितों की सेवाओं के दौरान आम थे। बाइबल चमत्कारों को साबित करने की कोशिश नहीं करती। यह उन्हें सरलता से प्रस्तुत करती है। चमत्कार परमेश्वर की सृष्टि पर उनकी शक्ति और मनुष्य की आवश्यकताओं के प्रति उनकी करुणा को दर्शाते हैं।</w:t>
       </w:r>
     </w:p>
     <w:p>
@@ -263,7 +245,25 @@
         <w:rPr>
           <w:lang w:val="hi_IN" w:bidi="hi_IN"/>
         </w:rPr>
-        <w:t xml:space="preserve">नीतिवचन की पुस्तक नम्रता को बुद्धि से जोड़ती है (देखें </w:t>
+        <w:t>चमत्कार लोगों को परमेश्वर में विश्वास करने के लिए प्रेरित कर सकते हैं (</w:t>
+      </w:r>
+      <w:hyperlink r:id="rId13">
+        <w:r>
+          <w:rPr>
+            <w:lang w:val="hi_IN" w:bidi="hi_IN"/>
+          </w:rPr>
+          <w:rPr>
+            <w:color w:val="0000EE"/>
+            <w:u w:val="single"/>
+          </w:rPr>
+          <w:t>यूह 2:23</w:t>
+        </w:r>
+      </w:hyperlink>
+      <w:r>
+        <w:rPr>
+          <w:lang w:val="hi_IN" w:bidi="hi_IN"/>
+        </w:rPr>
+        <w:t xml:space="preserve">)। परन्तु सच्चे विश्वास के लिए केवल एक चमत्कार देखने से अधिक की आवश्यकता होती है (देखें </w:t>
       </w:r>
       <w:hyperlink r:id="rId14">
         <w:r>
@@ -274,14 +274,14 @@
             <w:color w:val="0000EE"/>
             <w:u w:val="single"/>
           </w:rPr>
-          <w:t>नीति 11:2</w:t>
-        </w:r>
-      </w:hyperlink>
-      <w:r>
-        <w:rPr>
-          <w:lang w:val="hi_IN" w:bidi="hi_IN"/>
-        </w:rPr>
-        <w:t>)। बुद्धि प्रभु का आदर या भय करने से आरम्भ होती है (</w:t>
+          <w:t>यूह 12:37</w:t>
+        </w:r>
+      </w:hyperlink>
+      <w:r>
+        <w:rPr>
+          <w:lang w:val="hi_IN" w:bidi="hi_IN"/>
+        </w:rPr>
+        <w:t>)। चमत्कार हमें याद दिलाते हैं कि परमेश्वर के लिए कुछ भी असम्भव नहीं है (</w:t>
       </w:r>
       <w:hyperlink r:id="rId15">
         <w:r>
@@ -292,14 +292,14 @@
             <w:color w:val="0000EE"/>
             <w:u w:val="single"/>
           </w:rPr>
-          <w:t>1:7</w:t>
-        </w:r>
-      </w:hyperlink>
-      <w:r>
-        <w:rPr>
-          <w:lang w:val="hi_IN" w:bidi="hi_IN"/>
-        </w:rPr>
-        <w:t>)। बुद्धि परमेश्वर की शक्ति और महत्व को पहचानती है। एक नम्र व्यक्ति अपनी गलतियों को स्वीकार करता है और दूसरों से सुधार ग्रहण करता है (</w:t>
+          <w:t>मर 9:21–23</w:t>
+        </w:r>
+      </w:hyperlink>
+      <w:r>
+        <w:rPr>
+          <w:lang w:val="hi_IN" w:bidi="hi_IN"/>
+        </w:rPr>
+        <w:t xml:space="preserve">; तुलना करें </w:t>
       </w:r>
       <w:hyperlink r:id="rId16">
         <w:r>
@@ -310,7 +310,7 @@
             <w:color w:val="0000EE"/>
             <w:u w:val="single"/>
           </w:rPr>
-          <w:t>10:17</w:t>
+          <w:t>मत्ती 19:26</w:t>
         </w:r>
       </w:hyperlink>
       <w:r>
@@ -328,14 +328,14 @@
             <w:color w:val="0000EE"/>
             <w:u w:val="single"/>
           </w:rPr>
-          <w:t>12:1</w:t>
-        </w:r>
-      </w:hyperlink>
-      <w:r>
-        <w:rPr>
-          <w:lang w:val="hi_IN" w:bidi="hi_IN"/>
-        </w:rPr>
-        <w:t>)। परन्तु घमण्ड दूसरों से सीखने में बाधा डाल सकता है। यह संघर्ष का कारण बन सकता है (</w:t>
+          <w:t>मर 10:27</w:t>
+        </w:r>
+      </w:hyperlink>
+      <w:r>
+        <w:rPr>
+          <w:lang w:val="hi_IN" w:bidi="hi_IN"/>
+        </w:rPr>
+        <w:t xml:space="preserve">; </w:t>
       </w:r>
       <w:hyperlink r:id="rId18">
         <w:r>
@@ -346,25 +346,25 @@
             <w:color w:val="0000EE"/>
             <w:u w:val="single"/>
           </w:rPr>
-          <w:t>13:10</w:t>
-        </w:r>
-      </w:hyperlink>
-      <w:r>
-        <w:rPr>
-          <w:lang w:val="hi_IN" w:bidi="hi_IN"/>
-        </w:rPr>
-        <w:t>)। यह अपमान की ओर ले जाता है (</w:t>
-      </w:r>
-      <w:hyperlink r:id="rId14">
-        <w:r>
-          <w:rPr>
-            <w:lang w:val="hi_IN" w:bidi="hi_IN"/>
-          </w:rPr>
-          <w:rPr>
-            <w:color w:val="0000EE"/>
-            <w:u w:val="single"/>
-          </w:rPr>
-          <w:t>11:2</w:t>
+          <w:t>लूका 1:37</w:t>
+        </w:r>
+      </w:hyperlink>
+      <w:r>
+        <w:rPr>
+          <w:lang w:val="hi_IN" w:bidi="hi_IN"/>
+        </w:rPr>
+        <w:t xml:space="preserve">; </w:t>
+      </w:r>
+      <w:hyperlink r:id="rId19">
+        <w:r>
+          <w:rPr>
+            <w:lang w:val="hi_IN" w:bidi="hi_IN"/>
+          </w:rPr>
+          <w:rPr>
+            <w:color w:val="0000EE"/>
+            <w:u w:val="single"/>
+          </w:rPr>
+          <w:t>18:27</w:t>
         </w:r>
       </w:hyperlink>
       <w:r>
@@ -385,43 +385,7 @@
         <w:rPr>
           <w:lang w:val="hi_IN" w:bidi="hi_IN"/>
         </w:rPr>
-        <w:t>ईश्वरीय योजना में, घमण्ड पतन और शर्म की ओर ले जाता है, जबकि नम्रता सम्मान लाती है (</w:t>
-      </w:r>
-      <w:hyperlink r:id="rId14">
-        <w:r>
-          <w:rPr>
-            <w:lang w:val="hi_IN" w:bidi="hi_IN"/>
-          </w:rPr>
-          <w:rPr>
-            <w:color w:val="0000EE"/>
-            <w:u w:val="single"/>
-          </w:rPr>
-          <w:t>नीति 11:2</w:t>
-        </w:r>
-      </w:hyperlink>
-      <w:r>
-        <w:rPr>
-          <w:lang w:val="hi_IN" w:bidi="hi_IN"/>
-        </w:rPr>
-        <w:t xml:space="preserve">; </w:t>
-      </w:r>
-      <w:hyperlink r:id="rId19">
-        <w:r>
-          <w:rPr>
-            <w:lang w:val="hi_IN" w:bidi="hi_IN"/>
-          </w:rPr>
-          <w:rPr>
-            <w:color w:val="0000EE"/>
-            <w:u w:val="single"/>
-          </w:rPr>
-          <w:t>18:12</w:t>
-        </w:r>
-      </w:hyperlink>
-      <w:r>
-        <w:rPr>
-          <w:lang w:val="hi_IN" w:bidi="hi_IN"/>
-        </w:rPr>
-        <w:t xml:space="preserve">; </w:t>
+        <w:t>यीशु ने अपनी सेवकाई के दौरान कई चमत्कार किए, जिनमें बीमारों को चंगा करना, दुष्ट आत्माओं को निकालना, प्रकृति पर नियन्त्रण करना, और मृतकों को पुनर्जीवित करना शामिल था। उन्होंने लोगों की आवश्यकताओं को पूरा करके उनके प्रति गहरा प्रेम दिखाया। कई लोग इन चमत्कारों के कारण उनका अनुसरण करते थे (</w:t>
       </w:r>
       <w:hyperlink r:id="rId20">
         <w:r>
@@ -432,26 +396,14 @@
             <w:color w:val="0000EE"/>
             <w:u w:val="single"/>
           </w:rPr>
-          <w:t>29:23</w:t>
-        </w:r>
-      </w:hyperlink>
-      <w:r>
-        <w:rPr>
-          <w:lang w:val="hi_IN" w:bidi="hi_IN"/>
-        </w:rPr>
-        <w:t>)। लोगों ने यीशु से पूछा, “</w:t>
-      </w:r>
-      <w:r>
-        <w:rPr>
-          <w:lang w:val="hi_IN" w:bidi="hi_IN"/>
-        </w:rPr>
-        <w:t>स्वर्ग के राज्य में बड़ा कौन है</w:t>
-      </w:r>
-      <w:r>
-        <w:rPr>
-          <w:lang w:val="hi_IN" w:bidi="hi_IN"/>
-        </w:rPr>
-        <w:t>?” उन्होंने संकेत दिया कि वह जो एक बालक के समान निर्दोष और विनम्र है (</w:t>
+          <w:t>यूह 6:2</w:t>
+        </w:r>
+      </w:hyperlink>
+      <w:r>
+        <w:rPr>
+          <w:lang w:val="hi_IN" w:bidi="hi_IN"/>
+        </w:rPr>
+        <w:t>)। फिर भी, उन्होंने केवल चमत्कारों के लिए उनका अनुसरण करने के खिलाफ चेतावनी दी (</w:t>
       </w:r>
       <w:hyperlink r:id="rId21">
         <w:r>
@@ -462,7 +414,7 @@
             <w:color w:val="0000EE"/>
             <w:u w:val="single"/>
           </w:rPr>
-          <w:t>मत्ती 18:1–5</w:t>
+          <w:t>यूह 6:26</w:t>
         </w:r>
       </w:hyperlink>
       <w:r>
@@ -483,680 +435,7 @@
         <w:rPr>
           <w:lang w:val="hi_IN" w:bidi="hi_IN"/>
         </w:rPr>
-        <w:t>एक अन्य कहानी में, यीशु ने एक दृष्टान्त साझा किया जिसमें एक धार्मिक अगुवे की घमण्डी प्रार्थना की तुलना एक चुंगी लेनेवाले की नम्र प्रार्थना से की। उन्होंने इन शब्दों के साथ निष्कर्ष निकाला, "</w:t>
-      </w:r>
-      <w:r>
-        <w:rPr>
-          <w:lang w:val="hi_IN" w:bidi="hi_IN"/>
-        </w:rPr>
-        <w:t>जो कोई अपने आपको बड़ा बनाएगा, वह छोटा किया जाएगा; और जो अपने आपको छोटा बनाएगा, वह बड़ा किया जाएगा</w:t>
-      </w:r>
-      <w:r>
-        <w:rPr>
-          <w:lang w:val="hi_IN" w:bidi="hi_IN"/>
-        </w:rPr>
-        <w:t>" (</w:t>
-      </w:r>
-      <w:hyperlink r:id="rId22">
-        <w:r>
-          <w:rPr>
-            <w:lang w:val="hi_IN" w:bidi="hi_IN"/>
-          </w:rPr>
-          <w:rPr>
-            <w:color w:val="0000EE"/>
-            <w:u w:val="single"/>
-          </w:rPr>
-          <w:t>लूका 18:9–14</w:t>
-        </w:r>
-      </w:hyperlink>
-      <w:r>
-        <w:rPr>
-          <w:lang w:val="hi_IN" w:bidi="hi_IN"/>
-        </w:rPr>
-        <w:t xml:space="preserve">; देखें </w:t>
-      </w:r>
-      <w:hyperlink r:id="rId23">
-        <w:r>
-          <w:rPr>
-            <w:lang w:val="hi_IN" w:bidi="hi_IN"/>
-          </w:rPr>
-          <w:rPr>
-            <w:color w:val="0000EE"/>
-            <w:u w:val="single"/>
-          </w:rPr>
-          <w:t>मत्ती 23:8–12</w:t>
-        </w:r>
-      </w:hyperlink>
-      <w:r>
-        <w:rPr>
-          <w:lang w:val="hi_IN" w:bidi="hi_IN"/>
-        </w:rPr>
-        <w:t xml:space="preserve">; </w:t>
-      </w:r>
-      <w:hyperlink r:id="rId24">
-        <w:r>
-          <w:rPr>
-            <w:lang w:val="hi_IN" w:bidi="hi_IN"/>
-          </w:rPr>
-          <w:rPr>
-            <w:color w:val="0000EE"/>
-            <w:u w:val="single"/>
-          </w:rPr>
-          <w:t>लूका 14:7–11</w:t>
-        </w:r>
-      </w:hyperlink>
-      <w:r>
-        <w:rPr>
-          <w:lang w:val="hi_IN" w:bidi="hi_IN"/>
-        </w:rPr>
-        <w:t xml:space="preserve"> भी)।</w:t>
-      </w:r>
-    </w:p>
-    <w:p>
-      <w:pPr/>
-      <w:r>
-        <w:rPr>
-          <w:lang w:val="hi_IN" w:bidi="hi_IN"/>
-        </w:rPr>
-      </w:r>
-      <w:r>
-        <w:rPr>
-          <w:lang w:val="hi_IN" w:bidi="hi_IN"/>
-        </w:rPr>
-        <w:t>यीशु ने नम्रता का सर्वोच्च उदाहरण प्रस्तुत किया। इसके बजाय, “दास का रूप धारण करके,” वह “यहाँ तक आज्ञाकारी रहा कि मृत्यु, हाँ, क्रूस की मृत्यु भी सह ली”(</w:t>
-      </w:r>
-      <w:hyperlink r:id="rId25">
-        <w:r>
-          <w:rPr>
-            <w:lang w:val="hi_IN" w:bidi="hi_IN"/>
-          </w:rPr>
-          <w:rPr>
-            <w:color w:val="0000EE"/>
-            <w:u w:val="single"/>
-          </w:rPr>
-          <w:t>फिलि 2:6–8</w:t>
-        </w:r>
-      </w:hyperlink>
-      <w:r>
-        <w:rPr>
-          <w:lang w:val="hi_IN" w:bidi="hi_IN"/>
-        </w:rPr>
-        <w:t>)। परमेश्वर हमें उसी आत्म-बलिदान के साथ स्वयं को नम्र करने का आदेश देते हैं (</w:t>
-      </w:r>
-      <w:hyperlink r:id="rId26">
-        <w:r>
-          <w:rPr>
-            <w:lang w:val="hi_IN" w:bidi="hi_IN"/>
-          </w:rPr>
-          <w:rPr>
-            <w:color w:val="0000EE"/>
-            <w:u w:val="single"/>
-          </w:rPr>
-          <w:t>फिलि 2:3–5</w:t>
-        </w:r>
-      </w:hyperlink>
-      <w:r>
-        <w:rPr>
-          <w:lang w:val="hi_IN" w:bidi="hi_IN"/>
-        </w:rPr>
-        <w:t xml:space="preserve">; </w:t>
-      </w:r>
-      <w:hyperlink r:id="rId27">
-        <w:r>
-          <w:rPr>
-            <w:lang w:val="hi_IN" w:bidi="hi_IN"/>
-          </w:rPr>
-          <w:rPr>
-            <w:color w:val="0000EE"/>
-            <w:u w:val="single"/>
-          </w:rPr>
-          <w:t>1 यूह 3:16</w:t>
-        </w:r>
-      </w:hyperlink>
-      <w:r>
-        <w:rPr>
-          <w:lang w:val="hi_IN" w:bidi="hi_IN"/>
-        </w:rPr>
-        <w:t>)।</w:t>
-      </w:r>
-    </w:p>
-    <w:p>
-      <w:pPr/>
-      <w:r>
-        <w:rPr>
-          <w:lang w:val="hi_IN" w:bidi="hi_IN"/>
-        </w:rPr>
-      </w:r>
-      <w:r>
-        <w:rPr>
-          <w:u w:val="single"/>
-          <w:lang w:val="hi_IN" w:bidi="hi_IN"/>
-        </w:rPr>
-        <w:t>अधिक अध्ययन के लिए पद्द्यांश</w:t>
-      </w:r>
-    </w:p>
-    <w:p>
-      <w:pPr/>
-      <w:r>
-        <w:rPr>
-          <w:lang w:val="hi_IN" w:bidi="hi_IN"/>
-        </w:rPr>
-      </w:r>
-      <w:hyperlink r:id="rId28">
-        <w:r>
-          <w:rPr>
-            <w:lang w:val="hi_IN" w:bidi="hi_IN"/>
-          </w:rPr>
-          <w:rPr>
-            <w:color w:val="0000EE"/>
-            <w:u w:val="single"/>
-          </w:rPr>
-          <w:t>1 राजा 3:5–14</w:t>
-        </w:r>
-      </w:hyperlink>
-      <w:r>
-        <w:rPr>
-          <w:lang w:val="hi_IN" w:bidi="hi_IN"/>
-        </w:rPr>
-        <w:t xml:space="preserve">; </w:t>
-      </w:r>
-      <w:hyperlink r:id="rId29">
-        <w:r>
-          <w:rPr>
-            <w:lang w:val="hi_IN" w:bidi="hi_IN"/>
-          </w:rPr>
-          <w:rPr>
-            <w:color w:val="0000EE"/>
-            <w:u w:val="single"/>
-          </w:rPr>
-          <w:t>2 इतिहास 26:14–20</w:t>
-        </w:r>
-      </w:hyperlink>
-      <w:r>
-        <w:rPr>
-          <w:lang w:val="hi_IN" w:bidi="hi_IN"/>
-        </w:rPr>
-        <w:t xml:space="preserve">; </w:t>
-      </w:r>
-      <w:hyperlink r:id="rId16">
-        <w:r>
-          <w:rPr>
-            <w:lang w:val="hi_IN" w:bidi="hi_IN"/>
-          </w:rPr>
-          <w:rPr>
-            <w:color w:val="0000EE"/>
-            <w:u w:val="single"/>
-          </w:rPr>
-          <w:t>नीतिवचन 10:17</w:t>
-        </w:r>
-      </w:hyperlink>
-      <w:r>
-        <w:rPr>
-          <w:lang w:val="hi_IN" w:bidi="hi_IN"/>
-        </w:rPr>
-        <w:t xml:space="preserve">; </w:t>
-      </w:r>
-      <w:hyperlink r:id="rId14">
-        <w:r>
-          <w:rPr>
-            <w:lang w:val="hi_IN" w:bidi="hi_IN"/>
-          </w:rPr>
-          <w:rPr>
-            <w:color w:val="0000EE"/>
-            <w:u w:val="single"/>
-          </w:rPr>
-          <w:t>11:2</w:t>
-        </w:r>
-      </w:hyperlink>
-      <w:r>
-        <w:rPr>
-          <w:lang w:val="hi_IN" w:bidi="hi_IN"/>
-        </w:rPr>
-        <w:t xml:space="preserve">; </w:t>
-      </w:r>
-      <w:hyperlink r:id="rId30">
-        <w:r>
-          <w:rPr>
-            <w:lang w:val="hi_IN" w:bidi="hi_IN"/>
-          </w:rPr>
-          <w:rPr>
-            <w:color w:val="0000EE"/>
-            <w:u w:val="single"/>
-          </w:rPr>
-          <w:t>12:15</w:t>
-        </w:r>
-      </w:hyperlink>
-      <w:r>
-        <w:rPr>
-          <w:lang w:val="hi_IN" w:bidi="hi_IN"/>
-        </w:rPr>
-        <w:t xml:space="preserve">; </w:t>
-      </w:r>
-      <w:hyperlink r:id="rId31">
-        <w:r>
-          <w:rPr>
-            <w:lang w:val="hi_IN" w:bidi="hi_IN"/>
-          </w:rPr>
-          <w:rPr>
-            <w:color w:val="0000EE"/>
-            <w:u w:val="single"/>
-          </w:rPr>
-          <w:t>15:5</w:t>
-        </w:r>
-      </w:hyperlink>
-      <w:r>
-        <w:rPr>
-          <w:lang w:val="hi_IN" w:bidi="hi_IN"/>
-        </w:rPr>
-        <w:t xml:space="preserve">; </w:t>
-      </w:r>
-      <w:hyperlink r:id="rId32">
-        <w:r>
-          <w:rPr>
-            <w:lang w:val="hi_IN" w:bidi="hi_IN"/>
-          </w:rPr>
-          <w:rPr>
-            <w:color w:val="0000EE"/>
-            <w:u w:val="single"/>
-          </w:rPr>
-          <w:t>22:4</w:t>
-        </w:r>
-      </w:hyperlink>
-      <w:r>
-        <w:rPr>
-          <w:lang w:val="hi_IN" w:bidi="hi_IN"/>
-        </w:rPr>
-        <w:t xml:space="preserve">; </w:t>
-      </w:r>
-      <w:hyperlink r:id="rId20">
-        <w:r>
-          <w:rPr>
-            <w:lang w:val="hi_IN" w:bidi="hi_IN"/>
-          </w:rPr>
-          <w:rPr>
-            <w:color w:val="0000EE"/>
-            <w:u w:val="single"/>
-          </w:rPr>
-          <w:t>29:23</w:t>
-        </w:r>
-      </w:hyperlink>
-      <w:r>
-        <w:rPr>
-          <w:lang w:val="hi_IN" w:bidi="hi_IN"/>
-        </w:rPr>
-        <w:t xml:space="preserve">; </w:t>
-      </w:r>
-      <w:hyperlink r:id="rId33">
-        <w:r>
-          <w:rPr>
-            <w:lang w:val="hi_IN" w:bidi="hi_IN"/>
-          </w:rPr>
-          <w:rPr>
-            <w:color w:val="0000EE"/>
-            <w:u w:val="single"/>
-          </w:rPr>
-          <w:t>मत्ती 5:5</w:t>
-        </w:r>
-      </w:hyperlink>
-      <w:r>
-        <w:rPr>
-          <w:lang w:val="hi_IN" w:bidi="hi_IN"/>
-        </w:rPr>
-        <w:t xml:space="preserve">; </w:t>
-      </w:r>
-      <w:hyperlink r:id="rId34">
-        <w:r>
-          <w:rPr>
-            <w:lang w:val="hi_IN" w:bidi="hi_IN"/>
-          </w:rPr>
-          <w:rPr>
-            <w:color w:val="0000EE"/>
-            <w:u w:val="single"/>
-          </w:rPr>
-          <w:t>18:4</w:t>
-        </w:r>
-      </w:hyperlink>
-      <w:r>
-        <w:rPr>
-          <w:lang w:val="hi_IN" w:bidi="hi_IN"/>
-        </w:rPr>
-        <w:t xml:space="preserve">; </w:t>
-      </w:r>
-      <w:hyperlink r:id="rId35">
-        <w:r>
-          <w:rPr>
-            <w:lang w:val="hi_IN" w:bidi="hi_IN"/>
-          </w:rPr>
-          <w:rPr>
-            <w:color w:val="0000EE"/>
-            <w:u w:val="single"/>
-          </w:rPr>
-          <w:t>21:5</w:t>
-        </w:r>
-      </w:hyperlink>
-      <w:r>
-        <w:rPr>
-          <w:lang w:val="hi_IN" w:bidi="hi_IN"/>
-        </w:rPr>
-        <w:t xml:space="preserve">; </w:t>
-      </w:r>
-      <w:hyperlink r:id="rId22">
-        <w:r>
-          <w:rPr>
-            <w:lang w:val="hi_IN" w:bidi="hi_IN"/>
-          </w:rPr>
-          <w:rPr>
-            <w:color w:val="0000EE"/>
-            <w:u w:val="single"/>
-          </w:rPr>
-          <w:t>लूका 18:9–14</w:t>
-        </w:r>
-      </w:hyperlink>
-      <w:r>
-        <w:rPr>
-          <w:lang w:val="hi_IN" w:bidi="hi_IN"/>
-        </w:rPr>
-        <w:t xml:space="preserve">; </w:t>
-      </w:r>
-      <w:hyperlink r:id="rId36">
-        <w:r>
-          <w:rPr>
-            <w:lang w:val="hi_IN" w:bidi="hi_IN"/>
-          </w:rPr>
-          <w:rPr>
-            <w:color w:val="0000EE"/>
-            <w:u w:val="single"/>
-          </w:rPr>
-          <w:t>इफिसियों 4:2</w:t>
-        </w:r>
-      </w:hyperlink>
-      <w:r>
-        <w:rPr>
-          <w:lang w:val="hi_IN" w:bidi="hi_IN"/>
-        </w:rPr>
-        <w:t xml:space="preserve">; </w:t>
-      </w:r>
-      <w:hyperlink r:id="rId37">
-        <w:r>
-          <w:rPr>
-            <w:lang w:val="hi_IN" w:bidi="hi_IN"/>
-          </w:rPr>
-          <w:rPr>
-            <w:color w:val="0000EE"/>
-            <w:u w:val="single"/>
-          </w:rPr>
-          <w:t>फिलिप्पियों 2:3</w:t>
-        </w:r>
-      </w:hyperlink>
-      <w:r>
-        <w:rPr>
-          <w:lang w:val="hi_IN" w:bidi="hi_IN"/>
-        </w:rPr>
-        <w:t xml:space="preserve">; </w:t>
-      </w:r>
-      <w:hyperlink r:id="rId38">
-        <w:r>
-          <w:rPr>
-            <w:lang w:val="hi_IN" w:bidi="hi_IN"/>
-          </w:rPr>
-          <w:rPr>
-            <w:color w:val="0000EE"/>
-            <w:u w:val="single"/>
-          </w:rPr>
-          <w:t>याकूब 1:21</w:t>
-        </w:r>
-      </w:hyperlink>
-      <w:r>
-        <w:rPr>
-          <w:lang w:val="hi_IN" w:bidi="hi_IN"/>
-        </w:rPr>
-        <w:t xml:space="preserve">; </w:t>
-      </w:r>
-      <w:hyperlink r:id="rId39">
-        <w:r>
-          <w:rPr>
-            <w:lang w:val="hi_IN" w:bidi="hi_IN"/>
-          </w:rPr>
-          <w:rPr>
-            <w:color w:val="0000EE"/>
-            <w:u w:val="single"/>
-          </w:rPr>
-          <w:t>3:13</w:t>
-        </w:r>
-      </w:hyperlink>
-      <w:r>
-        <w:rPr>
-          <w:lang w:val="hi_IN" w:bidi="hi_IN"/>
-        </w:rPr>
-        <w:t xml:space="preserve">; </w:t>
-      </w:r>
-      <w:hyperlink r:id="rId40">
-        <w:r>
-          <w:rPr>
-            <w:lang w:val="hi_IN" w:bidi="hi_IN"/>
-          </w:rPr>
-          <w:rPr>
-            <w:color w:val="0000EE"/>
-            <w:u w:val="single"/>
-          </w:rPr>
-          <w:t>4:10</w:t>
-        </w:r>
-      </w:hyperlink>
-      <w:r>
-        <w:rPr>
-          <w:lang w:val="hi_IN" w:bidi="hi_IN"/>
-        </w:rPr>
-      </w:r>
-      <w:r>
-        <w:rPr>
-          <w:lang w:val="hi_IN" w:bidi="hi_IN"/>
-        </w:rPr>
-      </w:r>
-    </w:p>
-    <w:p>
-      <w:pPr/>
-      <w:r>
-        <w:rPr>
-          <w:lang w:val="hi_IN" w:bidi="hi_IN"/>
-        </w:rPr>
-      </w:r>
-    </w:p>
-    <w:p>
-      <w:pPr>
-        <w:pStyle w:val="Heading2"/>
-      </w:pPr>
-      <w:r>
-        <w:rPr>
-          <w:lang w:val="hi_IN" w:bidi="hi_IN"/>
-        </w:rPr>
-        <w:t>घराना</w:t>
-      </w:r>
-      <w:r>
-        <w:rPr>
-          <w:lang w:val="hi_IN" w:bidi="hi_IN"/>
-        </w:rPr>
-      </w:r>
-    </w:p>
-    <w:p>
-      <w:pPr/>
-      <w:r>
-        <w:rPr>
-          <w:lang w:val="hi_IN" w:bidi="hi_IN"/>
-        </w:rPr>
-      </w:r>
-      <w:r>
-        <w:rPr>
-          <w:lang w:val="hi_IN" w:bidi="hi_IN"/>
-        </w:rPr>
-        <w:t>रोमी-यूनानी समाज में घराना एक बुनियादी पारिवारिक इकाई था। लोगों का मानना था कि यदि परिवार स्थिर होते हैं, तो राज्य भी स्थिर रहेगा। इन परिवारों में, हर व्यक्ति की स्पष्ट भूमिकाएँ और जिम्मेदारियाँ थीं जो उनकी संस्कृति में गहराई से जुड़ी हुई थीं। इसका मुख्य लक्ष्य अधिकार और आज्ञाकारिता की "स्वावाभिक" व्यवस्था को बनाए रखना था। इस व्यवस्था को तोड़ना अपमान और भ्रष्टाचार की ओर ले जाता था।</w:t>
-      </w:r>
-    </w:p>
-    <w:p>
-      <w:pPr/>
-      <w:r>
-        <w:rPr>
-          <w:lang w:val="hi_IN" w:bidi="hi_IN"/>
-        </w:rPr>
-      </w:r>
-      <w:r>
-        <w:rPr>
-          <w:lang w:val="hi_IN" w:bidi="hi_IN"/>
-        </w:rPr>
-        <w:t>इस प्रणाली में, पति-पिता-स्वामी सभी के प्रभारी होते थे। पुरुष सार्वजनिक क्षेत्र और शासन व्यवस्था को नियंत्रित करते थे, जबकि स्त्रियाँ घर की देखभाल करती थीं। रोमी-यूनानी वक्ता अक्सर नए विदेशी धर्मों, जैसे कि मसीही विश्वास, पर समाज को भ्रष्ट करने का आरोप लगाते थे, क्योंकि वे पारिवारिक संरचना को खतरे में डालते थे।</w:t>
-      </w:r>
-    </w:p>
-    <w:p>
-      <w:pPr/>
-      <w:r>
-        <w:rPr>
-          <w:lang w:val="hi_IN" w:bidi="hi_IN"/>
-        </w:rPr>
-      </w:r>
-      <w:r>
-        <w:rPr>
-          <w:lang w:val="hi_IN" w:bidi="hi_IN"/>
-        </w:rPr>
-        <w:t xml:space="preserve">नए नियम में दिए गए पारिवारिक निर्देश (देखें </w:t>
-      </w:r>
-      <w:hyperlink r:id="rId41">
-        <w:r>
-          <w:rPr>
-            <w:lang w:val="hi_IN" w:bidi="hi_IN"/>
-          </w:rPr>
-          <w:rPr>
-            <w:color w:val="0000EE"/>
-            <w:u w:val="single"/>
-          </w:rPr>
-          <w:t>इफि 5:21–6:9</w:t>
-        </w:r>
-      </w:hyperlink>
-      <w:r>
-        <w:rPr>
-          <w:lang w:val="hi_IN" w:bidi="hi_IN"/>
-        </w:rPr>
-        <w:t xml:space="preserve">; </w:t>
-      </w:r>
-      <w:hyperlink r:id="rId42">
-        <w:r>
-          <w:rPr>
-            <w:lang w:val="hi_IN" w:bidi="hi_IN"/>
-          </w:rPr>
-          <w:rPr>
-            <w:color w:val="0000EE"/>
-            <w:u w:val="single"/>
-          </w:rPr>
-          <w:t>कुल 3:18–4:1</w:t>
-        </w:r>
-      </w:hyperlink>
-      <w:r>
-        <w:rPr>
-          <w:lang w:val="hi_IN" w:bidi="hi_IN"/>
-        </w:rPr>
-        <w:t xml:space="preserve">; </w:t>
-      </w:r>
-      <w:hyperlink r:id="rId43">
-        <w:r>
-          <w:rPr>
-            <w:lang w:val="hi_IN" w:bidi="hi_IN"/>
-          </w:rPr>
-          <w:rPr>
-            <w:color w:val="0000EE"/>
-            <w:u w:val="single"/>
-          </w:rPr>
-          <w:t>1 तीमु 2:8–15</w:t>
-        </w:r>
-      </w:hyperlink>
-      <w:r>
-        <w:rPr>
-          <w:lang w:val="hi_IN" w:bidi="hi_IN"/>
-        </w:rPr>
-        <w:t xml:space="preserve">; </w:t>
-      </w:r>
-      <w:hyperlink r:id="rId44">
-        <w:r>
-          <w:rPr>
-            <w:lang w:val="hi_IN" w:bidi="hi_IN"/>
-          </w:rPr>
-          <w:rPr>
-            <w:color w:val="0000EE"/>
-            <w:u w:val="single"/>
-          </w:rPr>
-          <w:t>5:1–2</w:t>
-        </w:r>
-      </w:hyperlink>
-      <w:r>
-        <w:rPr>
-          <w:lang w:val="hi_IN" w:bidi="hi_IN"/>
-        </w:rPr>
-        <w:t xml:space="preserve">; </w:t>
-      </w:r>
-      <w:hyperlink r:id="rId45">
-        <w:r>
-          <w:rPr>
-            <w:lang w:val="hi_IN" w:bidi="hi_IN"/>
-          </w:rPr>
-          <w:rPr>
-            <w:color w:val="0000EE"/>
-            <w:u w:val="single"/>
-          </w:rPr>
-          <w:t>6:1–2</w:t>
-        </w:r>
-      </w:hyperlink>
-      <w:r>
-        <w:rPr>
-          <w:lang w:val="hi_IN" w:bidi="hi_IN"/>
-        </w:rPr>
-        <w:t xml:space="preserve">; </w:t>
-      </w:r>
-      <w:hyperlink r:id="rId46">
-        <w:r>
-          <w:rPr>
-            <w:lang w:val="hi_IN" w:bidi="hi_IN"/>
-          </w:rPr>
-          <w:rPr>
-            <w:color w:val="0000EE"/>
-            <w:u w:val="single"/>
-          </w:rPr>
-          <w:t>तीतु 2:1–3:8</w:t>
-        </w:r>
-      </w:hyperlink>
-      <w:r>
-        <w:rPr>
-          <w:lang w:val="hi_IN" w:bidi="hi_IN"/>
-        </w:rPr>
-        <w:t xml:space="preserve">; </w:t>
-      </w:r>
-      <w:hyperlink r:id="rId47">
-        <w:r>
-          <w:rPr>
-            <w:lang w:val="hi_IN" w:bidi="hi_IN"/>
-          </w:rPr>
-          <w:rPr>
-            <w:color w:val="0000EE"/>
-            <w:u w:val="single"/>
-          </w:rPr>
-          <w:t>1 पत 2:18–3:7</w:t>
-        </w:r>
-      </w:hyperlink>
-      <w:r>
-        <w:rPr>
-          <w:lang w:val="hi_IN" w:bidi="hi_IN"/>
-        </w:rPr>
-        <w:t>) कोई नई बातें नहीं थीं। प्रेरितों ने इन्हें मसीही विश्वास के अनुसार ढालकर विशेष आवश्यकताओं को सम्बोधित करने के लिए उपयोग किया। मसीही विश्वास ने अक्सर संस्कृति की सामान्य प्रथाओं में बड़े बदलाव किए। फिर भी, बुद्धिमानी और सावधानी आवश्यक थीं। यदि उस समय की सांस्कृतिक परम्पराओं की पूरी तरह अनदेखी की जाती, तो इससे गंभीर समस्याएँ खड़ी हो सकती थीं। इससे पूरे घराने—यहाँ तक कि मसीही घराने के प्रधान यीशु—पर भी अपमान, बदनामी और शर्म आ सकती थी।</w:t>
-      </w:r>
-    </w:p>
-    <w:p>
-      <w:pPr/>
-      <w:r>
-        <w:rPr>
-          <w:lang w:val="hi_IN" w:bidi="hi_IN"/>
-        </w:rPr>
-      </w:r>
-      <w:r>
-        <w:rPr>
-          <w:lang w:val="hi_IN" w:bidi="hi_IN"/>
-        </w:rPr>
-        <w:t>इफिसुस में कुछ झूठे शिक्षकों का प्रभाव था, जैसे कि नए नियम में तीमुथियुस को लिखे गए पहले पत्र में वर्णित है। इस सन्दर्भ में, नए नियम के पारिवारिक निर्देशों ने मसीही समुदायों को इस प्रकार जीवन जीने में सहायता की:</w:t>
+        <w:t>यीशु से सम्बन्धित तीन सबसे महान चमत्कार हैं:</w:t>
       </w:r>
     </w:p>
     <w:p>
@@ -1178,7 +457,25 @@
         <w:rPr>
           <w:lang w:val="hi_IN" w:bidi="hi_IN"/>
         </w:rPr>
-        <w:t>मसीही विश्वास राज्य के लिए खतरा है, इस प्रकार के आरोपों को रोकने में सहायता की</w:t>
+        <w:t>उनका आगमन परमेश्वर के "वचन" के रूप में मानव शरीर में हुआ (</w:t>
+      </w:r>
+      <w:hyperlink r:id="rId22">
+        <w:r>
+          <w:rPr>
+            <w:lang w:val="hi_IN" w:bidi="hi_IN"/>
+          </w:rPr>
+          <w:rPr>
+            <w:color w:val="0000EE"/>
+            <w:u w:val="single"/>
+          </w:rPr>
+          <w:t>यूह 1:14</w:t>
+        </w:r>
+      </w:hyperlink>
+      <w:r>
+        <w:rPr>
+          <w:lang w:val="hi_IN" w:bidi="hi_IN"/>
+        </w:rPr>
+        <w:t>)।</w:t>
       </w:r>
     </w:p>
     <w:p>
@@ -1196,7 +493,223 @@
         <w:rPr>
           <w:lang w:val="hi_IN" w:bidi="hi_IN"/>
         </w:rPr>
-        <w:t>सत्य की ओर एक मजबूत और आकर्षक गवाही के रूप में कार्य किया।</w:t>
+        <w:t>मृतकों में से उनका पुनरुत्थान (</w:t>
+      </w:r>
+      <w:hyperlink r:id="rId23">
+        <w:r>
+          <w:rPr>
+            <w:lang w:val="hi_IN" w:bidi="hi_IN"/>
+          </w:rPr>
+          <w:rPr>
+            <w:color w:val="0000EE"/>
+            <w:u w:val="single"/>
+          </w:rPr>
+          <w:t>मत्ती 28</w:t>
+        </w:r>
+      </w:hyperlink>
+      <w:r>
+        <w:rPr>
+          <w:lang w:val="hi_IN" w:bidi="hi_IN"/>
+        </w:rPr>
+        <w:t xml:space="preserve">; </w:t>
+      </w:r>
+      <w:hyperlink r:id="rId24">
+        <w:r>
+          <w:rPr>
+            <w:lang w:val="hi_IN" w:bidi="hi_IN"/>
+          </w:rPr>
+          <w:rPr>
+            <w:color w:val="0000EE"/>
+            <w:u w:val="single"/>
+          </w:rPr>
+          <w:t>मर 16:1–8</w:t>
+        </w:r>
+      </w:hyperlink>
+      <w:r>
+        <w:rPr>
+          <w:lang w:val="hi_IN" w:bidi="hi_IN"/>
+        </w:rPr>
+        <w:t xml:space="preserve">; </w:t>
+      </w:r>
+      <w:hyperlink r:id="rId25">
+        <w:r>
+          <w:rPr>
+            <w:lang w:val="hi_IN" w:bidi="hi_IN"/>
+          </w:rPr>
+          <w:rPr>
+            <w:color w:val="0000EE"/>
+            <w:u w:val="single"/>
+          </w:rPr>
+          <w:t>लूका 24:1–53</w:t>
+        </w:r>
+      </w:hyperlink>
+      <w:r>
+        <w:rPr>
+          <w:lang w:val="hi_IN" w:bidi="hi_IN"/>
+        </w:rPr>
+        <w:t xml:space="preserve">; </w:t>
+      </w:r>
+      <w:hyperlink r:id="rId26">
+        <w:r>
+          <w:rPr>
+            <w:lang w:val="hi_IN" w:bidi="hi_IN"/>
+          </w:rPr>
+          <w:rPr>
+            <w:color w:val="0000EE"/>
+            <w:u w:val="single"/>
+          </w:rPr>
+          <w:t>यूह 20:1–31</w:t>
+        </w:r>
+      </w:hyperlink>
+      <w:r>
+        <w:rPr>
+          <w:lang w:val="hi_IN" w:bidi="hi_IN"/>
+        </w:rPr>
+        <w:t xml:space="preserve">; </w:t>
+      </w:r>
+      <w:hyperlink r:id="rId27">
+        <w:r>
+          <w:rPr>
+            <w:lang w:val="hi_IN" w:bidi="hi_IN"/>
+          </w:rPr>
+          <w:rPr>
+            <w:color w:val="0000EE"/>
+            <w:u w:val="single"/>
+          </w:rPr>
+          <w:t>प्रेरि 1:3</w:t>
+        </w:r>
+      </w:hyperlink>
+      <w:r>
+        <w:rPr>
+          <w:lang w:val="hi_IN" w:bidi="hi_IN"/>
+        </w:rPr>
+        <w:t xml:space="preserve">; </w:t>
+      </w:r>
+      <w:hyperlink r:id="rId28">
+        <w:r>
+          <w:rPr>
+            <w:lang w:val="hi_IN" w:bidi="hi_IN"/>
+          </w:rPr>
+          <w:rPr>
+            <w:color w:val="0000EE"/>
+            <w:u w:val="single"/>
+          </w:rPr>
+          <w:t>1 कुरि 15:3–8</w:t>
+        </w:r>
+      </w:hyperlink>
+      <w:r>
+        <w:rPr>
+          <w:lang w:val="hi_IN" w:bidi="hi_IN"/>
+        </w:rPr>
+        <w:t xml:space="preserve">; यह भी देखें </w:t>
+      </w:r>
+      <w:hyperlink r:id="rId29">
+        <w:r>
+          <w:rPr>
+            <w:lang w:val="hi_IN" w:bidi="hi_IN"/>
+          </w:rPr>
+          <w:rPr>
+            <w:color w:val="0000EE"/>
+            <w:u w:val="single"/>
+          </w:rPr>
+          <w:t>प्रेरि 23:6</w:t>
+        </w:r>
+      </w:hyperlink>
+      <w:r>
+        <w:rPr>
+          <w:lang w:val="hi_IN" w:bidi="hi_IN"/>
+        </w:rPr>
+        <w:t xml:space="preserve">; </w:t>
+      </w:r>
+      <w:hyperlink r:id="rId30">
+        <w:r>
+          <w:rPr>
+            <w:lang w:val="hi_IN" w:bidi="hi_IN"/>
+          </w:rPr>
+          <w:rPr>
+            <w:color w:val="0000EE"/>
+            <w:u w:val="single"/>
+          </w:rPr>
+          <w:t>26:8</w:t>
+        </w:r>
+      </w:hyperlink>
+      <w:r>
+        <w:rPr>
+          <w:lang w:val="hi_IN" w:bidi="hi_IN"/>
+        </w:rPr>
+        <w:t>)।</w:t>
+      </w:r>
+    </w:p>
+    <w:p>
+      <w:pPr>
+        <w:pStyle w:val="ListNumber"/>
+        <w:spacing w:line="240" w:lineRule="auto"/>
+        <w:ind w:left="720"/>
+      </w:pPr>
+      <w:r>
+        <w:rPr>
+          <w:lang w:val="hi_IN" w:bidi="hi_IN"/>
+        </w:rPr>
+      </w:r>
+      <w:r>
+        <w:rPr>
+          <w:lang w:val="hi_IN" w:bidi="hi_IN"/>
+        </w:rPr>
+        <w:t>आत्मिक नया जन्म का चमत्कार (</w:t>
+      </w:r>
+      <w:hyperlink r:id="rId31">
+        <w:r>
+          <w:rPr>
+            <w:lang w:val="hi_IN" w:bidi="hi_IN"/>
+          </w:rPr>
+          <w:rPr>
+            <w:color w:val="0000EE"/>
+            <w:u w:val="single"/>
+          </w:rPr>
+          <w:t>यूह 3:3–8</w:t>
+        </w:r>
+      </w:hyperlink>
+      <w:r>
+        <w:rPr>
+          <w:lang w:val="hi_IN" w:bidi="hi_IN"/>
+        </w:rPr>
+        <w:t xml:space="preserve">; </w:t>
+      </w:r>
+      <w:hyperlink r:id="rId32">
+        <w:r>
+          <w:rPr>
+            <w:lang w:val="hi_IN" w:bidi="hi_IN"/>
+          </w:rPr>
+          <w:rPr>
+            <w:color w:val="0000EE"/>
+            <w:u w:val="single"/>
+          </w:rPr>
+          <w:t>गला 2:20</w:t>
+        </w:r>
+      </w:hyperlink>
+      <w:r>
+        <w:rPr>
+          <w:lang w:val="hi_IN" w:bidi="hi_IN"/>
+        </w:rPr>
+        <w:t xml:space="preserve">; </w:t>
+      </w:r>
+      <w:hyperlink r:id="rId33">
+        <w:r>
+          <w:rPr>
+            <w:lang w:val="hi_IN" w:bidi="hi_IN"/>
+          </w:rPr>
+          <w:rPr>
+            <w:color w:val="0000EE"/>
+            <w:u w:val="single"/>
+          </w:rPr>
+          <w:t>इफि 2:8–10</w:t>
+        </w:r>
+      </w:hyperlink>
+      <w:r>
+        <w:rPr>
+          <w:lang w:val="hi_IN" w:bidi="hi_IN"/>
+        </w:rPr>
+        <w:t>)।</w:t>
       </w:r>
     </w:p>
     <w:p>
@@ -1208,10 +721,189 @@
       </w:r>
       <w:r>
         <w:rPr>
-          <w:u w:val="single"/>
-          <w:lang w:val="hi_IN" w:bidi="hi_IN"/>
-        </w:rPr>
-        <w:t>आगे के अध्ययन के लिए पद्द्यांश</w:t>
+          <w:lang w:val="hi_IN" w:bidi="hi_IN"/>
+        </w:rPr>
+        <w:t>यीशु संसार को बचाने और पापों के लिए मरने के लिए इस संसार में आए, और इस प्रकार उन्होंने मनुष्यजाति के प्रति परमेश्वर का महान प्रेम प्रकट किया (</w:t>
+      </w:r>
+      <w:hyperlink r:id="rId34">
+        <w:r>
+          <w:rPr>
+            <w:lang w:val="hi_IN" w:bidi="hi_IN"/>
+          </w:rPr>
+          <w:rPr>
+            <w:color w:val="0000EE"/>
+            <w:u w:val="single"/>
+          </w:rPr>
+          <w:t>यूह 3:16</w:t>
+        </w:r>
+      </w:hyperlink>
+      <w:r>
+        <w:rPr>
+          <w:lang w:val="hi_IN" w:bidi="hi_IN"/>
+        </w:rPr>
+        <w:t xml:space="preserve">; </w:t>
+      </w:r>
+      <w:hyperlink r:id="rId35">
+        <w:r>
+          <w:rPr>
+            <w:lang w:val="hi_IN" w:bidi="hi_IN"/>
+          </w:rPr>
+          <w:rPr>
+            <w:color w:val="0000EE"/>
+            <w:u w:val="single"/>
+          </w:rPr>
+          <w:t>रोम 5:8</w:t>
+        </w:r>
+      </w:hyperlink>
+      <w:r>
+        <w:rPr>
+          <w:lang w:val="hi_IN" w:bidi="hi_IN"/>
+        </w:rPr>
+        <w:t xml:space="preserve">; </w:t>
+      </w:r>
+      <w:hyperlink r:id="rId36">
+        <w:r>
+          <w:rPr>
+            <w:lang w:val="hi_IN" w:bidi="hi_IN"/>
+          </w:rPr>
+          <w:rPr>
+            <w:color w:val="0000EE"/>
+            <w:u w:val="single"/>
+          </w:rPr>
+          <w:t>8:32</w:t>
+        </w:r>
+      </w:hyperlink>
+      <w:r>
+        <w:rPr>
+          <w:lang w:val="hi_IN" w:bidi="hi_IN"/>
+        </w:rPr>
+        <w:t xml:space="preserve">; </w:t>
+      </w:r>
+      <w:hyperlink r:id="rId37">
+        <w:r>
+          <w:rPr>
+            <w:lang w:val="hi_IN" w:bidi="hi_IN"/>
+          </w:rPr>
+          <w:rPr>
+            <w:color w:val="0000EE"/>
+            <w:u w:val="single"/>
+          </w:rPr>
+          <w:t>इफि 2:4–5</w:t>
+        </w:r>
+      </w:hyperlink>
+      <w:r>
+        <w:rPr>
+          <w:lang w:val="hi_IN" w:bidi="hi_IN"/>
+        </w:rPr>
+        <w:t xml:space="preserve">; </w:t>
+      </w:r>
+      <w:hyperlink r:id="rId38">
+        <w:r>
+          <w:rPr>
+            <w:lang w:val="hi_IN" w:bidi="hi_IN"/>
+          </w:rPr>
+          <w:rPr>
+            <w:color w:val="0000EE"/>
+            <w:u w:val="single"/>
+          </w:rPr>
+          <w:t>1 यूह 3:1–2</w:t>
+        </w:r>
+      </w:hyperlink>
+      <w:r>
+        <w:rPr>
+          <w:lang w:val="hi_IN" w:bidi="hi_IN"/>
+        </w:rPr>
+        <w:t>)। परमेश्वर द्वारा यीशु को मृतकों में से पुनर्जीवित करना मृत्यु पर उनकी शक्ति को दर्शाता है और हमें अनन्त जीवन की आशा देता है (</w:t>
+      </w:r>
+      <w:hyperlink r:id="rId39">
+        <w:r>
+          <w:rPr>
+            <w:lang w:val="hi_IN" w:bidi="hi_IN"/>
+          </w:rPr>
+          <w:rPr>
+            <w:color w:val="0000EE"/>
+            <w:u w:val="single"/>
+          </w:rPr>
+          <w:t>1 पत 1:3–9</w:t>
+        </w:r>
+      </w:hyperlink>
+      <w:r>
+        <w:rPr>
+          <w:lang w:val="hi_IN" w:bidi="hi_IN"/>
+        </w:rPr>
+        <w:t>)। जो कोई भी यीशु मसीह को उद्धारकर्ता और प्रभु के रूप में विश्वास करता है, वह परमेश्वर की सन्तान बनकर नया जन्म लेता है और अनन्त जीवन प्राप्त करता है (</w:t>
+      </w:r>
+      <w:hyperlink r:id="rId40">
+        <w:r>
+          <w:rPr>
+            <w:lang w:val="hi_IN" w:bidi="hi_IN"/>
+          </w:rPr>
+          <w:rPr>
+            <w:color w:val="0000EE"/>
+            <w:u w:val="single"/>
+          </w:rPr>
+          <w:t>यूह 1:12</w:t>
+        </w:r>
+      </w:hyperlink>
+      <w:r>
+        <w:rPr>
+          <w:lang w:val="hi_IN" w:bidi="hi_IN"/>
+        </w:rPr>
+        <w:t xml:space="preserve">; </w:t>
+      </w:r>
+      <w:hyperlink r:id="rId41">
+        <w:r>
+          <w:rPr>
+            <w:lang w:val="hi_IN" w:bidi="hi_IN"/>
+          </w:rPr>
+          <w:rPr>
+            <w:color w:val="0000EE"/>
+            <w:u w:val="single"/>
+          </w:rPr>
+          <w:t>3:36</w:t>
+        </w:r>
+      </w:hyperlink>
+      <w:r>
+        <w:rPr>
+          <w:lang w:val="hi_IN" w:bidi="hi_IN"/>
+        </w:rPr>
+        <w:t xml:space="preserve">; </w:t>
+      </w:r>
+      <w:hyperlink r:id="rId42">
+        <w:r>
+          <w:rPr>
+            <w:lang w:val="hi_IN" w:bidi="hi_IN"/>
+          </w:rPr>
+          <w:rPr>
+            <w:color w:val="0000EE"/>
+            <w:u w:val="single"/>
+          </w:rPr>
+          <w:t>रोम 5:1–2</w:t>
+        </w:r>
+      </w:hyperlink>
+      <w:r>
+        <w:rPr>
+          <w:lang w:val="hi_IN" w:bidi="hi_IN"/>
+        </w:rPr>
+        <w:t xml:space="preserve">; </w:t>
+      </w:r>
+      <w:hyperlink r:id="rId43">
+        <w:r>
+          <w:rPr>
+            <w:lang w:val="hi_IN" w:bidi="hi_IN"/>
+          </w:rPr>
+          <w:rPr>
+            <w:color w:val="0000EE"/>
+            <w:u w:val="single"/>
+          </w:rPr>
+          <w:t>1 यूह 5:11–13</w:t>
+        </w:r>
+      </w:hyperlink>
+      <w:r>
+        <w:rPr>
+          <w:lang w:val="hi_IN" w:bidi="hi_IN"/>
+        </w:rPr>
+        <w:t>)।</w:t>
       </w:r>
     </w:p>
     <w:p>
@@ -1221,52 +913,76 @@
           <w:lang w:val="hi_IN" w:bidi="hi_IN"/>
         </w:rPr>
       </w:r>
-      <w:hyperlink r:id="rId41">
-        <w:r>
-          <w:rPr>
-            <w:lang w:val="hi_IN" w:bidi="hi_IN"/>
-          </w:rPr>
-          <w:rPr>
-            <w:color w:val="0000EE"/>
-            <w:u w:val="single"/>
-          </w:rPr>
-          <w:t>इफिसियों 5:21–6:9</w:t>
-        </w:r>
-      </w:hyperlink>
-      <w:r>
-        <w:rPr>
-          <w:lang w:val="hi_IN" w:bidi="hi_IN"/>
-        </w:rPr>
-        <w:t xml:space="preserve">; </w:t>
-      </w:r>
-      <w:hyperlink r:id="rId42">
-        <w:r>
-          <w:rPr>
-            <w:lang w:val="hi_IN" w:bidi="hi_IN"/>
-          </w:rPr>
-          <w:rPr>
-            <w:color w:val="0000EE"/>
-            <w:u w:val="single"/>
-          </w:rPr>
-          <w:t>कुलुस्सियों 3:18–4:1</w:t>
-        </w:r>
-      </w:hyperlink>
-      <w:r>
-        <w:rPr>
-          <w:lang w:val="hi_IN" w:bidi="hi_IN"/>
-        </w:rPr>
-        <w:t xml:space="preserve">; </w:t>
-      </w:r>
-      <w:hyperlink r:id="rId43">
-        <w:r>
-          <w:rPr>
-            <w:lang w:val="hi_IN" w:bidi="hi_IN"/>
-          </w:rPr>
-          <w:rPr>
-            <w:color w:val="0000EE"/>
-            <w:u w:val="single"/>
-          </w:rPr>
-          <w:t>1 तीमुथियुस 2:8–15</w:t>
+      <w:r>
+        <w:rPr>
+          <w:lang w:val="hi_IN" w:bidi="hi_IN"/>
+        </w:rPr>
+        <w:t xml:space="preserve">यीशु के चमत्कारी कार्य उनके अनुयायियों के माध्यम से जारी रहे, जैसा कि प्रेरितों के काम की पुस्तक में दर्शाया गया है (उदाहरण के लिए, </w:t>
+      </w:r>
+      <w:hyperlink r:id="rId44">
+        <w:r>
+          <w:rPr>
+            <w:lang w:val="hi_IN" w:bidi="hi_IN"/>
+          </w:rPr>
+          <w:rPr>
+            <w:color w:val="0000EE"/>
+            <w:u w:val="single"/>
+          </w:rPr>
+          <w:t>प्रेरि 3:1–11</w:t>
+        </w:r>
+      </w:hyperlink>
+      <w:r>
+        <w:rPr>
+          <w:lang w:val="hi_IN" w:bidi="hi_IN"/>
+        </w:rPr>
+        <w:t xml:space="preserve">; </w:t>
+      </w:r>
+      <w:hyperlink r:id="rId45">
+        <w:r>
+          <w:rPr>
+            <w:lang w:val="hi_IN" w:bidi="hi_IN"/>
+          </w:rPr>
+          <w:rPr>
+            <w:color w:val="0000EE"/>
+            <w:u w:val="single"/>
+          </w:rPr>
+          <w:t>5:12–15</w:t>
+        </w:r>
+      </w:hyperlink>
+      <w:r>
+        <w:rPr>
+          <w:lang w:val="hi_IN" w:bidi="hi_IN"/>
+        </w:rPr>
+        <w:t xml:space="preserve">; </w:t>
+      </w:r>
+      <w:hyperlink r:id="rId46">
+        <w:r>
+          <w:rPr>
+            <w:lang w:val="hi_IN" w:bidi="hi_IN"/>
+          </w:rPr>
+          <w:rPr>
+            <w:color w:val="0000EE"/>
+            <w:u w:val="single"/>
+          </w:rPr>
+          <w:t>6:8</w:t>
+        </w:r>
+      </w:hyperlink>
+      <w:r>
+        <w:rPr>
+          <w:lang w:val="hi_IN" w:bidi="hi_IN"/>
+        </w:rPr>
+        <w:t xml:space="preserve">; </w:t>
+      </w:r>
+      <w:hyperlink r:id="rId47">
+        <w:r>
+          <w:rPr>
+            <w:lang w:val="hi_IN" w:bidi="hi_IN"/>
+          </w:rPr>
+          <w:rPr>
+            <w:color w:val="0000EE"/>
+            <w:u w:val="single"/>
+          </w:rPr>
+          <w:t>8:6–7</w:t>
         </w:r>
       </w:hyperlink>
       <w:r>
@@ -1284,14 +1000,14 @@
             <w:color w:val="0000EE"/>
             <w:u w:val="single"/>
           </w:rPr>
-          <w:t>3:5</w:t>
-        </w:r>
-      </w:hyperlink>
-      <w:r>
-        <w:rPr>
-          <w:lang w:val="hi_IN" w:bidi="hi_IN"/>
-        </w:rPr>
-        <w:t xml:space="preserve">, </w:t>
+          <w:t>9:32–42</w:t>
+        </w:r>
+      </w:hyperlink>
+      <w:r>
+        <w:rPr>
+          <w:lang w:val="hi_IN" w:bidi="hi_IN"/>
+        </w:rPr>
+        <w:t xml:space="preserve">; </w:t>
       </w:r>
       <w:hyperlink r:id="rId49">
         <w:r>
@@ -1302,14 +1018,32 @@
             <w:color w:val="0000EE"/>
             <w:u w:val="single"/>
           </w:rPr>
-          <w:t>12</w:t>
-        </w:r>
-      </w:hyperlink>
-      <w:r>
-        <w:rPr>
-          <w:lang w:val="hi_IN" w:bidi="hi_IN"/>
-        </w:rPr>
-        <w:t xml:space="preserve">, </w:t>
+          <w:t>14:3</w:t>
+        </w:r>
+      </w:hyperlink>
+      <w:r>
+        <w:rPr>
+          <w:lang w:val="hi_IN" w:bidi="hi_IN"/>
+        </w:rPr>
+        <w:t>)। पवित्र आत्मा से परिपूर्ण होकर, प्रेरितों और अन्य मसीही अगुवों ने मसीही सन्देश की शक्ति और सत्यता को प्रदर्शित करने के लिए इन चमत्कारों को किया (</w:t>
+      </w:r>
+      <w:hyperlink r:id="rId49">
+        <w:r>
+          <w:rPr>
+            <w:lang w:val="hi_IN" w:bidi="hi_IN"/>
+          </w:rPr>
+          <w:rPr>
+            <w:color w:val="0000EE"/>
+            <w:u w:val="single"/>
+          </w:rPr>
+          <w:t>14:3</w:t>
+        </w:r>
+      </w:hyperlink>
+      <w:r>
+        <w:rPr>
+          <w:lang w:val="hi_IN" w:bidi="hi_IN"/>
+        </w:rPr>
+        <w:t xml:space="preserve">; देखें </w:t>
       </w:r>
       <w:hyperlink r:id="rId50">
         <w:r>
@@ -1320,32 +1054,14 @@
             <w:color w:val="0000EE"/>
             <w:u w:val="single"/>
           </w:rPr>
-          <w:t>15</w:t>
-        </w:r>
-      </w:hyperlink>
-      <w:r>
-        <w:rPr>
-          <w:lang w:val="hi_IN" w:bidi="hi_IN"/>
-        </w:rPr>
-        <w:t xml:space="preserve">; </w:t>
-      </w:r>
-      <w:hyperlink r:id="rId44">
-        <w:r>
-          <w:rPr>
-            <w:lang w:val="hi_IN" w:bidi="hi_IN"/>
-          </w:rPr>
-          <w:rPr>
-            <w:color w:val="0000EE"/>
-            <w:u w:val="single"/>
-          </w:rPr>
-          <w:t>5:1–2</w:t>
-        </w:r>
-      </w:hyperlink>
-      <w:r>
-        <w:rPr>
-          <w:lang w:val="hi_IN" w:bidi="hi_IN"/>
-        </w:rPr>
-        <w:t xml:space="preserve">, </w:t>
+          <w:t>यूह 3:2</w:t>
+        </w:r>
+      </w:hyperlink>
+      <w:r>
+        <w:rPr>
+          <w:lang w:val="hi_IN" w:bidi="hi_IN"/>
+        </w:rPr>
+        <w:t xml:space="preserve">; </w:t>
       </w:r>
       <w:hyperlink r:id="rId51">
         <w:r>
@@ -1356,108 +1072,14 @@
             <w:color w:val="0000EE"/>
             <w:u w:val="single"/>
           </w:rPr>
-          <w:t>8</w:t>
-        </w:r>
-      </w:hyperlink>
-      <w:r>
-        <w:rPr>
-          <w:lang w:val="hi_IN" w:bidi="hi_IN"/>
-        </w:rPr>
-        <w:t xml:space="preserve">; </w:t>
-      </w:r>
-      <w:hyperlink r:id="rId45">
-        <w:r>
-          <w:rPr>
-            <w:lang w:val="hi_IN" w:bidi="hi_IN"/>
-          </w:rPr>
-          <w:rPr>
-            <w:color w:val="0000EE"/>
-            <w:u w:val="single"/>
-          </w:rPr>
-          <w:t>6:1–2</w:t>
-        </w:r>
-      </w:hyperlink>
-      <w:r>
-        <w:rPr>
-          <w:lang w:val="hi_IN" w:bidi="hi_IN"/>
-        </w:rPr>
-        <w:t xml:space="preserve">; </w:t>
-      </w:r>
-      <w:hyperlink r:id="rId46">
-        <w:r>
-          <w:rPr>
-            <w:lang w:val="hi_IN" w:bidi="hi_IN"/>
-          </w:rPr>
-          <w:rPr>
-            <w:color w:val="0000EE"/>
-            <w:u w:val="single"/>
-          </w:rPr>
-          <w:t>तीतुस 2:1–3:8</w:t>
-        </w:r>
-      </w:hyperlink>
-      <w:r>
-        <w:rPr>
-          <w:lang w:val="hi_IN" w:bidi="hi_IN"/>
-        </w:rPr>
-        <w:t xml:space="preserve">; </w:t>
-      </w:r>
-      <w:hyperlink r:id="rId52">
-        <w:r>
-          <w:rPr>
-            <w:lang w:val="hi_IN" w:bidi="hi_IN"/>
-          </w:rPr>
-          <w:rPr>
-            <w:color w:val="0000EE"/>
-            <w:u w:val="single"/>
-          </w:rPr>
-          <w:t>1 पतरस 2:13–3:7</w:t>
-        </w:r>
-      </w:hyperlink>
-      <w:r>
-        <w:rPr>
-          <w:lang w:val="hi_IN" w:bidi="hi_IN"/>
-        </w:rPr>
-        <w:t xml:space="preserve">; </w:t>
-      </w:r>
-      <w:hyperlink r:id="rId53">
-        <w:r>
-          <w:rPr>
-            <w:lang w:val="hi_IN" w:bidi="hi_IN"/>
-          </w:rPr>
-          <w:rPr>
-            <w:color w:val="0000EE"/>
-            <w:u w:val="single"/>
-          </w:rPr>
-          <w:t>4:17</w:t>
-        </w:r>
-      </w:hyperlink>
-      <w:r>
-        <w:rPr>
-          <w:lang w:val="hi_IN" w:bidi="hi_IN"/>
-        </w:rPr>
-        <w:t xml:space="preserve">; </w:t>
-      </w:r>
-      <w:hyperlink r:id="rId54">
-        <w:r>
-          <w:rPr>
-            <w:lang w:val="hi_IN" w:bidi="hi_IN"/>
-          </w:rPr>
-          <w:rPr>
-            <w:color w:val="0000EE"/>
-            <w:u w:val="single"/>
-          </w:rPr>
-          <w:t>5:1–5</w:t>
-        </w:r>
-      </w:hyperlink>
-      <w:r>
-        <w:rPr>
-          <w:lang w:val="hi_IN" w:bidi="hi_IN"/>
-        </w:rPr>
-      </w:r>
-      <w:r>
-        <w:rPr>
-          <w:lang w:val="hi_IN" w:bidi="hi_IN"/>
-        </w:rPr>
+          <w:t>इब्रा 2:4</w:t>
+        </w:r>
+      </w:hyperlink>
+      <w:r>
+        <w:rPr>
+          <w:lang w:val="hi_IN" w:bidi="hi_IN"/>
+        </w:rPr>
+        <w:t>)।</w:t>
       </w:r>
     </w:p>
     <w:p>
@@ -1467,21 +1089,12 @@
           <w:lang w:val="hi_IN" w:bidi="hi_IN"/>
         </w:rPr>
       </w:r>
-    </w:p>
-    <w:p>
-      <w:pPr>
-        <w:pStyle w:val="Heading2"/>
-      </w:pPr>
-      <w:r>
-        <w:rPr>
-          <w:lang w:val="hi_IN" w:bidi="hi_IN"/>
-        </w:rPr>
-        <w:t>घुसपैठ</w:t>
-      </w:r>
-      <w:r>
-        <w:rPr>
-          <w:lang w:val="hi_IN" w:bidi="hi_IN"/>
-        </w:rPr>
+      <w:r>
+        <w:rPr>
+          <w:u w:val="single"/>
+          <w:lang w:val="hi_IN" w:bidi="hi_IN"/>
+        </w:rPr>
+        <w:t>अधिक अध्ययन के लिए पद्द्यांश</w:t>
       </w:r>
     </w:p>
     <w:p>
@@ -1491,11 +1104,459 @@
           <w:lang w:val="hi_IN" w:bidi="hi_IN"/>
         </w:rPr>
       </w:r>
-      <w:r>
-        <w:rPr>
-          <w:lang w:val="hi_IN" w:bidi="hi_IN"/>
-        </w:rPr>
-        <w:t>प्राचीन संसार में, विदेशी घुसपैठ सामान्य थे। उन्होंने बड़ी कठिनाइयाँ उत्पन्न कीं। यदि आक्रमणकारी सफल होते, तो वे विनाश और पीड़ा लाते थे। विजयी आक्रमणकारियों ने वयस्क पुरुषों को मार डाला, महिलाओं के साथ दुर्व्यवहार किया, बच्चों को गुलाम बनाया, कीमती सामान चुरा लिया, और बाकी सब कुछ नष्ट कर दिया। घुसपैठ के खतरे ने लोगों को भयभीत कर दिया।</w:t>
+      <w:hyperlink r:id="rId52">
+        <w:r>
+          <w:rPr>
+            <w:lang w:val="hi_IN" w:bidi="hi_IN"/>
+          </w:rPr>
+          <w:rPr>
+            <w:color w:val="0000EE"/>
+            <w:u w:val="single"/>
+          </w:rPr>
+          <w:t>मत्ती 19:23–26</w:t>
+        </w:r>
+      </w:hyperlink>
+      <w:r>
+        <w:rPr>
+          <w:lang w:val="hi_IN" w:bidi="hi_IN"/>
+        </w:rPr>
+        <w:t xml:space="preserve">; </w:t>
+      </w:r>
+      <w:hyperlink r:id="rId23">
+        <w:r>
+          <w:rPr>
+            <w:lang w:val="hi_IN" w:bidi="hi_IN"/>
+          </w:rPr>
+          <w:rPr>
+            <w:color w:val="0000EE"/>
+            <w:u w:val="single"/>
+          </w:rPr>
+          <w:t>28:1–20</w:t>
+        </w:r>
+      </w:hyperlink>
+      <w:r>
+        <w:rPr>
+          <w:lang w:val="hi_IN" w:bidi="hi_IN"/>
+        </w:rPr>
+        <w:t xml:space="preserve">; </w:t>
+      </w:r>
+      <w:hyperlink r:id="rId53">
+        <w:r>
+          <w:rPr>
+            <w:lang w:val="hi_IN" w:bidi="hi_IN"/>
+          </w:rPr>
+          <w:rPr>
+            <w:color w:val="0000EE"/>
+            <w:u w:val="single"/>
+          </w:rPr>
+          <w:t>मरकुस 10:23–27</w:t>
+        </w:r>
+      </w:hyperlink>
+      <w:r>
+        <w:rPr>
+          <w:lang w:val="hi_IN" w:bidi="hi_IN"/>
+        </w:rPr>
+        <w:t xml:space="preserve">; </w:t>
+      </w:r>
+      <w:hyperlink r:id="rId54">
+        <w:r>
+          <w:rPr>
+            <w:lang w:val="hi_IN" w:bidi="hi_IN"/>
+          </w:rPr>
+          <w:rPr>
+            <w:color w:val="0000EE"/>
+            <w:u w:val="single"/>
+          </w:rPr>
+          <w:t>लूका 1:30–38</w:t>
+        </w:r>
+      </w:hyperlink>
+      <w:r>
+        <w:rPr>
+          <w:lang w:val="hi_IN" w:bidi="hi_IN"/>
+        </w:rPr>
+        <w:t xml:space="preserve">; </w:t>
+      </w:r>
+      <w:hyperlink r:id="rId55">
+        <w:r>
+          <w:rPr>
+            <w:lang w:val="hi_IN" w:bidi="hi_IN"/>
+          </w:rPr>
+          <w:rPr>
+            <w:color w:val="0000EE"/>
+            <w:u w:val="single"/>
+          </w:rPr>
+          <w:t>18:24–27</w:t>
+        </w:r>
+      </w:hyperlink>
+      <w:r>
+        <w:rPr>
+          <w:lang w:val="hi_IN" w:bidi="hi_IN"/>
+        </w:rPr>
+        <w:t xml:space="preserve">; </w:t>
+      </w:r>
+      <w:hyperlink r:id="rId25">
+        <w:r>
+          <w:rPr>
+            <w:lang w:val="hi_IN" w:bidi="hi_IN"/>
+          </w:rPr>
+          <w:rPr>
+            <w:color w:val="0000EE"/>
+            <w:u w:val="single"/>
+          </w:rPr>
+          <w:t>24:1–53</w:t>
+        </w:r>
+      </w:hyperlink>
+      <w:r>
+        <w:rPr>
+          <w:lang w:val="hi_IN" w:bidi="hi_IN"/>
+        </w:rPr>
+        <w:t xml:space="preserve">; </w:t>
+      </w:r>
+      <w:hyperlink r:id="rId56">
+        <w:r>
+          <w:rPr>
+            <w:lang w:val="hi_IN" w:bidi="hi_IN"/>
+          </w:rPr>
+          <w:rPr>
+            <w:color w:val="0000EE"/>
+            <w:u w:val="single"/>
+          </w:rPr>
+          <w:t>यूहन्ना 1:12–14</w:t>
+        </w:r>
+      </w:hyperlink>
+      <w:r>
+        <w:rPr>
+          <w:lang w:val="hi_IN" w:bidi="hi_IN"/>
+        </w:rPr>
+        <w:t xml:space="preserve">; </w:t>
+      </w:r>
+      <w:hyperlink r:id="rId57">
+        <w:r>
+          <w:rPr>
+            <w:lang w:val="hi_IN" w:bidi="hi_IN"/>
+          </w:rPr>
+          <w:rPr>
+            <w:color w:val="0000EE"/>
+            <w:u w:val="single"/>
+          </w:rPr>
+          <w:t>3:2–8</w:t>
+        </w:r>
+      </w:hyperlink>
+      <w:r>
+        <w:rPr>
+          <w:lang w:val="hi_IN" w:bidi="hi_IN"/>
+        </w:rPr>
+        <w:t xml:space="preserve">, </w:t>
+      </w:r>
+      <w:hyperlink r:id="rId34">
+        <w:r>
+          <w:rPr>
+            <w:lang w:val="hi_IN" w:bidi="hi_IN"/>
+          </w:rPr>
+          <w:rPr>
+            <w:color w:val="0000EE"/>
+            <w:u w:val="single"/>
+          </w:rPr>
+          <w:t>16</w:t>
+        </w:r>
+      </w:hyperlink>
+      <w:r>
+        <w:rPr>
+          <w:lang w:val="hi_IN" w:bidi="hi_IN"/>
+        </w:rPr>
+        <w:t xml:space="preserve">; </w:t>
+      </w:r>
+      <w:hyperlink r:id="rId58">
+        <w:r>
+          <w:rPr>
+            <w:lang w:val="hi_IN" w:bidi="hi_IN"/>
+          </w:rPr>
+          <w:rPr>
+            <w:color w:val="0000EE"/>
+            <w:u w:val="single"/>
+          </w:rPr>
+          <w:t>20:1–21:25</w:t>
+        </w:r>
+      </w:hyperlink>
+      <w:r>
+        <w:rPr>
+          <w:lang w:val="hi_IN" w:bidi="hi_IN"/>
+        </w:rPr>
+        <w:t xml:space="preserve">; </w:t>
+      </w:r>
+      <w:hyperlink r:id="rId59">
+        <w:r>
+          <w:rPr>
+            <w:lang w:val="hi_IN" w:bidi="hi_IN"/>
+          </w:rPr>
+          <w:rPr>
+            <w:color w:val="0000EE"/>
+            <w:u w:val="single"/>
+          </w:rPr>
+          <w:t>प्रेरितों के काम 4:29–31</w:t>
+        </w:r>
+      </w:hyperlink>
+      <w:r>
+        <w:rPr>
+          <w:lang w:val="hi_IN" w:bidi="hi_IN"/>
+        </w:rPr>
+        <w:t xml:space="preserve">; </w:t>
+      </w:r>
+      <w:hyperlink r:id="rId60">
+        <w:r>
+          <w:rPr>
+            <w:lang w:val="hi_IN" w:bidi="hi_IN"/>
+          </w:rPr>
+          <w:rPr>
+            <w:color w:val="0000EE"/>
+            <w:u w:val="single"/>
+          </w:rPr>
+          <w:t>5:12–16</w:t>
+        </w:r>
+      </w:hyperlink>
+      <w:r>
+        <w:rPr>
+          <w:lang w:val="hi_IN" w:bidi="hi_IN"/>
+        </w:rPr>
+        <w:t xml:space="preserve">; </w:t>
+      </w:r>
+      <w:hyperlink r:id="rId46">
+        <w:r>
+          <w:rPr>
+            <w:lang w:val="hi_IN" w:bidi="hi_IN"/>
+          </w:rPr>
+          <w:rPr>
+            <w:color w:val="0000EE"/>
+            <w:u w:val="single"/>
+          </w:rPr>
+          <w:t>6:8</w:t>
+        </w:r>
+      </w:hyperlink>
+      <w:r>
+        <w:rPr>
+          <w:lang w:val="hi_IN" w:bidi="hi_IN"/>
+        </w:rPr>
+        <w:t xml:space="preserve">; </w:t>
+      </w:r>
+      <w:hyperlink r:id="rId61">
+        <w:r>
+          <w:rPr>
+            <w:lang w:val="hi_IN" w:bidi="hi_IN"/>
+          </w:rPr>
+          <w:rPr>
+            <w:color w:val="0000EE"/>
+            <w:u w:val="single"/>
+          </w:rPr>
+          <w:t>8:4–23</w:t>
+        </w:r>
+      </w:hyperlink>
+      <w:r>
+        <w:rPr>
+          <w:lang w:val="hi_IN" w:bidi="hi_IN"/>
+        </w:rPr>
+        <w:t xml:space="preserve">; </w:t>
+      </w:r>
+      <w:hyperlink r:id="rId48">
+        <w:r>
+          <w:rPr>
+            <w:lang w:val="hi_IN" w:bidi="hi_IN"/>
+          </w:rPr>
+          <w:rPr>
+            <w:color w:val="0000EE"/>
+            <w:u w:val="single"/>
+          </w:rPr>
+          <w:t>9:32–42</w:t>
+        </w:r>
+      </w:hyperlink>
+      <w:r>
+        <w:rPr>
+          <w:lang w:val="hi_IN" w:bidi="hi_IN"/>
+        </w:rPr>
+        <w:t xml:space="preserve">; </w:t>
+      </w:r>
+      <w:hyperlink r:id="rId62">
+        <w:r>
+          <w:rPr>
+            <w:lang w:val="hi_IN" w:bidi="hi_IN"/>
+          </w:rPr>
+          <w:rPr>
+            <w:color w:val="0000EE"/>
+            <w:u w:val="single"/>
+          </w:rPr>
+          <w:t>14:3–4</w:t>
+        </w:r>
+      </w:hyperlink>
+      <w:r>
+        <w:rPr>
+          <w:lang w:val="hi_IN" w:bidi="hi_IN"/>
+        </w:rPr>
+        <w:t xml:space="preserve">; </w:t>
+      </w:r>
+      <w:hyperlink r:id="rId30">
+        <w:r>
+          <w:rPr>
+            <w:lang w:val="hi_IN" w:bidi="hi_IN"/>
+          </w:rPr>
+          <w:rPr>
+            <w:color w:val="0000EE"/>
+            <w:u w:val="single"/>
+          </w:rPr>
+          <w:t>26:8</w:t>
+        </w:r>
+      </w:hyperlink>
+      <w:r>
+        <w:rPr>
+          <w:lang w:val="hi_IN" w:bidi="hi_IN"/>
+        </w:rPr>
+        <w:t xml:space="preserve">; </w:t>
+      </w:r>
+      <w:hyperlink r:id="rId63">
+        <w:r>
+          <w:rPr>
+            <w:lang w:val="hi_IN" w:bidi="hi_IN"/>
+          </w:rPr>
+          <w:rPr>
+            <w:color w:val="0000EE"/>
+            <w:u w:val="single"/>
+          </w:rPr>
+          <w:t>रोमियों 5:1</w:t>
+        </w:r>
+      </w:hyperlink>
+      <w:r>
+        <w:rPr>
+          <w:lang w:val="hi_IN" w:bidi="hi_IN"/>
+        </w:rPr>
+        <w:t xml:space="preserve">, </w:t>
+      </w:r>
+      <w:hyperlink r:id="rId35">
+        <w:r>
+          <w:rPr>
+            <w:lang w:val="hi_IN" w:bidi="hi_IN"/>
+          </w:rPr>
+          <w:rPr>
+            <w:color w:val="0000EE"/>
+            <w:u w:val="single"/>
+          </w:rPr>
+          <w:t>8</w:t>
+        </w:r>
+      </w:hyperlink>
+      <w:r>
+        <w:rPr>
+          <w:lang w:val="hi_IN" w:bidi="hi_IN"/>
+        </w:rPr>
+        <w:t xml:space="preserve">; </w:t>
+      </w:r>
+      <w:hyperlink r:id="rId36">
+        <w:r>
+          <w:rPr>
+            <w:lang w:val="hi_IN" w:bidi="hi_IN"/>
+          </w:rPr>
+          <w:rPr>
+            <w:color w:val="0000EE"/>
+            <w:u w:val="single"/>
+          </w:rPr>
+          <w:t>8:32</w:t>
+        </w:r>
+      </w:hyperlink>
+      <w:r>
+        <w:rPr>
+          <w:lang w:val="hi_IN" w:bidi="hi_IN"/>
+        </w:rPr>
+        <w:t xml:space="preserve">; </w:t>
+      </w:r>
+      <w:hyperlink r:id="rId37">
+        <w:r>
+          <w:rPr>
+            <w:lang w:val="hi_IN" w:bidi="hi_IN"/>
+          </w:rPr>
+          <w:rPr>
+            <w:color w:val="0000EE"/>
+            <w:u w:val="single"/>
+          </w:rPr>
+          <w:t>इफिसियों 2:4–5</w:t>
+        </w:r>
+      </w:hyperlink>
+      <w:r>
+        <w:rPr>
+          <w:lang w:val="hi_IN" w:bidi="hi_IN"/>
+        </w:rPr>
+        <w:t xml:space="preserve">, </w:t>
+      </w:r>
+      <w:hyperlink r:id="rId33">
+        <w:r>
+          <w:rPr>
+            <w:lang w:val="hi_IN" w:bidi="hi_IN"/>
+          </w:rPr>
+          <w:rPr>
+            <w:color w:val="0000EE"/>
+            <w:u w:val="single"/>
+          </w:rPr>
+          <w:t>8–10</w:t>
+        </w:r>
+      </w:hyperlink>
+      <w:r>
+        <w:rPr>
+          <w:lang w:val="hi_IN" w:bidi="hi_IN"/>
+        </w:rPr>
+        <w:t xml:space="preserve">; </w:t>
+      </w:r>
+      <w:hyperlink r:id="rId51">
+        <w:r>
+          <w:rPr>
+            <w:lang w:val="hi_IN" w:bidi="hi_IN"/>
+          </w:rPr>
+          <w:rPr>
+            <w:color w:val="0000EE"/>
+            <w:u w:val="single"/>
+          </w:rPr>
+          <w:t>इब्रानियों 2:4</w:t>
+        </w:r>
+      </w:hyperlink>
+      <w:r>
+        <w:rPr>
+          <w:lang w:val="hi_IN" w:bidi="hi_IN"/>
+        </w:rPr>
+        <w:t xml:space="preserve">; </w:t>
+      </w:r>
+      <w:hyperlink r:id="rId64">
+        <w:r>
+          <w:rPr>
+            <w:lang w:val="hi_IN" w:bidi="hi_IN"/>
+          </w:rPr>
+          <w:rPr>
+            <w:color w:val="0000EE"/>
+            <w:u w:val="single"/>
+          </w:rPr>
+          <w:t>1 पतरस 1:3–5</w:t>
+        </w:r>
+      </w:hyperlink>
+      <w:r>
+        <w:rPr>
+          <w:lang w:val="hi_IN" w:bidi="hi_IN"/>
+        </w:rPr>
+        <w:t xml:space="preserve">; </w:t>
+      </w:r>
+      <w:hyperlink r:id="rId65">
+        <w:r>
+          <w:rPr>
+            <w:lang w:val="hi_IN" w:bidi="hi_IN"/>
+          </w:rPr>
+          <w:rPr>
+            <w:color w:val="0000EE"/>
+            <w:u w:val="single"/>
+          </w:rPr>
+          <w:t>1 यूहन्ना 5:12–13</w:t>
+        </w:r>
+      </w:hyperlink>
+      <w:r>
+        <w:rPr>
+          <w:lang w:val="hi_IN" w:bidi="hi_IN"/>
+        </w:rPr>
+      </w:r>
+      <w:r>
+        <w:rPr>
+          <w:lang w:val="hi_IN" w:bidi="hi_IN"/>
+        </w:rPr>
       </w:r>
     </w:p>
     <w:p>
@@ -1505,11 +1566,21 @@
           <w:lang w:val="hi_IN" w:bidi="hi_IN"/>
         </w:rPr>
       </w:r>
-      <w:r>
-        <w:rPr>
-          <w:lang w:val="hi_IN" w:bidi="hi_IN"/>
-        </w:rPr>
-        <w:t>राज्य के अंतिम दशकों में, यहूदा और यरूशलेम के लोग बाबेल के विजय के खतरे के अधीन थे। एक सदी से अधिक पहले, अश्शूरियों ने इस्राएल के उत्तरी राज्य को नष्ट कर दिया था, यहूदा पर आक्रमण किया था, और यरूशलेम पर हमला किया था। यह घटनाएँ यहूदा के लोगों की स्मृतियों में स्पष्ट रूप से बनी रहीं। भविष्यद्वक्ता यिर्मयाह ने एक और आने वाले आक्रमण और उसके कारण होने वाले विनाश की चेतावनी दी।</w:t>
+    </w:p>
+    <w:p>
+      <w:pPr>
+        <w:pStyle w:val="Heading2"/>
+      </w:pPr>
+      <w:r>
+        <w:rPr>
+          <w:lang w:val="hi_IN" w:bidi="hi_IN"/>
+        </w:rPr>
+        <w:t>चरवाहा</w:t>
+      </w:r>
+      <w:r>
+        <w:rPr>
+          <w:lang w:val="hi_IN" w:bidi="hi_IN"/>
+        </w:rPr>
       </w:r>
     </w:p>
     <w:p>
@@ -1523,7 +1594,79 @@
         <w:rPr>
           <w:lang w:val="hi_IN" w:bidi="hi_IN"/>
         </w:rPr>
-        <w:t>जब आक्रमण का खतरा मंडराने लगा, तो लोग आने वाले कष्ट से बचने के उपाय ढूंढने का प्रयास करने लगते थे। यिर्मयाह जैसे नबी परमेश्वर के लोगों से झूठे देवताओं को छोड़ने और प्रभु की आज्ञा का पालन करने का आग्रह करते थे। उन्होंने शक्तिशाली सहयोगियों पर निर्भर रहने के खिलाफ सलाह दी। इसके बजाय, उन्होंने प्रभु की सुरक्षा की खोज करने के लिए प्रोत्साहित किया।</w:t>
+        <w:t>प्राचीन यहूदी समाज में, जो चरवाहे भेड़ या बकरियों की देखभाल करते थे, वे अत्यन्त महत्वपूर्ण थे। चरवाहे प्राचीन पश्चिमी एशिया में अनिवार्य थे। हर सुबह, चरवाहे भेड़-बकरियों को बाहर ले जाते थे (</w:t>
+      </w:r>
+      <w:hyperlink r:id="rId66">
+        <w:r>
+          <w:rPr>
+            <w:lang w:val="hi_IN" w:bidi="hi_IN"/>
+          </w:rPr>
+          <w:rPr>
+            <w:color w:val="0000EE"/>
+            <w:u w:val="single"/>
+          </w:rPr>
+          <w:t>यूह 10:2–4</w:t>
+        </w:r>
+      </w:hyperlink>
+      <w:r>
+        <w:rPr>
+          <w:lang w:val="hi_IN" w:bidi="hi_IN"/>
+        </w:rPr>
+        <w:t>)। वे घास और पानी ढूंढते और उन्हें वन पशुओं से बचाते थे (</w:t>
+      </w:r>
+      <w:hyperlink r:id="rId67">
+        <w:r>
+          <w:rPr>
+            <w:lang w:val="hi_IN" w:bidi="hi_IN"/>
+          </w:rPr>
+          <w:rPr>
+            <w:color w:val="0000EE"/>
+            <w:u w:val="single"/>
+          </w:rPr>
+          <w:t>आमो 3:12</w:t>
+        </w:r>
+      </w:hyperlink>
+      <w:r>
+        <w:rPr>
+          <w:lang w:val="hi_IN" w:bidi="hi_IN"/>
+        </w:rPr>
+        <w:t>)। वे उन भेड़-बकरियों की खोज करते और उन्हें वापस लाते जो भटक जातीं थी (</w:t>
+      </w:r>
+      <w:hyperlink r:id="rId68">
+        <w:r>
+          <w:rPr>
+            <w:lang w:val="hi_IN" w:bidi="hi_IN"/>
+          </w:rPr>
+          <w:rPr>
+            <w:color w:val="0000EE"/>
+            <w:u w:val="single"/>
+          </w:rPr>
+          <w:t>यहेज 34:8</w:t>
+        </w:r>
+      </w:hyperlink>
+      <w:r>
+        <w:rPr>
+          <w:lang w:val="hi_IN" w:bidi="hi_IN"/>
+        </w:rPr>
+        <w:t xml:space="preserve">; </w:t>
+      </w:r>
+      <w:hyperlink r:id="rId69">
+        <w:r>
+          <w:rPr>
+            <w:lang w:val="hi_IN" w:bidi="hi_IN"/>
+          </w:rPr>
+          <w:rPr>
+            <w:color w:val="0000EE"/>
+            <w:u w:val="single"/>
+          </w:rPr>
+          <w:t>मत्ती 18:12</w:t>
+        </w:r>
+      </w:hyperlink>
+      <w:r>
+        <w:rPr>
+          <w:lang w:val="hi_IN" w:bidi="hi_IN"/>
+        </w:rPr>
+        <w:t>)। वे हर शाम भेड़-बकरियों को बाड़े में वापस लाते थे।</w:t>
       </w:r>
     </w:p>
     <w:p>
@@ -1537,7 +1680,110 @@
         <w:rPr>
           <w:lang w:val="hi_IN" w:bidi="hi_IN"/>
         </w:rPr>
-        <w:t>भविष्यवक्ताओं ने कभी-कभी विस्तार से वर्णन किया कि आक्रमण के दौरान क्या होगा। उनका उद्देश्य परमेश्वर के लोगों को डराना या हतोत्साहित करना नहीं था। परमेश्वर ने उन्हें आज्ञाकारिता के लिए प्रोत्साहित करने के लिए भेजा। वे चाहते थे कि लोग उद्धार के लिए प्रभु पर भरोसा करें और उनके बचाव का अनुभव करें। इसी तरह राजा हिजकिय्याह ने एक सदी पहले अश्शूरी आक्रमण के प्रति प्रतिक्रिया दी थी। उन्होंने प्रभु पर भरोसा किया, और प्रभु ने उन्हें और उनके लोगों को बचाया।</w:t>
+        <w:t xml:space="preserve">शब्द </w:t>
+      </w:r>
+      <w:r>
+        <w:rPr>
+          <w:i/>
+          <w:lang w:val="hi_IN" w:bidi="hi_IN"/>
+        </w:rPr>
+        <w:t>चरवाहा</w:t>
+      </w:r>
+      <w:r>
+        <w:rPr>
+          <w:lang w:val="hi_IN" w:bidi="hi_IN"/>
+        </w:rPr>
+        <w:t xml:space="preserve"> शासक के लिए एक सामान्य शब्द बन गया है। लोग अक्सर अश्शूर, बेबीलोन, और मिस्र के राजाओं को चरवाहा कहते थे क्योंकि वे अपने लोगों की रक्षा करते थे। यह रूपक पुराने नियम में भी आम है (</w:t>
+      </w:r>
+      <w:hyperlink r:id="rId70">
+        <w:r>
+          <w:rPr>
+            <w:lang w:val="hi_IN" w:bidi="hi_IN"/>
+          </w:rPr>
+          <w:rPr>
+            <w:color w:val="0000EE"/>
+            <w:u w:val="single"/>
+          </w:rPr>
+          <w:t>गिन 27:17</w:t>
+        </w:r>
+      </w:hyperlink>
+      <w:r>
+        <w:rPr>
+          <w:lang w:val="hi_IN" w:bidi="hi_IN"/>
+        </w:rPr>
+        <w:t xml:space="preserve">; </w:t>
+      </w:r>
+      <w:hyperlink r:id="rId71">
+        <w:r>
+          <w:rPr>
+            <w:lang w:val="hi_IN" w:bidi="hi_IN"/>
+          </w:rPr>
+          <w:rPr>
+            <w:color w:val="0000EE"/>
+            <w:u w:val="single"/>
+          </w:rPr>
+          <w:t>1 रा 22:17</w:t>
+        </w:r>
+      </w:hyperlink>
+      <w:r>
+        <w:rPr>
+          <w:lang w:val="hi_IN" w:bidi="hi_IN"/>
+        </w:rPr>
+        <w:t xml:space="preserve">; </w:t>
+      </w:r>
+      <w:hyperlink r:id="rId72">
+        <w:r>
+          <w:rPr>
+            <w:lang w:val="hi_IN" w:bidi="hi_IN"/>
+          </w:rPr>
+          <w:rPr>
+            <w:color w:val="0000EE"/>
+            <w:u w:val="single"/>
+          </w:rPr>
+          <w:t>यिर्म 10:21</w:t>
+        </w:r>
+      </w:hyperlink>
+      <w:r>
+        <w:rPr>
+          <w:lang w:val="hi_IN" w:bidi="hi_IN"/>
+        </w:rPr>
+        <w:t xml:space="preserve">; </w:t>
+      </w:r>
+      <w:hyperlink r:id="rId73">
+        <w:r>
+          <w:rPr>
+            <w:lang w:val="hi_IN" w:bidi="hi_IN"/>
+          </w:rPr>
+          <w:rPr>
+            <w:color w:val="0000EE"/>
+            <w:u w:val="single"/>
+          </w:rPr>
+          <w:t>23:1–2</w:t>
+        </w:r>
+      </w:hyperlink>
+      <w:r>
+        <w:rPr>
+          <w:lang w:val="hi_IN" w:bidi="hi_IN"/>
+        </w:rPr>
+        <w:t xml:space="preserve">; </w:t>
+      </w:r>
+      <w:hyperlink r:id="rId74">
+        <w:r>
+          <w:rPr>
+            <w:lang w:val="hi_IN" w:bidi="hi_IN"/>
+          </w:rPr>
+          <w:rPr>
+            <w:color w:val="0000EE"/>
+            <w:u w:val="single"/>
+          </w:rPr>
+          <w:t>यहेज 34:1–10</w:t>
+        </w:r>
+      </w:hyperlink>
+      <w:r>
+        <w:rPr>
+          <w:lang w:val="hi_IN" w:bidi="hi_IN"/>
+        </w:rPr>
+        <w:t>)।</w:t>
       </w:r>
     </w:p>
     <w:p>
@@ -1549,10 +1795,171 @@
       </w:r>
       <w:r>
         <w:rPr>
-          <w:u w:val="single"/>
-          <w:lang w:val="hi_IN" w:bidi="hi_IN"/>
-        </w:rPr>
-        <w:t>आगे के अध्ययन के लिए अंश</w:t>
+          <w:lang w:val="hi_IN" w:bidi="hi_IN"/>
+        </w:rPr>
+        <w:t>पुराना नियम परमेश्वर को इस्राएल का "चरवाहा" मानता है, जो अपने लोगों की भलाई के हर पहलू की देखभाल करते हैं (</w:t>
+      </w:r>
+      <w:hyperlink r:id="rId75">
+        <w:r>
+          <w:rPr>
+            <w:lang w:val="hi_IN" w:bidi="hi_IN"/>
+          </w:rPr>
+          <w:rPr>
+            <w:color w:val="0000EE"/>
+            <w:u w:val="single"/>
+          </w:rPr>
+          <w:t>उत 49:24</w:t>
+        </w:r>
+      </w:hyperlink>
+      <w:r>
+        <w:rPr>
+          <w:lang w:val="hi_IN" w:bidi="hi_IN"/>
+        </w:rPr>
+        <w:t xml:space="preserve">; </w:t>
+      </w:r>
+      <w:hyperlink r:id="rId76">
+        <w:r>
+          <w:rPr>
+            <w:lang w:val="hi_IN" w:bidi="hi_IN"/>
+          </w:rPr>
+          <w:rPr>
+            <w:color w:val="0000EE"/>
+            <w:u w:val="single"/>
+          </w:rPr>
+          <w:t>भज 23:1</w:t>
+        </w:r>
+      </w:hyperlink>
+      <w:r>
+        <w:rPr>
+          <w:lang w:val="hi_IN" w:bidi="hi_IN"/>
+        </w:rPr>
+        <w:t xml:space="preserve">; </w:t>
+      </w:r>
+      <w:hyperlink r:id="rId77">
+        <w:r>
+          <w:rPr>
+            <w:lang w:val="hi_IN" w:bidi="hi_IN"/>
+          </w:rPr>
+          <w:rPr>
+            <w:color w:val="0000EE"/>
+            <w:u w:val="single"/>
+          </w:rPr>
+          <w:t>80:1</w:t>
+        </w:r>
+      </w:hyperlink>
+      <w:r>
+        <w:rPr>
+          <w:lang w:val="hi_IN" w:bidi="hi_IN"/>
+        </w:rPr>
+        <w:t xml:space="preserve">; </w:t>
+      </w:r>
+      <w:hyperlink r:id="rId78">
+        <w:r>
+          <w:rPr>
+            <w:lang w:val="hi_IN" w:bidi="hi_IN"/>
+          </w:rPr>
+          <w:rPr>
+            <w:color w:val="0000EE"/>
+            <w:u w:val="single"/>
+          </w:rPr>
+          <w:t>यशा 40:11</w:t>
+        </w:r>
+      </w:hyperlink>
+      <w:r>
+        <w:rPr>
+          <w:lang w:val="hi_IN" w:bidi="hi_IN"/>
+        </w:rPr>
+        <w:t>)। परमेश्वर स्वयं अपनी भेड़-बकरियों की देखभाल करेंगे (</w:t>
+      </w:r>
+      <w:hyperlink r:id="rId79">
+        <w:r>
+          <w:rPr>
+            <w:lang w:val="hi_IN" w:bidi="hi_IN"/>
+          </w:rPr>
+          <w:rPr>
+            <w:color w:val="0000EE"/>
+            <w:u w:val="single"/>
+          </w:rPr>
+          <w:t>यिर्म 23:3</w:t>
+        </w:r>
+      </w:hyperlink>
+      <w:r>
+        <w:rPr>
+          <w:lang w:val="hi_IN" w:bidi="hi_IN"/>
+        </w:rPr>
+        <w:t xml:space="preserve">; </w:t>
+      </w:r>
+      <w:hyperlink r:id="rId80">
+        <w:r>
+          <w:rPr>
+            <w:lang w:val="hi_IN" w:bidi="hi_IN"/>
+          </w:rPr>
+          <w:rPr>
+            <w:color w:val="0000EE"/>
+            <w:u w:val="single"/>
+          </w:rPr>
+          <w:t>31:10</w:t>
+        </w:r>
+      </w:hyperlink>
+      <w:r>
+        <w:rPr>
+          <w:lang w:val="hi_IN" w:bidi="hi_IN"/>
+        </w:rPr>
+        <w:t xml:space="preserve">; </w:t>
+      </w:r>
+      <w:hyperlink r:id="rId81">
+        <w:r>
+          <w:rPr>
+            <w:lang w:val="hi_IN" w:bidi="hi_IN"/>
+          </w:rPr>
+          <w:rPr>
+            <w:color w:val="0000EE"/>
+            <w:u w:val="single"/>
+          </w:rPr>
+          <w:t>यहेज 34:11–22</w:t>
+        </w:r>
+      </w:hyperlink>
+      <w:r>
+        <w:rPr>
+          <w:lang w:val="hi_IN" w:bidi="hi_IN"/>
+        </w:rPr>
+        <w:t>)। उन्होंने यह वादा किया कि वह ऐसे विश्वासयोग्य अगुवे देंगे जो उनके लोगों की देखभाल करेंगे (</w:t>
+      </w:r>
+      <w:hyperlink r:id="rId82">
+        <w:r>
+          <w:rPr>
+            <w:lang w:val="hi_IN" w:bidi="hi_IN"/>
+          </w:rPr>
+          <w:rPr>
+            <w:color w:val="0000EE"/>
+            <w:u w:val="single"/>
+          </w:rPr>
+          <w:t>यिर्म 3:15</w:t>
+        </w:r>
+      </w:hyperlink>
+      <w:r>
+        <w:rPr>
+          <w:lang w:val="hi_IN" w:bidi="hi_IN"/>
+        </w:rPr>
+        <w:t xml:space="preserve">; </w:t>
+      </w:r>
+      <w:hyperlink r:id="rId83">
+        <w:r>
+          <w:rPr>
+            <w:lang w:val="hi_IN" w:bidi="hi_IN"/>
+          </w:rPr>
+          <w:rPr>
+            <w:color w:val="0000EE"/>
+            <w:u w:val="single"/>
+          </w:rPr>
+          <w:t>23:4</w:t>
+        </w:r>
+      </w:hyperlink>
+      <w:r>
+        <w:rPr>
+          <w:lang w:val="hi_IN" w:bidi="hi_IN"/>
+        </w:rPr>
+        <w:t>)।</w:t>
       </w:r>
     </w:p>
     <w:p>
@@ -1562,153 +1969,42 @@
           <w:lang w:val="hi_IN" w:bidi="hi_IN"/>
         </w:rPr>
       </w:r>
-      <w:hyperlink r:id="rId55">
-        <w:r>
-          <w:rPr>
-            <w:lang w:val="hi_IN" w:bidi="hi_IN"/>
-          </w:rPr>
-          <w:rPr>
-            <w:color w:val="0000EE"/>
-            <w:u w:val="single"/>
-          </w:rPr>
-          <w:t>उत्पत्ति 14:1–16</w:t>
-        </w:r>
-      </w:hyperlink>
-      <w:r>
-        <w:rPr>
-          <w:lang w:val="hi_IN" w:bidi="hi_IN"/>
-        </w:rPr>
-        <w:t xml:space="preserve">; </w:t>
-      </w:r>
-      <w:hyperlink r:id="rId56">
-        <w:r>
-          <w:rPr>
-            <w:lang w:val="hi_IN" w:bidi="hi_IN"/>
-          </w:rPr>
-          <w:rPr>
-            <w:color w:val="0000EE"/>
-            <w:u w:val="single"/>
-          </w:rPr>
-          <w:t>2 राजा 17:5–23</w:t>
-        </w:r>
-      </w:hyperlink>
-      <w:r>
-        <w:rPr>
-          <w:lang w:val="hi_IN" w:bidi="hi_IN"/>
-        </w:rPr>
-        <w:t xml:space="preserve">; </w:t>
-      </w:r>
-      <w:hyperlink r:id="rId57">
-        <w:r>
-          <w:rPr>
-            <w:lang w:val="hi_IN" w:bidi="hi_IN"/>
-          </w:rPr>
-          <w:rPr>
-            <w:color w:val="0000EE"/>
-            <w:u w:val="single"/>
-          </w:rPr>
-          <w:t>18:13–19:37</w:t>
-        </w:r>
-      </w:hyperlink>
-      <w:r>
-        <w:rPr>
-          <w:lang w:val="hi_IN" w:bidi="hi_IN"/>
-        </w:rPr>
-        <w:t xml:space="preserve">; </w:t>
-      </w:r>
-      <w:hyperlink r:id="rId58">
-        <w:r>
-          <w:rPr>
-            <w:lang w:val="hi_IN" w:bidi="hi_IN"/>
-          </w:rPr>
-          <w:rPr>
-            <w:color w:val="0000EE"/>
-            <w:u w:val="single"/>
-          </w:rPr>
-          <w:t>यशायाह 6:8–13</w:t>
-        </w:r>
-      </w:hyperlink>
-      <w:r>
-        <w:rPr>
-          <w:lang w:val="hi_IN" w:bidi="hi_IN"/>
-        </w:rPr>
-        <w:t xml:space="preserve">; </w:t>
-      </w:r>
-      <w:hyperlink r:id="rId59">
-        <w:r>
-          <w:rPr>
-            <w:lang w:val="hi_IN" w:bidi="hi_IN"/>
-          </w:rPr>
-          <w:rPr>
-            <w:color w:val="0000EE"/>
-            <w:u w:val="single"/>
-          </w:rPr>
-          <w:t>36:1–37:38</w:t>
-        </w:r>
-      </w:hyperlink>
-      <w:r>
-        <w:rPr>
-          <w:lang w:val="hi_IN" w:bidi="hi_IN"/>
-        </w:rPr>
-        <w:t xml:space="preserve">; </w:t>
-      </w:r>
-      <w:hyperlink r:id="rId60">
-        <w:r>
-          <w:rPr>
-            <w:lang w:val="hi_IN" w:bidi="hi_IN"/>
-          </w:rPr>
-          <w:rPr>
-            <w:color w:val="0000EE"/>
-            <w:u w:val="single"/>
-          </w:rPr>
-          <w:t>65:21–23</w:t>
-        </w:r>
-      </w:hyperlink>
-      <w:r>
-        <w:rPr>
-          <w:lang w:val="hi_IN" w:bidi="hi_IN"/>
-        </w:rPr>
-        <w:t xml:space="preserve">; </w:t>
-      </w:r>
-      <w:hyperlink r:id="rId61">
-        <w:r>
-          <w:rPr>
-            <w:lang w:val="hi_IN" w:bidi="hi_IN"/>
-          </w:rPr>
-          <w:rPr>
-            <w:color w:val="0000EE"/>
-            <w:u w:val="single"/>
-          </w:rPr>
-          <w:t>यिर्मयाह 6:22–26</w:t>
-        </w:r>
-      </w:hyperlink>
-      <w:r>
-        <w:rPr>
-          <w:lang w:val="hi_IN" w:bidi="hi_IN"/>
-        </w:rPr>
-        <w:t xml:space="preserve">; </w:t>
-      </w:r>
-      <w:hyperlink r:id="rId62">
-        <w:r>
-          <w:rPr>
-            <w:lang w:val="hi_IN" w:bidi="hi_IN"/>
-          </w:rPr>
-          <w:rPr>
-            <w:color w:val="0000EE"/>
-            <w:u w:val="single"/>
-          </w:rPr>
-          <w:t>19:7–15</w:t>
-        </w:r>
-      </w:hyperlink>
-      <w:r>
-        <w:rPr>
-          <w:lang w:val="hi_IN" w:bidi="hi_IN"/>
-        </w:rPr>
-      </w:r>
-      <w:r>
-        <w:rPr>
-          <w:lang w:val="hi_IN" w:bidi="hi_IN"/>
-        </w:rPr>
+      <w:r>
+        <w:rPr>
+          <w:lang w:val="hi_IN" w:bidi="hi_IN"/>
+        </w:rPr>
+        <w:t xml:space="preserve">जब इस्राएल के प्रारम्भिक अगुवे अविश्वासी थे, परमेश्वर अपने सेवक दाऊद को एक विश्वासी अगुवे के रूप में चुना। बाद में उन्होंने दाऊद के वंशजों को इस्राएल के ऊपर अगुवा के रूप में स्थापित करने का वादा किया (देखें </w:t>
+      </w:r>
+      <w:hyperlink r:id="rId84">
+        <w:r>
+          <w:rPr>
+            <w:lang w:val="hi_IN" w:bidi="hi_IN"/>
+          </w:rPr>
+          <w:rPr>
+            <w:color w:val="0000EE"/>
+            <w:u w:val="single"/>
+          </w:rPr>
+          <w:t>यहेज 34:23–24</w:t>
+        </w:r>
+      </w:hyperlink>
+      <w:r>
+        <w:rPr>
+          <w:lang w:val="hi_IN" w:bidi="hi_IN"/>
+        </w:rPr>
+        <w:t xml:space="preserve">)। भविष्यद्वक्ता यिर्मयाह के समय तक, </w:t>
+      </w:r>
+      <w:r>
+        <w:rPr>
+          <w:i/>
+          <w:lang w:val="hi_IN" w:bidi="hi_IN"/>
+        </w:rPr>
+        <w:t>चरवाहा</w:t>
+      </w:r>
+      <w:r>
+        <w:rPr>
+          <w:lang w:val="hi_IN" w:bidi="hi_IN"/>
+        </w:rPr>
+        <w:t xml:space="preserve"> आने वाले मसीह (परमेश्वर के चुने हुए) के लिए प्रयुक्त होने लगा था।</w:t>
       </w:r>
     </w:p>
     <w:p>
@@ -1718,21 +2014,113 @@
           <w:lang w:val="hi_IN" w:bidi="hi_IN"/>
         </w:rPr>
       </w:r>
-    </w:p>
-    <w:p>
-      <w:pPr>
-        <w:pStyle w:val="Heading2"/>
-      </w:pPr>
-      <w:r>
-        <w:rPr>
-          <w:lang w:val="hi_IN" w:bidi="hi_IN"/>
-        </w:rPr>
-        <w:t>घूस और भेंट</w:t>
-      </w:r>
-      <w:r>
-        <w:rPr>
-          <w:lang w:val="hi_IN" w:bidi="hi_IN"/>
-        </w:rPr>
+      <w:r>
+        <w:rPr>
+          <w:lang w:val="hi_IN" w:bidi="hi_IN"/>
+        </w:rPr>
+        <w:t>नए नियम में, यीशु ने स्वयं को "चरवाहा" कहा है (</w:t>
+      </w:r>
+      <w:hyperlink r:id="rId85">
+        <w:r>
+          <w:rPr>
+            <w:lang w:val="hi_IN" w:bidi="hi_IN"/>
+          </w:rPr>
+          <w:rPr>
+            <w:color w:val="0000EE"/>
+            <w:u w:val="single"/>
+          </w:rPr>
+          <w:t>मत्ती 25:31–33</w:t>
+        </w:r>
+      </w:hyperlink>
+      <w:r>
+        <w:rPr>
+          <w:lang w:val="hi_IN" w:bidi="hi_IN"/>
+        </w:rPr>
+        <w:t xml:space="preserve">; </w:t>
+      </w:r>
+      <w:hyperlink r:id="rId86">
+        <w:r>
+          <w:rPr>
+            <w:lang w:val="hi_IN" w:bidi="hi_IN"/>
+          </w:rPr>
+          <w:rPr>
+            <w:color w:val="0000EE"/>
+            <w:u w:val="single"/>
+          </w:rPr>
+          <w:t>मर 14:27</w:t>
+        </w:r>
+      </w:hyperlink>
+      <w:r>
+        <w:rPr>
+          <w:lang w:val="hi_IN" w:bidi="hi_IN"/>
+        </w:rPr>
+        <w:t xml:space="preserve">; </w:t>
+      </w:r>
+      <w:hyperlink r:id="rId87">
+        <w:r>
+          <w:rPr>
+            <w:lang w:val="hi_IN" w:bidi="hi_IN"/>
+          </w:rPr>
+          <w:rPr>
+            <w:color w:val="0000EE"/>
+            <w:u w:val="single"/>
+          </w:rPr>
+          <w:t>यूह 10:1–30</w:t>
+        </w:r>
+      </w:hyperlink>
+      <w:r>
+        <w:rPr>
+          <w:lang w:val="hi_IN" w:bidi="hi_IN"/>
+        </w:rPr>
+        <w:t>)। वह "</w:t>
+      </w:r>
+      <w:r>
+        <w:rPr>
+          <w:lang w:val="hi_IN" w:bidi="hi_IN"/>
+        </w:rPr>
+        <w:t>अच्छा चरवाहा</w:t>
+      </w:r>
+      <w:r>
+        <w:rPr>
+          <w:lang w:val="hi_IN" w:bidi="hi_IN"/>
+        </w:rPr>
+        <w:t>" हैं जो भेड़ों के लिए अपना जीवन बलिदान करते हैं (</w:t>
+      </w:r>
+      <w:hyperlink r:id="rId88">
+        <w:r>
+          <w:rPr>
+            <w:lang w:val="hi_IN" w:bidi="hi_IN"/>
+          </w:rPr>
+          <w:rPr>
+            <w:color w:val="0000EE"/>
+            <w:u w:val="single"/>
+          </w:rPr>
+          <w:t>यूह 10:11–18</w:t>
+        </w:r>
+      </w:hyperlink>
+      <w:r>
+        <w:rPr>
+          <w:lang w:val="hi_IN" w:bidi="hi_IN"/>
+        </w:rPr>
+        <w:t xml:space="preserve">; देखें </w:t>
+      </w:r>
+      <w:hyperlink r:id="rId89">
+        <w:r>
+          <w:rPr>
+            <w:lang w:val="hi_IN" w:bidi="hi_IN"/>
+          </w:rPr>
+          <w:rPr>
+            <w:color w:val="0000EE"/>
+            <w:u w:val="single"/>
+          </w:rPr>
+          <w:t>इब्रा 13:20</w:t>
+        </w:r>
+      </w:hyperlink>
+      <w:r>
+        <w:rPr>
+          <w:lang w:val="hi_IN" w:bidi="hi_IN"/>
+        </w:rPr>
+        <w:t xml:space="preserve"> भी)।</w:t>
       </w:r>
     </w:p>
     <w:p>
@@ -1746,91 +2134,43 @@
         <w:rPr>
           <w:lang w:val="hi_IN" w:bidi="hi_IN"/>
         </w:rPr>
-        <w:t xml:space="preserve">बाइबल, </w:t>
-      </w:r>
-      <w:r>
-        <w:rPr>
-          <w:lang w:val="hi_IN" w:bidi="hi_IN"/>
-        </w:rPr>
-        <w:t xml:space="preserve">घूस </w:t>
-      </w:r>
-      <w:r>
-        <w:rPr>
-          <w:lang w:val="hi_IN" w:bidi="hi_IN"/>
-        </w:rPr>
-        <w:t xml:space="preserve">(निर्णयों को अनुचित रूप से प्रभावित करने के लिए दिए गए भुगतान) और </w:t>
-      </w:r>
-      <w:r>
-        <w:rPr>
-          <w:lang w:val="hi_IN" w:bidi="hi_IN"/>
-        </w:rPr>
-        <w:t xml:space="preserve">भेंटों </w:t>
-      </w:r>
-      <w:r>
-        <w:rPr>
-          <w:lang w:val="hi_IN" w:bidi="hi_IN"/>
-        </w:rPr>
-        <w:t xml:space="preserve">(आदर दिखाने या संबंध बनाए रखने के लिए दी गई भेंट) के बारे में स्पष्ट शिक्षाएँ प्रदान करती है। </w:t>
-      </w:r>
-      <w:r>
-        <w:rPr>
-          <w:lang w:val="hi_IN" w:bidi="hi_IN"/>
-        </w:rPr>
-        <w:t xml:space="preserve">घूस </w:t>
-      </w:r>
-      <w:r>
-        <w:rPr>
-          <w:lang w:val="hi_IN" w:bidi="hi_IN"/>
-        </w:rPr>
-        <w:t xml:space="preserve">की कड़ी निंदा की जाती है क्योंकि वे न्याय को भ्रष्ट करती हैं और अनुचित व्यवहार की ओर ले जाती हैं। उदाहरण के लिए, </w:t>
-      </w:r>
-      <w:hyperlink r:id="rId63">
-        <w:r>
-          <w:rPr>
-            <w:lang w:val="hi_IN" w:bidi="hi_IN"/>
-          </w:rPr>
-          <w:rPr>
-            <w:color w:val="0000EE"/>
-            <w:u w:val="single"/>
-          </w:rPr>
-          <w:t>निर्गमन 23:8</w:t>
-        </w:r>
-      </w:hyperlink>
-      <w:r>
-        <w:rPr>
-          <w:lang w:val="hi_IN" w:bidi="hi_IN"/>
-        </w:rPr>
-        <w:t xml:space="preserve"> आदेश देता है, "</w:t>
-      </w:r>
-      <w:r>
-        <w:rPr>
-          <w:lang w:val="hi_IN" w:bidi="hi_IN"/>
-        </w:rPr>
-        <w:t>घूस न लेना, क्योंकि घूस देखनेवालों को भी अंधा कर देता और धर्मियों की बातें पलट देता है</w:t>
-      </w:r>
-      <w:r>
-        <w:rPr>
-          <w:lang w:val="hi_IN" w:bidi="hi_IN"/>
-        </w:rPr>
-        <w:t xml:space="preserve">" (देखें </w:t>
-      </w:r>
-      <w:hyperlink r:id="rId64">
-        <w:r>
-          <w:rPr>
-            <w:lang w:val="hi_IN" w:bidi="hi_IN"/>
-          </w:rPr>
-          <w:rPr>
-            <w:color w:val="0000EE"/>
-            <w:u w:val="single"/>
-          </w:rPr>
-          <w:t>व्य.वि.16:19</w:t>
-        </w:r>
-      </w:hyperlink>
-      <w:r>
-        <w:rPr>
-          <w:lang w:val="hi_IN" w:bidi="hi_IN"/>
-        </w:rPr>
-        <w:t xml:space="preserve"> भी)।</w:t>
+        <w:t>कलीसिया के अगुवे भी चरवाहे के रूप में जाने जाते हैं (</w:t>
+      </w:r>
+      <w:hyperlink r:id="rId90">
+        <w:r>
+          <w:rPr>
+            <w:lang w:val="hi_IN" w:bidi="hi_IN"/>
+          </w:rPr>
+          <w:rPr>
+            <w:color w:val="0000EE"/>
+            <w:u w:val="single"/>
+          </w:rPr>
+          <w:t>इफि 4:11</w:t>
+        </w:r>
+      </w:hyperlink>
+      <w:r>
+        <w:rPr>
+          <w:lang w:val="hi_IN" w:bidi="hi_IN"/>
+        </w:rPr>
+        <w:t>, जिसका अनुवाद "पासबान" के रूप में किया गया है)। परमेश्वर उन्हें कलीसिया को अपनी प्रजा की देखभाल करने के लिए देते हैं जैसे एक चरवाहा भेड़ों की देखभाल करता है, उन्हें परमेश्वर के मार्गों में मार्गदर्शन और शिक्षा देते हैं। उन्हें तब तक वफादार चरवाहे बने रहना चाहिए जब तक यीशु मसीह, "प्रधान चरवाहा," सीधे अपनी प्रजा का नेतृत्व करने के लिए नहीं आते (</w:t>
+      </w:r>
+      <w:hyperlink r:id="rId91">
+        <w:r>
+          <w:rPr>
+            <w:lang w:val="hi_IN" w:bidi="hi_IN"/>
+          </w:rPr>
+          <w:rPr>
+            <w:color w:val="0000EE"/>
+            <w:u w:val="single"/>
+          </w:rPr>
+          <w:t>1 पत 5:1–4</w:t>
+        </w:r>
+      </w:hyperlink>
+      <w:r>
+        <w:rPr>
+          <w:lang w:val="hi_IN" w:bidi="hi_IN"/>
+        </w:rPr>
+        <w:t>)।</w:t>
       </w:r>
     </w:p>
     <w:p>
@@ -1842,57 +2182,10 @@
       </w:r>
       <w:r>
         <w:rPr>
-          <w:lang w:val="hi_IN" w:bidi="hi_IN"/>
-        </w:rPr>
-        <w:t xml:space="preserve">नीतिवचन की पुस्तक में इस बात पर कई टिप्पणियाँ शामिल हैं कि समाज में घूस और </w:t>
-      </w:r>
-      <w:r>
-        <w:rPr>
-          <w:lang w:val="hi_IN" w:bidi="hi_IN"/>
-        </w:rPr>
-        <w:t xml:space="preserve">भेंट </w:t>
-      </w:r>
-      <w:r>
-        <w:rPr>
-          <w:lang w:val="hi_IN" w:bidi="hi_IN"/>
-        </w:rPr>
-        <w:t>कैसे काम करते हैं। कुछ पद परिणाम प्राप्त करने में घूस की प्रभावशीलता का वर्णन करते हैं (</w:t>
-      </w:r>
-      <w:hyperlink r:id="rId65">
-        <w:r>
-          <w:rPr>
-            <w:lang w:val="hi_IN" w:bidi="hi_IN"/>
-          </w:rPr>
-          <w:rPr>
-            <w:color w:val="0000EE"/>
-            <w:u w:val="single"/>
-          </w:rPr>
-          <w:t>नीति 17:8</w:t>
-        </w:r>
-      </w:hyperlink>
-      <w:r>
-        <w:rPr>
-          <w:lang w:val="hi_IN" w:bidi="hi_IN"/>
-        </w:rPr>
-        <w:t xml:space="preserve">; </w:t>
-      </w:r>
-      <w:hyperlink r:id="rId66">
-        <w:r>
-          <w:rPr>
-            <w:lang w:val="hi_IN" w:bidi="hi_IN"/>
-          </w:rPr>
-          <w:rPr>
-            <w:color w:val="0000EE"/>
-            <w:u w:val="single"/>
-          </w:rPr>
-          <w:t>18:16</w:t>
-        </w:r>
-      </w:hyperlink>
-      <w:r>
-        <w:rPr>
-          <w:lang w:val="hi_IN" w:bidi="hi_IN"/>
-        </w:rPr>
-        <w:t>)। ये पद मनुष्यों के व्यवहार का वर्णन करते हैं लेकिन घूसखोरी का समर्थन नहीं करते।</w:t>
+          <w:u w:val="single"/>
+          <w:lang w:val="hi_IN" w:bidi="hi_IN"/>
+        </w:rPr>
+        <w:t>आगे के अध्ययन के लिए अंश</w:t>
       </w:r>
     </w:p>
     <w:p>
@@ -1902,47 +2195,477 @@
           <w:lang w:val="hi_IN" w:bidi="hi_IN"/>
         </w:rPr>
       </w:r>
-      <w:r>
-        <w:rPr>
-          <w:lang w:val="hi_IN" w:bidi="hi_IN"/>
-        </w:rPr>
-        <w:t>नीतिवचन के अन्य पद स्पष्ट रूप से दिखाते हैं कि घूसखोरी गलत है, विशेष रूप से जब यह न्याय को भ्रष्ट करती है (</w:t>
-      </w:r>
-      <w:hyperlink r:id="rId67">
-        <w:r>
-          <w:rPr>
-            <w:lang w:val="hi_IN" w:bidi="hi_IN"/>
-          </w:rPr>
-          <w:rPr>
-            <w:color w:val="0000EE"/>
-            <w:u w:val="single"/>
-          </w:rPr>
-          <w:t>नीति 15:27</w:t>
-        </w:r>
-      </w:hyperlink>
-      <w:r>
-        <w:rPr>
-          <w:lang w:val="hi_IN" w:bidi="hi_IN"/>
-        </w:rPr>
-        <w:t xml:space="preserve">; </w:t>
-      </w:r>
-      <w:hyperlink r:id="rId68">
-        <w:r>
-          <w:rPr>
-            <w:lang w:val="hi_IN" w:bidi="hi_IN"/>
-          </w:rPr>
-          <w:rPr>
-            <w:color w:val="0000EE"/>
-            <w:u w:val="single"/>
-          </w:rPr>
-          <w:t>17:23</w:t>
-        </w:r>
-      </w:hyperlink>
-      <w:r>
-        <w:rPr>
-          <w:lang w:val="hi_IN" w:bidi="hi_IN"/>
-        </w:rPr>
-        <w:t>)।</w:t>
+      <w:hyperlink r:id="rId92">
+        <w:r>
+          <w:rPr>
+            <w:lang w:val="hi_IN" w:bidi="hi_IN"/>
+          </w:rPr>
+          <w:rPr>
+            <w:color w:val="0000EE"/>
+            <w:u w:val="single"/>
+          </w:rPr>
+          <w:t>उत्पत्ति 29:1–10</w:t>
+        </w:r>
+      </w:hyperlink>
+      <w:r>
+        <w:rPr>
+          <w:lang w:val="hi_IN" w:bidi="hi_IN"/>
+        </w:rPr>
+        <w:t xml:space="preserve">; </w:t>
+      </w:r>
+      <w:hyperlink r:id="rId93">
+        <w:r>
+          <w:rPr>
+            <w:lang w:val="hi_IN" w:bidi="hi_IN"/>
+          </w:rPr>
+          <w:rPr>
+            <w:color w:val="0000EE"/>
+            <w:u w:val="single"/>
+          </w:rPr>
+          <w:t>गिनती 27:16–18</w:t>
+        </w:r>
+      </w:hyperlink>
+      <w:r>
+        <w:rPr>
+          <w:lang w:val="hi_IN" w:bidi="hi_IN"/>
+        </w:rPr>
+        <w:t xml:space="preserve">; </w:t>
+      </w:r>
+      <w:hyperlink r:id="rId94">
+        <w:r>
+          <w:rPr>
+            <w:lang w:val="hi_IN" w:bidi="hi_IN"/>
+          </w:rPr>
+          <w:rPr>
+            <w:color w:val="0000EE"/>
+            <w:u w:val="single"/>
+          </w:rPr>
+          <w:t>2 शमूएल 7:7</w:t>
+        </w:r>
+      </w:hyperlink>
+      <w:r>
+        <w:rPr>
+          <w:lang w:val="hi_IN" w:bidi="hi_IN"/>
+        </w:rPr>
+        <w:t xml:space="preserve">; </w:t>
+      </w:r>
+      <w:hyperlink r:id="rId71">
+        <w:r>
+          <w:rPr>
+            <w:lang w:val="hi_IN" w:bidi="hi_IN"/>
+          </w:rPr>
+          <w:rPr>
+            <w:color w:val="0000EE"/>
+            <w:u w:val="single"/>
+          </w:rPr>
+          <w:t>1 राजा 22:17</w:t>
+        </w:r>
+      </w:hyperlink>
+      <w:r>
+        <w:rPr>
+          <w:lang w:val="hi_IN" w:bidi="hi_IN"/>
+        </w:rPr>
+        <w:t xml:space="preserve">; </w:t>
+      </w:r>
+      <w:hyperlink r:id="rId95">
+        <w:r>
+          <w:rPr>
+            <w:lang w:val="hi_IN" w:bidi="hi_IN"/>
+          </w:rPr>
+          <w:rPr>
+            <w:color w:val="0000EE"/>
+            <w:u w:val="single"/>
+          </w:rPr>
+          <w:t>1 इतिहास 11:2</w:t>
+        </w:r>
+      </w:hyperlink>
+      <w:r>
+        <w:rPr>
+          <w:lang w:val="hi_IN" w:bidi="hi_IN"/>
+        </w:rPr>
+        <w:t xml:space="preserve">; </w:t>
+      </w:r>
+      <w:hyperlink r:id="rId96">
+        <w:r>
+          <w:rPr>
+            <w:lang w:val="hi_IN" w:bidi="hi_IN"/>
+          </w:rPr>
+          <w:rPr>
+            <w:color w:val="0000EE"/>
+            <w:u w:val="single"/>
+          </w:rPr>
+          <w:t>भजन संहिता 23:1–6</w:t>
+        </w:r>
+      </w:hyperlink>
+      <w:r>
+        <w:rPr>
+          <w:lang w:val="hi_IN" w:bidi="hi_IN"/>
+        </w:rPr>
+        <w:t xml:space="preserve">; </w:t>
+      </w:r>
+      <w:hyperlink r:id="rId97">
+        <w:r>
+          <w:rPr>
+            <w:lang w:val="hi_IN" w:bidi="hi_IN"/>
+          </w:rPr>
+          <w:rPr>
+            <w:color w:val="0000EE"/>
+            <w:u w:val="single"/>
+          </w:rPr>
+          <w:t>77:20</w:t>
+        </w:r>
+      </w:hyperlink>
+      <w:r>
+        <w:rPr>
+          <w:lang w:val="hi_IN" w:bidi="hi_IN"/>
+        </w:rPr>
+        <w:t xml:space="preserve">; </w:t>
+      </w:r>
+      <w:hyperlink r:id="rId77">
+        <w:r>
+          <w:rPr>
+            <w:lang w:val="hi_IN" w:bidi="hi_IN"/>
+          </w:rPr>
+          <w:rPr>
+            <w:color w:val="0000EE"/>
+            <w:u w:val="single"/>
+          </w:rPr>
+          <w:t>80:1</w:t>
+        </w:r>
+      </w:hyperlink>
+      <w:r>
+        <w:rPr>
+          <w:lang w:val="hi_IN" w:bidi="hi_IN"/>
+        </w:rPr>
+        <w:t xml:space="preserve">; </w:t>
+      </w:r>
+      <w:hyperlink r:id="rId78">
+        <w:r>
+          <w:rPr>
+            <w:lang w:val="hi_IN" w:bidi="hi_IN"/>
+          </w:rPr>
+          <w:rPr>
+            <w:color w:val="0000EE"/>
+            <w:u w:val="single"/>
+          </w:rPr>
+          <w:t>यशायाह 40:11</w:t>
+        </w:r>
+      </w:hyperlink>
+      <w:r>
+        <w:rPr>
+          <w:lang w:val="hi_IN" w:bidi="hi_IN"/>
+        </w:rPr>
+        <w:t xml:space="preserve">; </w:t>
+      </w:r>
+      <w:hyperlink r:id="rId98">
+        <w:r>
+          <w:rPr>
+            <w:lang w:val="hi_IN" w:bidi="hi_IN"/>
+          </w:rPr>
+          <w:rPr>
+            <w:color w:val="0000EE"/>
+            <w:u w:val="single"/>
+          </w:rPr>
+          <w:t>44:28</w:t>
+        </w:r>
+      </w:hyperlink>
+      <w:r>
+        <w:rPr>
+          <w:lang w:val="hi_IN" w:bidi="hi_IN"/>
+        </w:rPr>
+        <w:t xml:space="preserve">; </w:t>
+      </w:r>
+      <w:hyperlink r:id="rId99">
+        <w:r>
+          <w:rPr>
+            <w:lang w:val="hi_IN" w:bidi="hi_IN"/>
+          </w:rPr>
+          <w:rPr>
+            <w:color w:val="0000EE"/>
+            <w:u w:val="single"/>
+          </w:rPr>
+          <w:t>56:10–11</w:t>
+        </w:r>
+      </w:hyperlink>
+      <w:r>
+        <w:rPr>
+          <w:lang w:val="hi_IN" w:bidi="hi_IN"/>
+        </w:rPr>
+        <w:t xml:space="preserve">; </w:t>
+      </w:r>
+      <w:hyperlink r:id="rId72">
+        <w:r>
+          <w:rPr>
+            <w:lang w:val="hi_IN" w:bidi="hi_IN"/>
+          </w:rPr>
+          <w:rPr>
+            <w:color w:val="0000EE"/>
+            <w:u w:val="single"/>
+          </w:rPr>
+          <w:t>यिर्मयाह 10:21</w:t>
+        </w:r>
+      </w:hyperlink>
+      <w:r>
+        <w:rPr>
+          <w:lang w:val="hi_IN" w:bidi="hi_IN"/>
+        </w:rPr>
+        <w:t xml:space="preserve">; </w:t>
+      </w:r>
+      <w:hyperlink r:id="rId100">
+        <w:r>
+          <w:rPr>
+            <w:lang w:val="hi_IN" w:bidi="hi_IN"/>
+          </w:rPr>
+          <w:rPr>
+            <w:color w:val="0000EE"/>
+            <w:u w:val="single"/>
+          </w:rPr>
+          <w:t>25:34–36</w:t>
+        </w:r>
+      </w:hyperlink>
+      <w:r>
+        <w:rPr>
+          <w:lang w:val="hi_IN" w:bidi="hi_IN"/>
+        </w:rPr>
+        <w:t xml:space="preserve">; </w:t>
+      </w:r>
+      <w:hyperlink r:id="rId101">
+        <w:r>
+          <w:rPr>
+            <w:lang w:val="hi_IN" w:bidi="hi_IN"/>
+          </w:rPr>
+          <w:rPr>
+            <w:color w:val="0000EE"/>
+            <w:u w:val="single"/>
+          </w:rPr>
+          <w:t>यहेजकेल 34:1–31</w:t>
+        </w:r>
+      </w:hyperlink>
+      <w:r>
+        <w:rPr>
+          <w:lang w:val="hi_IN" w:bidi="hi_IN"/>
+        </w:rPr>
+        <w:t xml:space="preserve">; </w:t>
+      </w:r>
+      <w:hyperlink r:id="rId102">
+        <w:r>
+          <w:rPr>
+            <w:lang w:val="hi_IN" w:bidi="hi_IN"/>
+          </w:rPr>
+          <w:rPr>
+            <w:color w:val="0000EE"/>
+            <w:u w:val="single"/>
+          </w:rPr>
+          <w:t>मीका 7:14</w:t>
+        </w:r>
+      </w:hyperlink>
+      <w:r>
+        <w:rPr>
+          <w:lang w:val="hi_IN" w:bidi="hi_IN"/>
+        </w:rPr>
+        <w:t xml:space="preserve">; </w:t>
+      </w:r>
+      <w:hyperlink r:id="rId103">
+        <w:r>
+          <w:rPr>
+            <w:lang w:val="hi_IN" w:bidi="hi_IN"/>
+          </w:rPr>
+          <w:rPr>
+            <w:color w:val="0000EE"/>
+            <w:u w:val="single"/>
+          </w:rPr>
+          <w:t>जकर्याह 10:2b–3</w:t>
+        </w:r>
+      </w:hyperlink>
+      <w:r>
+        <w:rPr>
+          <w:lang w:val="hi_IN" w:bidi="hi_IN"/>
+        </w:rPr>
+        <w:t xml:space="preserve">; </w:t>
+      </w:r>
+      <w:hyperlink r:id="rId104">
+        <w:r>
+          <w:rPr>
+            <w:lang w:val="hi_IN" w:bidi="hi_IN"/>
+          </w:rPr>
+          <w:rPr>
+            <w:color w:val="0000EE"/>
+            <w:u w:val="single"/>
+          </w:rPr>
+          <w:t>11:4–17</w:t>
+        </w:r>
+      </w:hyperlink>
+      <w:r>
+        <w:rPr>
+          <w:lang w:val="hi_IN" w:bidi="hi_IN"/>
+        </w:rPr>
+        <w:t xml:space="preserve">; </w:t>
+      </w:r>
+      <w:hyperlink r:id="rId105">
+        <w:r>
+          <w:rPr>
+            <w:lang w:val="hi_IN" w:bidi="hi_IN"/>
+          </w:rPr>
+          <w:rPr>
+            <w:color w:val="0000EE"/>
+            <w:u w:val="single"/>
+          </w:rPr>
+          <w:t>13:7</w:t>
+        </w:r>
+      </w:hyperlink>
+      <w:r>
+        <w:rPr>
+          <w:lang w:val="hi_IN" w:bidi="hi_IN"/>
+        </w:rPr>
+        <w:t xml:space="preserve">; </w:t>
+      </w:r>
+      <w:hyperlink r:id="rId106">
+        <w:r>
+          <w:rPr>
+            <w:lang w:val="hi_IN" w:bidi="hi_IN"/>
+          </w:rPr>
+          <w:rPr>
+            <w:color w:val="0000EE"/>
+            <w:u w:val="single"/>
+          </w:rPr>
+          <w:t>मत्ती 2:6</w:t>
+        </w:r>
+      </w:hyperlink>
+      <w:r>
+        <w:rPr>
+          <w:lang w:val="hi_IN" w:bidi="hi_IN"/>
+        </w:rPr>
+        <w:t xml:space="preserve">; </w:t>
+      </w:r>
+      <w:hyperlink r:id="rId107">
+        <w:r>
+          <w:rPr>
+            <w:lang w:val="hi_IN" w:bidi="hi_IN"/>
+          </w:rPr>
+          <w:rPr>
+            <w:color w:val="0000EE"/>
+            <w:u w:val="single"/>
+          </w:rPr>
+          <w:t>18:12–14</w:t>
+        </w:r>
+      </w:hyperlink>
+      <w:r>
+        <w:rPr>
+          <w:lang w:val="hi_IN" w:bidi="hi_IN"/>
+        </w:rPr>
+        <w:t xml:space="preserve">; </w:t>
+      </w:r>
+      <w:hyperlink r:id="rId108">
+        <w:r>
+          <w:rPr>
+            <w:lang w:val="hi_IN" w:bidi="hi_IN"/>
+          </w:rPr>
+          <w:rPr>
+            <w:color w:val="0000EE"/>
+            <w:u w:val="single"/>
+          </w:rPr>
+          <w:t>26:31</w:t>
+        </w:r>
+      </w:hyperlink>
+      <w:r>
+        <w:rPr>
+          <w:lang w:val="hi_IN" w:bidi="hi_IN"/>
+        </w:rPr>
+        <w:t xml:space="preserve">; </w:t>
+      </w:r>
+      <w:hyperlink r:id="rId109">
+        <w:r>
+          <w:rPr>
+            <w:lang w:val="hi_IN" w:bidi="hi_IN"/>
+          </w:rPr>
+          <w:rPr>
+            <w:color w:val="0000EE"/>
+            <w:u w:val="single"/>
+          </w:rPr>
+          <w:t>यूहन्ना 10:1–16</w:t>
+        </w:r>
+      </w:hyperlink>
+      <w:r>
+        <w:rPr>
+          <w:lang w:val="hi_IN" w:bidi="hi_IN"/>
+        </w:rPr>
+        <w:t xml:space="preserve">; </w:t>
+      </w:r>
+      <w:hyperlink r:id="rId110">
+        <w:r>
+          <w:rPr>
+            <w:lang w:val="hi_IN" w:bidi="hi_IN"/>
+          </w:rPr>
+          <w:rPr>
+            <w:color w:val="0000EE"/>
+            <w:u w:val="single"/>
+          </w:rPr>
+          <w:t>1 पतरस 2:25</w:t>
+        </w:r>
+      </w:hyperlink>
+      <w:r>
+        <w:rPr>
+          <w:lang w:val="hi_IN" w:bidi="hi_IN"/>
+        </w:rPr>
+        <w:t xml:space="preserve">; </w:t>
+      </w:r>
+      <w:hyperlink r:id="rId91">
+        <w:r>
+          <w:rPr>
+            <w:lang w:val="hi_IN" w:bidi="hi_IN"/>
+          </w:rPr>
+          <w:rPr>
+            <w:color w:val="0000EE"/>
+            <w:u w:val="single"/>
+          </w:rPr>
+          <w:t>5:1–4</w:t>
+        </w:r>
+      </w:hyperlink>
+      <w:r>
+        <w:rPr>
+          <w:lang w:val="hi_IN" w:bidi="hi_IN"/>
+        </w:rPr>
+        <w:t xml:space="preserve">; </w:t>
+      </w:r>
+      <w:hyperlink r:id="rId111">
+        <w:r>
+          <w:rPr>
+            <w:lang w:val="hi_IN" w:bidi="hi_IN"/>
+          </w:rPr>
+          <w:rPr>
+            <w:color w:val="0000EE"/>
+            <w:u w:val="single"/>
+          </w:rPr>
+          <w:t>यहूदा 1:12</w:t>
+        </w:r>
+      </w:hyperlink>
+      <w:r>
+        <w:rPr>
+          <w:lang w:val="hi_IN" w:bidi="hi_IN"/>
+        </w:rPr>
+        <w:t xml:space="preserve">; </w:t>
+      </w:r>
+      <w:hyperlink r:id="rId112">
+        <w:r>
+          <w:rPr>
+            <w:lang w:val="hi_IN" w:bidi="hi_IN"/>
+          </w:rPr>
+          <w:rPr>
+            <w:color w:val="0000EE"/>
+            <w:u w:val="single"/>
+          </w:rPr>
+          <w:t>प्रकाशितवाक्य 7:17</w:t>
+        </w:r>
+      </w:hyperlink>
+      <w:r>
+        <w:rPr>
+          <w:lang w:val="hi_IN" w:bidi="hi_IN"/>
+        </w:rPr>
+      </w:r>
+      <w:r>
+        <w:rPr>
+          <w:lang w:val="hi_IN" w:bidi="hi_IN"/>
+        </w:rPr>
       </w:r>
     </w:p>
     <w:p>
@@ -1952,95 +2675,21 @@
           <w:lang w:val="hi_IN" w:bidi="hi_IN"/>
         </w:rPr>
       </w:r>
-      <w:r>
-        <w:rPr>
-          <w:lang w:val="hi_IN" w:bidi="hi_IN"/>
-        </w:rPr>
-        <w:t xml:space="preserve">बाइबल घूस और वैध </w:t>
-      </w:r>
-      <w:r>
-        <w:rPr>
-          <w:lang w:val="hi_IN" w:bidi="hi_IN"/>
-        </w:rPr>
-        <w:t xml:space="preserve">भेंट </w:t>
-      </w:r>
-      <w:r>
-        <w:rPr>
-          <w:lang w:val="hi_IN" w:bidi="hi_IN"/>
-        </w:rPr>
-        <w:t xml:space="preserve">के बीच अंतर करती है। घूस गुप्त भुगतान है जो अनुचित लाभ प्राप्त करने या न्याय को विकृत करने के लिए दी जाती है। हालांकि, </w:t>
-      </w:r>
-      <w:r>
-        <w:rPr>
-          <w:lang w:val="hi_IN" w:bidi="hi_IN"/>
-        </w:rPr>
-        <w:t xml:space="preserve">भेंट </w:t>
-      </w:r>
-      <w:r>
-        <w:rPr>
-          <w:lang w:val="hi_IN" w:bidi="hi_IN"/>
-        </w:rPr>
-        <w:t xml:space="preserve">अक्सर खुले तौर पर आदर दिखाने, संबंध बनाए रखने या आतिथ्य की सांस्कृतिक परंपराओं का पालन करने के लिए दी जाती है। उदाहरण के लिए, </w:t>
-      </w:r>
-      <w:hyperlink r:id="rId69">
-        <w:r>
-          <w:rPr>
-            <w:lang w:val="hi_IN" w:bidi="hi_IN"/>
-          </w:rPr>
-          <w:rPr>
-            <w:color w:val="0000EE"/>
-            <w:u w:val="single"/>
-          </w:rPr>
-          <w:t>उत्पत्ति 32:20</w:t>
-        </w:r>
-      </w:hyperlink>
-      <w:r>
-        <w:rPr>
-          <w:lang w:val="hi_IN" w:bidi="hi_IN"/>
-        </w:rPr>
-        <w:t xml:space="preserve"> में, याकूब एसाव को उनके संबंध सुधारने के लिए </w:t>
-      </w:r>
-      <w:r>
-        <w:rPr>
-          <w:lang w:val="hi_IN" w:bidi="hi_IN"/>
-        </w:rPr>
-        <w:t xml:space="preserve">भेंट </w:t>
-      </w:r>
-      <w:r>
-        <w:rPr>
-          <w:lang w:val="hi_IN" w:bidi="hi_IN"/>
-        </w:rPr>
-        <w:t xml:space="preserve">भेजते हैं। इसी तरह, </w:t>
-      </w:r>
-      <w:hyperlink r:id="rId70">
-        <w:r>
-          <w:rPr>
-            <w:lang w:val="hi_IN" w:bidi="hi_IN"/>
-          </w:rPr>
-          <w:rPr>
-            <w:color w:val="0000EE"/>
-            <w:u w:val="single"/>
-          </w:rPr>
-          <w:t>1 शमूएल 10:27</w:t>
-        </w:r>
-      </w:hyperlink>
-      <w:r>
-        <w:rPr>
-          <w:lang w:val="hi_IN" w:bidi="hi_IN"/>
-        </w:rPr>
-        <w:t xml:space="preserve"> में लोग शाऊल को उनके नए राजा के रूप में आदर देने के लिए </w:t>
-      </w:r>
-      <w:r>
-        <w:rPr>
-          <w:lang w:val="hi_IN" w:bidi="hi_IN"/>
-        </w:rPr>
-        <w:t>भेंट</w:t>
-      </w:r>
-      <w:r>
-        <w:rPr>
-          <w:lang w:val="hi_IN" w:bidi="hi_IN"/>
-        </w:rPr>
-        <w:t xml:space="preserve"> लाते हैं।</w:t>
+    </w:p>
+    <w:p>
+      <w:pPr>
+        <w:pStyle w:val="Heading2"/>
+      </w:pPr>
+      <w:r>
+        <w:rPr>
+          <w:lang w:val="hi_IN" w:bidi="hi_IN"/>
+        </w:rPr>
+        <w:t>चार विश्व साम्राज्य</w:t>
+      </w:r>
+      <w:r>
+        <w:rPr>
+          <w:lang w:val="hi_IN" w:bidi="hi_IN"/>
+        </w:rPr>
       </w:r>
     </w:p>
     <w:p>
@@ -2054,19 +2703,43 @@
         <w:rPr>
           <w:lang w:val="hi_IN" w:bidi="hi_IN"/>
         </w:rPr>
-        <w:t xml:space="preserve">बाइबल </w:t>
-      </w:r>
-      <w:r>
-        <w:rPr>
-          <w:lang w:val="hi_IN" w:bidi="hi_IN"/>
-        </w:rPr>
-        <w:t xml:space="preserve">भेंटों </w:t>
-      </w:r>
-      <w:r>
-        <w:rPr>
-          <w:lang w:val="hi_IN" w:bidi="hi_IN"/>
-        </w:rPr>
-        <w:t>की सांस्कृतिक भूमिका को मान्यता देती है, लेकिन यह लगातार घूसखोरी की निंदा करती है और न्याय, निष्पक्षता तथा ईमानदारी पर जोर देती है।</w:t>
+        <w:t xml:space="preserve">दानिय्येल की पुस्तक दो महत्वपूर्ण दर्शनों का वर्णन करती है जो यह दर्शाते हैं कि परमेश्वर पूरे इतिहास पर कैसे शासन करते हैं। बेबीलोन के राजा नबूकदनेस्सर ने पहला दर्शन देखा (अध्याय </w:t>
+      </w:r>
+      <w:hyperlink r:id="rId113">
+        <w:r>
+          <w:rPr>
+            <w:lang w:val="hi_IN" w:bidi="hi_IN"/>
+          </w:rPr>
+          <w:rPr>
+            <w:color w:val="0000EE"/>
+            <w:u w:val="single"/>
+          </w:rPr>
+          <w:t>2</w:t>
+        </w:r>
+      </w:hyperlink>
+      <w:r>
+        <w:rPr>
+          <w:lang w:val="hi_IN" w:bidi="hi_IN"/>
+        </w:rPr>
+        <w:t xml:space="preserve">), और भविष्यद्वक्ता दानिय्येल ने एक समान दर्शन देखा (अध्याय </w:t>
+      </w:r>
+      <w:hyperlink r:id="rId114">
+        <w:r>
+          <w:rPr>
+            <w:lang w:val="hi_IN" w:bidi="hi_IN"/>
+          </w:rPr>
+          <w:rPr>
+            <w:color w:val="0000EE"/>
+            <w:u w:val="single"/>
+          </w:rPr>
+          <w:t>7</w:t>
+        </w:r>
+      </w:hyperlink>
+      <w:r>
+        <w:rPr>
+          <w:lang w:val="hi_IN" w:bidi="hi_IN"/>
+        </w:rPr>
+        <w:t>)। प्रत्येक दर्शन विश्व के चार राज्यों को दिखाता है।</w:t>
       </w:r>
     </w:p>
     <w:p>
@@ -2078,10 +2751,100 @@
       </w:r>
       <w:r>
         <w:rPr>
-          <w:u w:val="single"/>
-          <w:lang w:val="hi_IN" w:bidi="hi_IN"/>
-        </w:rPr>
-        <w:t xml:space="preserve">अधिक अध्ययन के लिए अंश </w:t>
+          <w:lang w:val="hi_IN" w:bidi="hi_IN"/>
+        </w:rPr>
+        <w:t xml:space="preserve">लोगों ने कभी-कभी इस बारे में असहमति जताई है कि ये </w:t>
+      </w:r>
+      <w:r>
+        <w:rPr>
+          <w:lang w:val="hi_IN" w:bidi="hi_IN"/>
+        </w:rPr>
+        <w:t>दृष्टान्त</w:t>
+      </w:r>
+      <w:r>
+        <w:rPr>
+          <w:b/>
+          <w:lang w:val="hi_IN" w:bidi="hi_IN"/>
+        </w:rPr>
+        <w:t xml:space="preserve"> </w:t>
+      </w:r>
+      <w:r>
+        <w:rPr>
+          <w:lang w:val="hi_IN" w:bidi="hi_IN"/>
+        </w:rPr>
+        <w:t>किन राजाओं का वर्णन करते हैं, लेकिन इतिहास में कई महत्वपूर्ण शिक्षकों ने एक ही समझ साझा की है। हिप्पोलिटस (ई. 170–236), एक प्रारम्भिक मसीही शिक्षक (या "कलीसियापिता"), ने चार राजाओं की पहचान इस प्रकार की:</w:t>
+      </w:r>
+    </w:p>
+    <w:p>
+      <w:pPr>
+        <w:pStyle w:val="ListBullet"/>
+        <w:spacing w:line="240" w:lineRule="auto"/>
+        <w:ind w:left="720"/>
+      </w:pPr>
+      <w:r>
+        <w:rPr>
+          <w:lang w:val="hi_IN" w:bidi="hi_IN"/>
+        </w:rPr>
+      </w:r>
+      <w:r>
+        <w:rPr>
+          <w:lang w:val="hi_IN" w:bidi="hi_IN"/>
+        </w:rPr>
+        <w:t>बेबीलोन,</w:t>
+      </w:r>
+    </w:p>
+    <w:p>
+      <w:pPr>
+        <w:pStyle w:val="ListBullet"/>
+        <w:spacing w:line="240" w:lineRule="auto"/>
+        <w:ind w:left="720"/>
+      </w:pPr>
+      <w:r>
+        <w:rPr>
+          <w:lang w:val="hi_IN" w:bidi="hi_IN"/>
+        </w:rPr>
+      </w:r>
+      <w:r>
+        <w:rPr>
+          <w:lang w:val="hi_IN" w:bidi="hi_IN"/>
+        </w:rPr>
+        <w:t>मादियों और फारसियों,</w:t>
+      </w:r>
+    </w:p>
+    <w:p>
+      <w:pPr>
+        <w:pStyle w:val="ListBullet"/>
+        <w:spacing w:line="240" w:lineRule="auto"/>
+        <w:ind w:left="720"/>
+      </w:pPr>
+      <w:r>
+        <w:rPr>
+          <w:lang w:val="hi_IN" w:bidi="hi_IN"/>
+        </w:rPr>
+      </w:r>
+      <w:r>
+        <w:rPr>
+          <w:lang w:val="hi_IN" w:bidi="hi_IN"/>
+        </w:rPr>
+        <w:t>यूनान, और</w:t>
+      </w:r>
+    </w:p>
+    <w:p>
+      <w:pPr>
+        <w:pStyle w:val="ListBullet"/>
+        <w:spacing w:line="240" w:lineRule="auto"/>
+        <w:ind w:left="720"/>
+      </w:pPr>
+      <w:r>
+        <w:rPr>
+          <w:lang w:val="hi_IN" w:bidi="hi_IN"/>
+        </w:rPr>
+      </w:r>
+      <w:r>
+        <w:rPr>
+          <w:lang w:val="hi_IN" w:bidi="hi_IN"/>
+        </w:rPr>
+        <w:t>रोम।</w:t>
       </w:r>
     </w:p>
     <w:p>
@@ -2091,268 +2854,175 @@
           <w:lang w:val="hi_IN" w:bidi="hi_IN"/>
         </w:rPr>
       </w:r>
-      <w:hyperlink r:id="rId63">
-        <w:r>
-          <w:rPr>
-            <w:lang w:val="hi_IN" w:bidi="hi_IN"/>
-          </w:rPr>
-          <w:rPr>
-            <w:color w:val="0000EE"/>
-            <w:u w:val="single"/>
-          </w:rPr>
-          <w:t>निर्गमन 23:8</w:t>
-        </w:r>
-      </w:hyperlink>
-      <w:r>
-        <w:rPr>
-          <w:lang w:val="hi_IN" w:bidi="hi_IN"/>
-        </w:rPr>
-        <w:t xml:space="preserve">; </w:t>
-      </w:r>
-      <w:hyperlink r:id="rId71">
-        <w:r>
-          <w:rPr>
-            <w:lang w:val="hi_IN" w:bidi="hi_IN"/>
-          </w:rPr>
-          <w:rPr>
-            <w:color w:val="0000EE"/>
-            <w:u w:val="single"/>
-          </w:rPr>
-          <w:t>व्यवस्थाविवरण 10:17</w:t>
-        </w:r>
-      </w:hyperlink>
-      <w:r>
-        <w:rPr>
-          <w:lang w:val="hi_IN" w:bidi="hi_IN"/>
-        </w:rPr>
-        <w:t xml:space="preserve">; </w:t>
-      </w:r>
-      <w:hyperlink r:id="rId64">
-        <w:r>
-          <w:rPr>
-            <w:lang w:val="hi_IN" w:bidi="hi_IN"/>
-          </w:rPr>
-          <w:rPr>
-            <w:color w:val="0000EE"/>
-            <w:u w:val="single"/>
-          </w:rPr>
-          <w:t>16:19</w:t>
-        </w:r>
-      </w:hyperlink>
-      <w:r>
-        <w:rPr>
-          <w:lang w:val="hi_IN" w:bidi="hi_IN"/>
-        </w:rPr>
-        <w:t xml:space="preserve">; </w:t>
-      </w:r>
-      <w:hyperlink r:id="rId72">
-        <w:r>
-          <w:rPr>
-            <w:lang w:val="hi_IN" w:bidi="hi_IN"/>
-          </w:rPr>
-          <w:rPr>
-            <w:color w:val="0000EE"/>
-            <w:u w:val="single"/>
-          </w:rPr>
-          <w:t>1 शमूएल 8:1–3</w:t>
-        </w:r>
-      </w:hyperlink>
-      <w:r>
-        <w:rPr>
-          <w:lang w:val="hi_IN" w:bidi="hi_IN"/>
-        </w:rPr>
-        <w:t xml:space="preserve">; </w:t>
-      </w:r>
-      <w:hyperlink r:id="rId65">
-        <w:r>
-          <w:rPr>
-            <w:lang w:val="hi_IN" w:bidi="hi_IN"/>
-          </w:rPr>
-          <w:rPr>
-            <w:color w:val="0000EE"/>
-            <w:u w:val="single"/>
-          </w:rPr>
-          <w:t>नीतिवचन 17:8</w:t>
-        </w:r>
-      </w:hyperlink>
-      <w:r>
-        <w:rPr>
-          <w:lang w:val="hi_IN" w:bidi="hi_IN"/>
-        </w:rPr>
-        <w:t xml:space="preserve">, </w:t>
-      </w:r>
-      <w:hyperlink r:id="rId68">
-        <w:r>
-          <w:rPr>
-            <w:lang w:val="hi_IN" w:bidi="hi_IN"/>
-          </w:rPr>
-          <w:rPr>
-            <w:color w:val="0000EE"/>
-            <w:u w:val="single"/>
-          </w:rPr>
-          <w:t>23</w:t>
-        </w:r>
-      </w:hyperlink>
-      <w:r>
-        <w:rPr>
-          <w:lang w:val="hi_IN" w:bidi="hi_IN"/>
-        </w:rPr>
-        <w:t xml:space="preserve">; </w:t>
-      </w:r>
-      <w:hyperlink r:id="rId66">
-        <w:r>
-          <w:rPr>
-            <w:lang w:val="hi_IN" w:bidi="hi_IN"/>
-          </w:rPr>
-          <w:rPr>
-            <w:color w:val="0000EE"/>
-            <w:u w:val="single"/>
-          </w:rPr>
-          <w:t>18:16</w:t>
-        </w:r>
-      </w:hyperlink>
-      <w:r>
-        <w:rPr>
-          <w:lang w:val="hi_IN" w:bidi="hi_IN"/>
-        </w:rPr>
-        <w:t xml:space="preserve">; </w:t>
-      </w:r>
-      <w:hyperlink r:id="rId73">
-        <w:r>
-          <w:rPr>
-            <w:lang w:val="hi_IN" w:bidi="hi_IN"/>
-          </w:rPr>
-          <w:rPr>
-            <w:color w:val="0000EE"/>
-            <w:u w:val="single"/>
-          </w:rPr>
-          <w:t>29:4</w:t>
-        </w:r>
-      </w:hyperlink>
-      <w:r>
-        <w:rPr>
-          <w:lang w:val="hi_IN" w:bidi="hi_IN"/>
-        </w:rPr>
-        <w:t xml:space="preserve">; </w:t>
-      </w:r>
-      <w:hyperlink r:id="rId74">
-        <w:r>
-          <w:rPr>
-            <w:lang w:val="hi_IN" w:bidi="hi_IN"/>
-          </w:rPr>
-          <w:rPr>
-            <w:color w:val="0000EE"/>
-            <w:u w:val="single"/>
-          </w:rPr>
-          <w:t>सभोपदेशक 7:7</w:t>
-        </w:r>
-      </w:hyperlink>
-      <w:r>
-        <w:rPr>
-          <w:lang w:val="hi_IN" w:bidi="hi_IN"/>
-        </w:rPr>
-        <w:t xml:space="preserve">; </w:t>
-      </w:r>
-      <w:hyperlink r:id="rId75">
-        <w:r>
-          <w:rPr>
-            <w:lang w:val="hi_IN" w:bidi="hi_IN"/>
-          </w:rPr>
-          <w:rPr>
-            <w:color w:val="0000EE"/>
-            <w:u w:val="single"/>
-          </w:rPr>
-          <w:t>यशायाह 1:23</w:t>
-        </w:r>
-      </w:hyperlink>
-      <w:r>
-        <w:rPr>
-          <w:lang w:val="hi_IN" w:bidi="hi_IN"/>
-        </w:rPr>
-        <w:t xml:space="preserve">; </w:t>
-      </w:r>
-      <w:hyperlink r:id="rId76">
-        <w:r>
-          <w:rPr>
-            <w:lang w:val="hi_IN" w:bidi="hi_IN"/>
-          </w:rPr>
-          <w:rPr>
-            <w:color w:val="0000EE"/>
-            <w:u w:val="single"/>
-          </w:rPr>
-          <w:t>33:14–16</w:t>
-        </w:r>
-      </w:hyperlink>
-      <w:r>
-        <w:rPr>
-          <w:lang w:val="hi_IN" w:bidi="hi_IN"/>
-        </w:rPr>
-        <w:t xml:space="preserve">; </w:t>
-      </w:r>
-      <w:hyperlink r:id="rId77">
-        <w:r>
-          <w:rPr>
-            <w:lang w:val="hi_IN" w:bidi="hi_IN"/>
-          </w:rPr>
-          <w:rPr>
-            <w:color w:val="0000EE"/>
-            <w:u w:val="single"/>
-          </w:rPr>
-          <w:t>आमोस 5:12</w:t>
-        </w:r>
-      </w:hyperlink>
-      <w:r>
-        <w:rPr>
-          <w:lang w:val="hi_IN" w:bidi="hi_IN"/>
-        </w:rPr>
-        <w:t xml:space="preserve">; </w:t>
-      </w:r>
-      <w:hyperlink r:id="rId78">
-        <w:r>
-          <w:rPr>
-            <w:lang w:val="hi_IN" w:bidi="hi_IN"/>
-          </w:rPr>
-          <w:rPr>
-            <w:color w:val="0000EE"/>
-            <w:u w:val="single"/>
-          </w:rPr>
-          <w:t>मीका 3:9–12</w:t>
-        </w:r>
-      </w:hyperlink>
-      <w:r>
-        <w:rPr>
-          <w:lang w:val="hi_IN" w:bidi="hi_IN"/>
-        </w:rPr>
-        <w:t xml:space="preserve">; </w:t>
-      </w:r>
-      <w:hyperlink r:id="rId79">
-        <w:r>
-          <w:rPr>
-            <w:lang w:val="hi_IN" w:bidi="hi_IN"/>
-          </w:rPr>
-          <w:rPr>
-            <w:color w:val="0000EE"/>
-            <w:u w:val="single"/>
-          </w:rPr>
-          <w:t>7:3</w:t>
-        </w:r>
-      </w:hyperlink>
-      <w:r>
-        <w:rPr>
-          <w:lang w:val="hi_IN" w:bidi="hi_IN"/>
-        </w:rPr>
-        <w:t xml:space="preserve">; </w:t>
-      </w:r>
-      <w:hyperlink r:id="rId80">
-        <w:r>
-          <w:rPr>
-            <w:lang w:val="hi_IN" w:bidi="hi_IN"/>
-          </w:rPr>
-          <w:rPr>
-            <w:color w:val="0000EE"/>
-            <w:u w:val="single"/>
-          </w:rPr>
-          <w:t>मत्ती 28:11–15</w:t>
+      <w:r>
+        <w:rPr>
+          <w:lang w:val="hi_IN" w:bidi="hi_IN"/>
+        </w:rPr>
+        <w:t>कैसरिया के यूसेबियस (ई. 260–340), एक अन्य कलीसियापिता और इतिहासकार ने कहा कि पहला राज्य अश्शूर था (जिसने बेबीलोन पर शासन किया था)। हालांकि, बाद में उन्होंने हिप्पोलिटस के दृष्टिकोण से सहमति व्यक्त की। अन्य प्रारम्भिक मसीही शिक्षक भी इस समझ को स्वीकार करते थे। बाद में, दो अन्य कलीसियापिता, जेरोम और ऑगस्टिन, ने भी इसी व्याख्या से सहमति व्यक्त की। आज भी कई बाइबिल शिक्षक चार राज्यों के इस दृष्टिकोण को स्वीकार करते हैं।</w:t>
+      </w:r>
+    </w:p>
+    <w:p>
+      <w:pPr/>
+      <w:r>
+        <w:rPr>
+          <w:lang w:val="hi_IN" w:bidi="hi_IN"/>
+        </w:rPr>
+      </w:r>
+      <w:r>
+        <w:rPr>
+          <w:lang w:val="hi_IN" w:bidi="hi_IN"/>
+        </w:rPr>
+        <w:t>प्राचीन समय में और आज भी, कुछ लोग तर्क देते हैं कि यूनान चौथा साम्राज्य है। वे मादियों और फारस को अलग-अलग राज्य मानते हैं। ये शिक्षक अक्सर इस पर विश्वास करते हैं क्योंकि उनका मानना है कि दानिय्येल की पुस्तक रोमी साम्राज्य के अस्तित्व में आने से पहले लिखी गई थी और भविष्य की घटनाओं की भविष्यवाणी नहीं कर सकती थी। हालांकि, लोग आमतौर पर मादियों और फारस को एक ही साम्राज्य मानते हैं। जब राजा कुस्रू द्वितीय ने 539 ई.पू. में बेबीलोन पर विजय प्राप्त की, तब तक फारसियों ने अधिकांश मादी राज्य को अपने में मिला लिया था।</w:t>
+      </w:r>
+    </w:p>
+    <w:p>
+      <w:pPr/>
+      <w:r>
+        <w:rPr>
+          <w:lang w:val="hi_IN" w:bidi="hi_IN"/>
+        </w:rPr>
+      </w:r>
+      <w:r>
+        <w:rPr>
+          <w:lang w:val="hi_IN" w:bidi="hi_IN"/>
+        </w:rPr>
+        <w:t xml:space="preserve">लोग आमतौर पर रोम को चौथा राज्य मानते हैं। लेकिन दर्शन में वर्णित दुष्ट और अमानवीय गुण ऐतिहासिक रोमी साम्राज्य से परे जाते हैं। यह दर्शन संसार और इसकी सरकारों का एक दृष्टिकोण दिखाते हैं। परमेश्वर का राज्य सब कुछ नष्ट कर देगा और उनकी जगह ले लेगा। यह "एक पत्थर ... </w:t>
+      </w:r>
+      <w:r>
+        <w:rPr>
+          <w:lang w:val="hi_IN" w:bidi="hi_IN"/>
+        </w:rPr>
+        <w:t>उखड़कर</w:t>
+      </w:r>
+      <w:r>
+        <w:rPr>
+          <w:lang w:val="hi_IN" w:bidi="hi_IN"/>
+        </w:rPr>
+        <w:t>" (</w:t>
+      </w:r>
+      <w:hyperlink r:id="rId115">
+        <w:r>
+          <w:rPr>
+            <w:lang w:val="hi_IN" w:bidi="hi_IN"/>
+          </w:rPr>
+          <w:rPr>
+            <w:color w:val="0000EE"/>
+            <w:u w:val="single"/>
+          </w:rPr>
+          <w:t>दानि 2:34</w:t>
+        </w:r>
+      </w:hyperlink>
+      <w:r>
+        <w:rPr>
+          <w:lang w:val="hi_IN" w:bidi="hi_IN"/>
+        </w:rPr>
+        <w:t xml:space="preserve">)। अध्याय </w:t>
+      </w:r>
+      <w:hyperlink r:id="rId113">
+        <w:r>
+          <w:rPr>
+            <w:lang w:val="hi_IN" w:bidi="hi_IN"/>
+          </w:rPr>
+          <w:rPr>
+            <w:color w:val="0000EE"/>
+            <w:u w:val="single"/>
+          </w:rPr>
+          <w:t>2</w:t>
+        </w:r>
+      </w:hyperlink>
+      <w:r>
+        <w:rPr>
+          <w:lang w:val="hi_IN" w:bidi="hi_IN"/>
+        </w:rPr>
+        <w:t xml:space="preserve"> में, मूर्ति की धातुएँ कम मूल्यवान हो जाती हैं, जबकि अध्याय </w:t>
+      </w:r>
+      <w:hyperlink r:id="rId114">
+        <w:r>
+          <w:rPr>
+            <w:lang w:val="hi_IN" w:bidi="hi_IN"/>
+          </w:rPr>
+          <w:rPr>
+            <w:color w:val="0000EE"/>
+            <w:u w:val="single"/>
+          </w:rPr>
+          <w:t>7</w:t>
+        </w:r>
+      </w:hyperlink>
+      <w:r>
+        <w:rPr>
+          <w:lang w:val="hi_IN" w:bidi="hi_IN"/>
+        </w:rPr>
+        <w:t xml:space="preserve"> में, पशु की छवि अधिक भयंकर और हिंसक हो जाती है। ये विशेषताएँ समय के साथ मानव सभ्यता में गिरावट दिखाती हैं, जबकि परमेश्वर का राज्य शक्ति और आकार में बढ़ता है (</w:t>
+      </w:r>
+      <w:hyperlink r:id="rId116">
+        <w:r>
+          <w:rPr>
+            <w:lang w:val="hi_IN" w:bidi="hi_IN"/>
+          </w:rPr>
+          <w:rPr>
+            <w:color w:val="0000EE"/>
+            <w:u w:val="single"/>
+          </w:rPr>
+          <w:t>2:35</w:t>
+        </w:r>
+      </w:hyperlink>
+      <w:r>
+        <w:rPr>
+          <w:lang w:val="hi_IN" w:bidi="hi_IN"/>
+        </w:rPr>
+        <w:t>)।</w:t>
+      </w:r>
+    </w:p>
+    <w:p>
+      <w:pPr/>
+      <w:r>
+        <w:rPr>
+          <w:lang w:val="hi_IN" w:bidi="hi_IN"/>
+        </w:rPr>
+      </w:r>
+      <w:r>
+        <w:rPr>
+          <w:u w:val="single"/>
+          <w:lang w:val="hi_IN" w:bidi="hi_IN"/>
+        </w:rPr>
+        <w:t>आगे के अध्ययन के लिए अंश</w:t>
+      </w:r>
+    </w:p>
+    <w:p>
+      <w:pPr/>
+      <w:r>
+        <w:rPr>
+          <w:lang w:val="hi_IN" w:bidi="hi_IN"/>
+        </w:rPr>
+      </w:r>
+      <w:hyperlink r:id="rId113">
+        <w:r>
+          <w:rPr>
+            <w:lang w:val="hi_IN" w:bidi="hi_IN"/>
+          </w:rPr>
+          <w:rPr>
+            <w:color w:val="0000EE"/>
+            <w:u w:val="single"/>
+          </w:rPr>
+          <w:t>दानिय्येल 2:1–49</w:t>
+        </w:r>
+      </w:hyperlink>
+      <w:r>
+        <w:rPr>
+          <w:lang w:val="hi_IN" w:bidi="hi_IN"/>
+        </w:rPr>
+        <w:t xml:space="preserve">; </w:t>
+      </w:r>
+      <w:hyperlink r:id="rId114">
+        <w:r>
+          <w:rPr>
+            <w:lang w:val="hi_IN" w:bidi="hi_IN"/>
+          </w:rPr>
+          <w:rPr>
+            <w:color w:val="0000EE"/>
+            <w:u w:val="single"/>
+          </w:rPr>
+          <w:t>7:1–28</w:t>
         </w:r>
       </w:hyperlink>
       <w:r>

--- a/hin/docx/011.content.docx
+++ b/hin/docx/011.content.docx
@@ -19,7 +19,7 @@
         <w:rPr>
           <w:lang w:val="hi_IN" w:bidi="hi_IN"/>
         </w:rPr>
-        <w:t>Resource: Tyndale Open Study Notes</w:t>
+        <w:t>Resource: Aquifer Open Study Notes (Themes)</w:t>
       </w:r>
       <w:r>
         <w:rPr>
@@ -112,7 +112,7 @@
         <w:rPr>
           <w:lang w:val="hi_IN" w:bidi="hi_IN"/>
         </w:rPr>
-        <w:t>Tyndale Open Study Notes</w:t>
+        <w:t>Aquifer Open Study Notes (Themes)</w:t>
       </w:r>
     </w:p>
     <w:p>

--- a/hin/docx/011.content.docx
+++ b/hin/docx/011.content.docx
@@ -247,126 +247,84 @@
         </w:rPr>
         <w:t>चमत्कार लोगों को परमेश्वर में विश्वास करने के लिए प्रेरित कर सकते हैं (</w:t>
       </w:r>
-      <w:hyperlink r:id="rId13">
-        <w:r>
-          <w:rPr>
-            <w:lang w:val="hi_IN" w:bidi="hi_IN"/>
-          </w:rPr>
-          <w:rPr>
-            <w:color w:val="0000EE"/>
-            <w:u w:val="single"/>
-          </w:rPr>
-          <w:t>यूह 2:23</w:t>
-        </w:r>
-      </w:hyperlink>
+      <w:r>
+        <w:rPr>
+          <w:lang w:val="hi_IN" w:bidi="hi_IN"/>
+        </w:rPr>
+        <w:t>यूह 2:23</w:t>
+      </w:r>
       <w:r>
         <w:rPr>
           <w:lang w:val="hi_IN" w:bidi="hi_IN"/>
         </w:rPr>
         <w:t xml:space="preserve">)। परन्तु सच्चे विश्वास के लिए केवल एक चमत्कार देखने से अधिक की आवश्यकता होती है (देखें </w:t>
       </w:r>
-      <w:hyperlink r:id="rId14">
-        <w:r>
-          <w:rPr>
-            <w:lang w:val="hi_IN" w:bidi="hi_IN"/>
-          </w:rPr>
-          <w:rPr>
-            <w:color w:val="0000EE"/>
-            <w:u w:val="single"/>
-          </w:rPr>
-          <w:t>यूह 12:37</w:t>
-        </w:r>
-      </w:hyperlink>
+      <w:r>
+        <w:rPr>
+          <w:lang w:val="hi_IN" w:bidi="hi_IN"/>
+        </w:rPr>
+        <w:t>यूह 12:37</w:t>
+      </w:r>
       <w:r>
         <w:rPr>
           <w:lang w:val="hi_IN" w:bidi="hi_IN"/>
         </w:rPr>
         <w:t>)। चमत्कार हमें याद दिलाते हैं कि परमेश्वर के लिए कुछ भी असम्भव नहीं है (</w:t>
       </w:r>
-      <w:hyperlink r:id="rId15">
-        <w:r>
-          <w:rPr>
-            <w:lang w:val="hi_IN" w:bidi="hi_IN"/>
-          </w:rPr>
-          <w:rPr>
-            <w:color w:val="0000EE"/>
-            <w:u w:val="single"/>
-          </w:rPr>
-          <w:t>मर 9:21–23</w:t>
-        </w:r>
-      </w:hyperlink>
+      <w:r>
+        <w:rPr>
+          <w:lang w:val="hi_IN" w:bidi="hi_IN"/>
+        </w:rPr>
+        <w:t>मर 9:21–23</w:t>
+      </w:r>
       <w:r>
         <w:rPr>
           <w:lang w:val="hi_IN" w:bidi="hi_IN"/>
         </w:rPr>
         <w:t xml:space="preserve">; तुलना करें </w:t>
       </w:r>
-      <w:hyperlink r:id="rId16">
-        <w:r>
-          <w:rPr>
-            <w:lang w:val="hi_IN" w:bidi="hi_IN"/>
-          </w:rPr>
-          <w:rPr>
-            <w:color w:val="0000EE"/>
-            <w:u w:val="single"/>
-          </w:rPr>
-          <w:t>मत्ती 19:26</w:t>
-        </w:r>
-      </w:hyperlink>
-      <w:r>
-        <w:rPr>
-          <w:lang w:val="hi_IN" w:bidi="hi_IN"/>
-        </w:rPr>
-        <w:t xml:space="preserve">; </w:t>
-      </w:r>
-      <w:hyperlink r:id="rId17">
-        <w:r>
-          <w:rPr>
-            <w:lang w:val="hi_IN" w:bidi="hi_IN"/>
-          </w:rPr>
-          <w:rPr>
-            <w:color w:val="0000EE"/>
-            <w:u w:val="single"/>
-          </w:rPr>
-          <w:t>मर 10:27</w:t>
-        </w:r>
-      </w:hyperlink>
-      <w:r>
-        <w:rPr>
-          <w:lang w:val="hi_IN" w:bidi="hi_IN"/>
-        </w:rPr>
-        <w:t xml:space="preserve">; </w:t>
-      </w:r>
-      <w:hyperlink r:id="rId18">
-        <w:r>
-          <w:rPr>
-            <w:lang w:val="hi_IN" w:bidi="hi_IN"/>
-          </w:rPr>
-          <w:rPr>
-            <w:color w:val="0000EE"/>
-            <w:u w:val="single"/>
-          </w:rPr>
-          <w:t>लूका 1:37</w:t>
-        </w:r>
-      </w:hyperlink>
-      <w:r>
-        <w:rPr>
-          <w:lang w:val="hi_IN" w:bidi="hi_IN"/>
-        </w:rPr>
-        <w:t xml:space="preserve">; </w:t>
-      </w:r>
-      <w:hyperlink r:id="rId19">
-        <w:r>
-          <w:rPr>
-            <w:lang w:val="hi_IN" w:bidi="hi_IN"/>
-          </w:rPr>
-          <w:rPr>
-            <w:color w:val="0000EE"/>
-            <w:u w:val="single"/>
-          </w:rPr>
-          <w:t>18:27</w:t>
-        </w:r>
-      </w:hyperlink>
+      <w:r>
+        <w:rPr>
+          <w:lang w:val="hi_IN" w:bidi="hi_IN"/>
+        </w:rPr>
+        <w:t>मत्ती 19:26</w:t>
+      </w:r>
+      <w:r>
+        <w:rPr>
+          <w:lang w:val="hi_IN" w:bidi="hi_IN"/>
+        </w:rPr>
+        <w:t xml:space="preserve">; </w:t>
+      </w:r>
+      <w:r>
+        <w:rPr>
+          <w:lang w:val="hi_IN" w:bidi="hi_IN"/>
+        </w:rPr>
+        <w:t>मर 10:27</w:t>
+      </w:r>
+      <w:r>
+        <w:rPr>
+          <w:lang w:val="hi_IN" w:bidi="hi_IN"/>
+        </w:rPr>
+        <w:t xml:space="preserve">; </w:t>
+      </w:r>
+      <w:r>
+        <w:rPr>
+          <w:lang w:val="hi_IN" w:bidi="hi_IN"/>
+        </w:rPr>
+        <w:t>लूका 1:37</w:t>
+      </w:r>
+      <w:r>
+        <w:rPr>
+          <w:lang w:val="hi_IN" w:bidi="hi_IN"/>
+        </w:rPr>
+        <w:t xml:space="preserve">; </w:t>
+      </w:r>
+      <w:r>
+        <w:rPr>
+          <w:lang w:val="hi_IN" w:bidi="hi_IN"/>
+        </w:rPr>
+        <w:t>18:27</w:t>
+      </w:r>
       <w:r>
         <w:rPr>
           <w:lang w:val="hi_IN" w:bidi="hi_IN"/>
@@ -387,36 +345,24 @@
         </w:rPr>
         <w:t>यीशु ने अपनी सेवकाई के दौरान कई चमत्कार किए, जिनमें बीमारों को चंगा करना, दुष्ट आत्माओं को निकालना, प्रकृति पर नियन्त्रण करना, और मृतकों को पुनर्जीवित करना शामिल था। उन्होंने लोगों की आवश्यकताओं को पूरा करके उनके प्रति गहरा प्रेम दिखाया। कई लोग इन चमत्कारों के कारण उनका अनुसरण करते थे (</w:t>
       </w:r>
-      <w:hyperlink r:id="rId20">
-        <w:r>
-          <w:rPr>
-            <w:lang w:val="hi_IN" w:bidi="hi_IN"/>
-          </w:rPr>
-          <w:rPr>
-            <w:color w:val="0000EE"/>
-            <w:u w:val="single"/>
-          </w:rPr>
-          <w:t>यूह 6:2</w:t>
-        </w:r>
-      </w:hyperlink>
+      <w:r>
+        <w:rPr>
+          <w:lang w:val="hi_IN" w:bidi="hi_IN"/>
+        </w:rPr>
+        <w:t>यूह 6:2</w:t>
+      </w:r>
       <w:r>
         <w:rPr>
           <w:lang w:val="hi_IN" w:bidi="hi_IN"/>
         </w:rPr>
         <w:t>)। फिर भी, उन्होंने केवल चमत्कारों के लिए उनका अनुसरण करने के खिलाफ चेतावनी दी (</w:t>
       </w:r>
-      <w:hyperlink r:id="rId21">
-        <w:r>
-          <w:rPr>
-            <w:lang w:val="hi_IN" w:bidi="hi_IN"/>
-          </w:rPr>
-          <w:rPr>
-            <w:color w:val="0000EE"/>
-            <w:u w:val="single"/>
-          </w:rPr>
-          <w:t>यूह 6:26</w:t>
-        </w:r>
-      </w:hyperlink>
+      <w:r>
+        <w:rPr>
+          <w:lang w:val="hi_IN" w:bidi="hi_IN"/>
+        </w:rPr>
+        <w:t>यूह 6:26</w:t>
+      </w:r>
       <w:r>
         <w:rPr>
           <w:lang w:val="hi_IN" w:bidi="hi_IN"/>
@@ -459,18 +405,12 @@
         </w:rPr>
         <w:t>उनका आगमन परमेश्वर के "वचन" के रूप में मानव शरीर में हुआ (</w:t>
       </w:r>
-      <w:hyperlink r:id="rId22">
-        <w:r>
-          <w:rPr>
-            <w:lang w:val="hi_IN" w:bidi="hi_IN"/>
-          </w:rPr>
-          <w:rPr>
-            <w:color w:val="0000EE"/>
-            <w:u w:val="single"/>
-          </w:rPr>
-          <w:t>यूह 1:14</w:t>
-        </w:r>
-      </w:hyperlink>
+      <w:r>
+        <w:rPr>
+          <w:lang w:val="hi_IN" w:bidi="hi_IN"/>
+        </w:rPr>
+        <w:t>यूह 1:14</w:t>
+      </w:r>
       <w:r>
         <w:rPr>
           <w:lang w:val="hi_IN" w:bidi="hi_IN"/>
@@ -495,144 +435,96 @@
         </w:rPr>
         <w:t>मृतकों में से उनका पुनरुत्थान (</w:t>
       </w:r>
-      <w:hyperlink r:id="rId23">
-        <w:r>
-          <w:rPr>
-            <w:lang w:val="hi_IN" w:bidi="hi_IN"/>
-          </w:rPr>
-          <w:rPr>
-            <w:color w:val="0000EE"/>
-            <w:u w:val="single"/>
-          </w:rPr>
-          <w:t>मत्ती 28</w:t>
-        </w:r>
-      </w:hyperlink>
-      <w:r>
-        <w:rPr>
-          <w:lang w:val="hi_IN" w:bidi="hi_IN"/>
-        </w:rPr>
-        <w:t xml:space="preserve">; </w:t>
-      </w:r>
-      <w:hyperlink r:id="rId24">
-        <w:r>
-          <w:rPr>
-            <w:lang w:val="hi_IN" w:bidi="hi_IN"/>
-          </w:rPr>
-          <w:rPr>
-            <w:color w:val="0000EE"/>
-            <w:u w:val="single"/>
-          </w:rPr>
-          <w:t>मर 16:1–8</w:t>
-        </w:r>
-      </w:hyperlink>
-      <w:r>
-        <w:rPr>
-          <w:lang w:val="hi_IN" w:bidi="hi_IN"/>
-        </w:rPr>
-        <w:t xml:space="preserve">; </w:t>
-      </w:r>
-      <w:hyperlink r:id="rId25">
-        <w:r>
-          <w:rPr>
-            <w:lang w:val="hi_IN" w:bidi="hi_IN"/>
-          </w:rPr>
-          <w:rPr>
-            <w:color w:val="0000EE"/>
-            <w:u w:val="single"/>
-          </w:rPr>
-          <w:t>लूका 24:1–53</w:t>
-        </w:r>
-      </w:hyperlink>
-      <w:r>
-        <w:rPr>
-          <w:lang w:val="hi_IN" w:bidi="hi_IN"/>
-        </w:rPr>
-        <w:t xml:space="preserve">; </w:t>
-      </w:r>
-      <w:hyperlink r:id="rId26">
-        <w:r>
-          <w:rPr>
-            <w:lang w:val="hi_IN" w:bidi="hi_IN"/>
-          </w:rPr>
-          <w:rPr>
-            <w:color w:val="0000EE"/>
-            <w:u w:val="single"/>
-          </w:rPr>
-          <w:t>यूह 20:1–31</w:t>
-        </w:r>
-      </w:hyperlink>
-      <w:r>
-        <w:rPr>
-          <w:lang w:val="hi_IN" w:bidi="hi_IN"/>
-        </w:rPr>
-        <w:t xml:space="preserve">; </w:t>
-      </w:r>
-      <w:hyperlink r:id="rId27">
-        <w:r>
-          <w:rPr>
-            <w:lang w:val="hi_IN" w:bidi="hi_IN"/>
-          </w:rPr>
-          <w:rPr>
-            <w:color w:val="0000EE"/>
-            <w:u w:val="single"/>
-          </w:rPr>
-          <w:t>प्रेरि 1:3</w:t>
-        </w:r>
-      </w:hyperlink>
-      <w:r>
-        <w:rPr>
-          <w:lang w:val="hi_IN" w:bidi="hi_IN"/>
-        </w:rPr>
-        <w:t xml:space="preserve">; </w:t>
-      </w:r>
-      <w:hyperlink r:id="rId28">
-        <w:r>
-          <w:rPr>
-            <w:lang w:val="hi_IN" w:bidi="hi_IN"/>
-          </w:rPr>
-          <w:rPr>
-            <w:color w:val="0000EE"/>
-            <w:u w:val="single"/>
-          </w:rPr>
-          <w:t>1 कुरि 15:3–8</w:t>
-        </w:r>
-      </w:hyperlink>
+      <w:r>
+        <w:rPr>
+          <w:lang w:val="hi_IN" w:bidi="hi_IN"/>
+        </w:rPr>
+        <w:t>मत्ती 28</w:t>
+      </w:r>
+      <w:r>
+        <w:rPr>
+          <w:lang w:val="hi_IN" w:bidi="hi_IN"/>
+        </w:rPr>
+        <w:t xml:space="preserve">; </w:t>
+      </w:r>
+      <w:r>
+        <w:rPr>
+          <w:lang w:val="hi_IN" w:bidi="hi_IN"/>
+        </w:rPr>
+        <w:t>मर 16:1–8</w:t>
+      </w:r>
+      <w:r>
+        <w:rPr>
+          <w:lang w:val="hi_IN" w:bidi="hi_IN"/>
+        </w:rPr>
+        <w:t xml:space="preserve">; </w:t>
+      </w:r>
+      <w:r>
+        <w:rPr>
+          <w:lang w:val="hi_IN" w:bidi="hi_IN"/>
+        </w:rPr>
+        <w:t>लूका 24:1–53</w:t>
+      </w:r>
+      <w:r>
+        <w:rPr>
+          <w:lang w:val="hi_IN" w:bidi="hi_IN"/>
+        </w:rPr>
+        <w:t xml:space="preserve">; </w:t>
+      </w:r>
+      <w:r>
+        <w:rPr>
+          <w:lang w:val="hi_IN" w:bidi="hi_IN"/>
+        </w:rPr>
+        <w:t>यूह 20:1–31</w:t>
+      </w:r>
+      <w:r>
+        <w:rPr>
+          <w:lang w:val="hi_IN" w:bidi="hi_IN"/>
+        </w:rPr>
+        <w:t xml:space="preserve">; </w:t>
+      </w:r>
+      <w:r>
+        <w:rPr>
+          <w:lang w:val="hi_IN" w:bidi="hi_IN"/>
+        </w:rPr>
+        <w:t>प्रेरि 1:3</w:t>
+      </w:r>
+      <w:r>
+        <w:rPr>
+          <w:lang w:val="hi_IN" w:bidi="hi_IN"/>
+        </w:rPr>
+        <w:t xml:space="preserve">; </w:t>
+      </w:r>
+      <w:r>
+        <w:rPr>
+          <w:lang w:val="hi_IN" w:bidi="hi_IN"/>
+        </w:rPr>
+        <w:t>1 कुरि 15:3–8</w:t>
+      </w:r>
       <w:r>
         <w:rPr>
           <w:lang w:val="hi_IN" w:bidi="hi_IN"/>
         </w:rPr>
         <w:t xml:space="preserve">; यह भी देखें </w:t>
       </w:r>
-      <w:hyperlink r:id="rId29">
-        <w:r>
-          <w:rPr>
-            <w:lang w:val="hi_IN" w:bidi="hi_IN"/>
-          </w:rPr>
-          <w:rPr>
-            <w:color w:val="0000EE"/>
-            <w:u w:val="single"/>
-          </w:rPr>
-          <w:t>प्रेरि 23:6</w:t>
-        </w:r>
-      </w:hyperlink>
-      <w:r>
-        <w:rPr>
-          <w:lang w:val="hi_IN" w:bidi="hi_IN"/>
-        </w:rPr>
-        <w:t xml:space="preserve">; </w:t>
-      </w:r>
-      <w:hyperlink r:id="rId30">
-        <w:r>
-          <w:rPr>
-            <w:lang w:val="hi_IN" w:bidi="hi_IN"/>
-          </w:rPr>
-          <w:rPr>
-            <w:color w:val="0000EE"/>
-            <w:u w:val="single"/>
-          </w:rPr>
-          <w:t>26:8</w:t>
-        </w:r>
-      </w:hyperlink>
+      <w:r>
+        <w:rPr>
+          <w:lang w:val="hi_IN" w:bidi="hi_IN"/>
+        </w:rPr>
+        <w:t>प्रेरि 23:6</w:t>
+      </w:r>
+      <w:r>
+        <w:rPr>
+          <w:lang w:val="hi_IN" w:bidi="hi_IN"/>
+        </w:rPr>
+        <w:t xml:space="preserve">; </w:t>
+      </w:r>
+      <w:r>
+        <w:rPr>
+          <w:lang w:val="hi_IN" w:bidi="hi_IN"/>
+        </w:rPr>
+        <w:t>26:8</w:t>
+      </w:r>
       <w:r>
         <w:rPr>
           <w:lang w:val="hi_IN" w:bidi="hi_IN"/>
@@ -657,54 +549,36 @@
         </w:rPr>
         <w:t>आत्मिक नया जन्म का चमत्कार (</w:t>
       </w:r>
-      <w:hyperlink r:id="rId31">
-        <w:r>
-          <w:rPr>
-            <w:lang w:val="hi_IN" w:bidi="hi_IN"/>
-          </w:rPr>
-          <w:rPr>
-            <w:color w:val="0000EE"/>
-            <w:u w:val="single"/>
-          </w:rPr>
-          <w:t>यूह 3:3–8</w:t>
-        </w:r>
-      </w:hyperlink>
-      <w:r>
-        <w:rPr>
-          <w:lang w:val="hi_IN" w:bidi="hi_IN"/>
-        </w:rPr>
-        <w:t xml:space="preserve">; </w:t>
-      </w:r>
-      <w:hyperlink r:id="rId32">
-        <w:r>
-          <w:rPr>
-            <w:lang w:val="hi_IN" w:bidi="hi_IN"/>
-          </w:rPr>
-          <w:rPr>
-            <w:color w:val="0000EE"/>
-            <w:u w:val="single"/>
-          </w:rPr>
-          <w:t>गला 2:20</w:t>
-        </w:r>
-      </w:hyperlink>
-      <w:r>
-        <w:rPr>
-          <w:lang w:val="hi_IN" w:bidi="hi_IN"/>
-        </w:rPr>
-        <w:t xml:space="preserve">; </w:t>
-      </w:r>
-      <w:hyperlink r:id="rId33">
-        <w:r>
-          <w:rPr>
-            <w:lang w:val="hi_IN" w:bidi="hi_IN"/>
-          </w:rPr>
-          <w:rPr>
-            <w:color w:val="0000EE"/>
-            <w:u w:val="single"/>
-          </w:rPr>
-          <w:t>इफि 2:8–10</w:t>
-        </w:r>
-      </w:hyperlink>
+      <w:r>
+        <w:rPr>
+          <w:lang w:val="hi_IN" w:bidi="hi_IN"/>
+        </w:rPr>
+        <w:t>यूह 3:3–8</w:t>
+      </w:r>
+      <w:r>
+        <w:rPr>
+          <w:lang w:val="hi_IN" w:bidi="hi_IN"/>
+        </w:rPr>
+        <w:t xml:space="preserve">; </w:t>
+      </w:r>
+      <w:r>
+        <w:rPr>
+          <w:lang w:val="hi_IN" w:bidi="hi_IN"/>
+        </w:rPr>
+        <w:t>गला 2:20</w:t>
+      </w:r>
+      <w:r>
+        <w:rPr>
+          <w:lang w:val="hi_IN" w:bidi="hi_IN"/>
+        </w:rPr>
+        <w:t xml:space="preserve">; </w:t>
+      </w:r>
+      <w:r>
+        <w:rPr>
+          <w:lang w:val="hi_IN" w:bidi="hi_IN"/>
+        </w:rPr>
+        <w:t>इफि 2:8–10</w:t>
+      </w:r>
       <w:r>
         <w:rPr>
           <w:lang w:val="hi_IN" w:bidi="hi_IN"/>
@@ -725,180 +599,120 @@
         </w:rPr>
         <w:t>यीशु संसार को बचाने और पापों के लिए मरने के लिए इस संसार में आए, और इस प्रकार उन्होंने मनुष्यजाति के प्रति परमेश्वर का महान प्रेम प्रकट किया (</w:t>
       </w:r>
-      <w:hyperlink r:id="rId34">
-        <w:r>
-          <w:rPr>
-            <w:lang w:val="hi_IN" w:bidi="hi_IN"/>
-          </w:rPr>
-          <w:rPr>
-            <w:color w:val="0000EE"/>
-            <w:u w:val="single"/>
-          </w:rPr>
-          <w:t>यूह 3:16</w:t>
-        </w:r>
-      </w:hyperlink>
-      <w:r>
-        <w:rPr>
-          <w:lang w:val="hi_IN" w:bidi="hi_IN"/>
-        </w:rPr>
-        <w:t xml:space="preserve">; </w:t>
-      </w:r>
-      <w:hyperlink r:id="rId35">
-        <w:r>
-          <w:rPr>
-            <w:lang w:val="hi_IN" w:bidi="hi_IN"/>
-          </w:rPr>
-          <w:rPr>
-            <w:color w:val="0000EE"/>
-            <w:u w:val="single"/>
-          </w:rPr>
-          <w:t>रोम 5:8</w:t>
-        </w:r>
-      </w:hyperlink>
-      <w:r>
-        <w:rPr>
-          <w:lang w:val="hi_IN" w:bidi="hi_IN"/>
-        </w:rPr>
-        <w:t xml:space="preserve">; </w:t>
-      </w:r>
-      <w:hyperlink r:id="rId36">
-        <w:r>
-          <w:rPr>
-            <w:lang w:val="hi_IN" w:bidi="hi_IN"/>
-          </w:rPr>
-          <w:rPr>
-            <w:color w:val="0000EE"/>
-            <w:u w:val="single"/>
-          </w:rPr>
-          <w:t>8:32</w:t>
-        </w:r>
-      </w:hyperlink>
-      <w:r>
-        <w:rPr>
-          <w:lang w:val="hi_IN" w:bidi="hi_IN"/>
-        </w:rPr>
-        <w:t xml:space="preserve">; </w:t>
-      </w:r>
-      <w:hyperlink r:id="rId37">
-        <w:r>
-          <w:rPr>
-            <w:lang w:val="hi_IN" w:bidi="hi_IN"/>
-          </w:rPr>
-          <w:rPr>
-            <w:color w:val="0000EE"/>
-            <w:u w:val="single"/>
-          </w:rPr>
-          <w:t>इफि 2:4–5</w:t>
-        </w:r>
-      </w:hyperlink>
-      <w:r>
-        <w:rPr>
-          <w:lang w:val="hi_IN" w:bidi="hi_IN"/>
-        </w:rPr>
-        <w:t xml:space="preserve">; </w:t>
-      </w:r>
-      <w:hyperlink r:id="rId38">
-        <w:r>
-          <w:rPr>
-            <w:lang w:val="hi_IN" w:bidi="hi_IN"/>
-          </w:rPr>
-          <w:rPr>
-            <w:color w:val="0000EE"/>
-            <w:u w:val="single"/>
-          </w:rPr>
-          <w:t>1 यूह 3:1–2</w:t>
-        </w:r>
-      </w:hyperlink>
+      <w:r>
+        <w:rPr>
+          <w:lang w:val="hi_IN" w:bidi="hi_IN"/>
+        </w:rPr>
+        <w:t>यूह 3:16</w:t>
+      </w:r>
+      <w:r>
+        <w:rPr>
+          <w:lang w:val="hi_IN" w:bidi="hi_IN"/>
+        </w:rPr>
+        <w:t xml:space="preserve">; </w:t>
+      </w:r>
+      <w:r>
+        <w:rPr>
+          <w:lang w:val="hi_IN" w:bidi="hi_IN"/>
+        </w:rPr>
+        <w:t>रोम 5:8</w:t>
+      </w:r>
+      <w:r>
+        <w:rPr>
+          <w:lang w:val="hi_IN" w:bidi="hi_IN"/>
+        </w:rPr>
+        <w:t xml:space="preserve">; </w:t>
+      </w:r>
+      <w:r>
+        <w:rPr>
+          <w:lang w:val="hi_IN" w:bidi="hi_IN"/>
+        </w:rPr>
+        <w:t>8:32</w:t>
+      </w:r>
+      <w:r>
+        <w:rPr>
+          <w:lang w:val="hi_IN" w:bidi="hi_IN"/>
+        </w:rPr>
+        <w:t xml:space="preserve">; </w:t>
+      </w:r>
+      <w:r>
+        <w:rPr>
+          <w:lang w:val="hi_IN" w:bidi="hi_IN"/>
+        </w:rPr>
+        <w:t>इफि 2:4–5</w:t>
+      </w:r>
+      <w:r>
+        <w:rPr>
+          <w:lang w:val="hi_IN" w:bidi="hi_IN"/>
+        </w:rPr>
+        <w:t xml:space="preserve">; </w:t>
+      </w:r>
+      <w:r>
+        <w:rPr>
+          <w:lang w:val="hi_IN" w:bidi="hi_IN"/>
+        </w:rPr>
+        <w:t>1 यूह 3:1–2</w:t>
+      </w:r>
       <w:r>
         <w:rPr>
           <w:lang w:val="hi_IN" w:bidi="hi_IN"/>
         </w:rPr>
         <w:t>)। परमेश्वर द्वारा यीशु को मृतकों में से पुनर्जीवित करना मृत्यु पर उनकी शक्ति को दर्शाता है और हमें अनन्त जीवन की आशा देता है (</w:t>
       </w:r>
-      <w:hyperlink r:id="rId39">
-        <w:r>
-          <w:rPr>
-            <w:lang w:val="hi_IN" w:bidi="hi_IN"/>
-          </w:rPr>
-          <w:rPr>
-            <w:color w:val="0000EE"/>
-            <w:u w:val="single"/>
-          </w:rPr>
-          <w:t>1 पत 1:3–9</w:t>
-        </w:r>
-      </w:hyperlink>
+      <w:r>
+        <w:rPr>
+          <w:lang w:val="hi_IN" w:bidi="hi_IN"/>
+        </w:rPr>
+        <w:t>1 पत 1:3–9</w:t>
+      </w:r>
       <w:r>
         <w:rPr>
           <w:lang w:val="hi_IN" w:bidi="hi_IN"/>
         </w:rPr>
         <w:t>)। जो कोई भी यीशु मसीह को उद्धारकर्ता और प्रभु के रूप में विश्वास करता है, वह परमेश्वर की सन्तान बनकर नया जन्म लेता है और अनन्त जीवन प्राप्त करता है (</w:t>
       </w:r>
-      <w:hyperlink r:id="rId40">
-        <w:r>
-          <w:rPr>
-            <w:lang w:val="hi_IN" w:bidi="hi_IN"/>
-          </w:rPr>
-          <w:rPr>
-            <w:color w:val="0000EE"/>
-            <w:u w:val="single"/>
-          </w:rPr>
-          <w:t>यूह 1:12</w:t>
-        </w:r>
-      </w:hyperlink>
-      <w:r>
-        <w:rPr>
-          <w:lang w:val="hi_IN" w:bidi="hi_IN"/>
-        </w:rPr>
-        <w:t xml:space="preserve">; </w:t>
-      </w:r>
-      <w:hyperlink r:id="rId41">
-        <w:r>
-          <w:rPr>
-            <w:lang w:val="hi_IN" w:bidi="hi_IN"/>
-          </w:rPr>
-          <w:rPr>
-            <w:color w:val="0000EE"/>
-            <w:u w:val="single"/>
-          </w:rPr>
-          <w:t>3:36</w:t>
-        </w:r>
-      </w:hyperlink>
-      <w:r>
-        <w:rPr>
-          <w:lang w:val="hi_IN" w:bidi="hi_IN"/>
-        </w:rPr>
-        <w:t xml:space="preserve">; </w:t>
-      </w:r>
-      <w:hyperlink r:id="rId42">
-        <w:r>
-          <w:rPr>
-            <w:lang w:val="hi_IN" w:bidi="hi_IN"/>
-          </w:rPr>
-          <w:rPr>
-            <w:color w:val="0000EE"/>
-            <w:u w:val="single"/>
-          </w:rPr>
-          <w:t>रोम 5:1–2</w:t>
-        </w:r>
-      </w:hyperlink>
-      <w:r>
-        <w:rPr>
-          <w:lang w:val="hi_IN" w:bidi="hi_IN"/>
-        </w:rPr>
-        <w:t xml:space="preserve">; </w:t>
-      </w:r>
-      <w:hyperlink r:id="rId43">
-        <w:r>
-          <w:rPr>
-            <w:lang w:val="hi_IN" w:bidi="hi_IN"/>
-          </w:rPr>
-          <w:rPr>
-            <w:color w:val="0000EE"/>
-            <w:u w:val="single"/>
-          </w:rPr>
-          <w:t>1 यूह 5:11–13</w:t>
-        </w:r>
-      </w:hyperlink>
+      <w:r>
+        <w:rPr>
+          <w:lang w:val="hi_IN" w:bidi="hi_IN"/>
+        </w:rPr>
+        <w:t>यूह 1:12</w:t>
+      </w:r>
+      <w:r>
+        <w:rPr>
+          <w:lang w:val="hi_IN" w:bidi="hi_IN"/>
+        </w:rPr>
+        <w:t xml:space="preserve">; </w:t>
+      </w:r>
+      <w:r>
+        <w:rPr>
+          <w:lang w:val="hi_IN" w:bidi="hi_IN"/>
+        </w:rPr>
+        <w:t>3:36</w:t>
+      </w:r>
+      <w:r>
+        <w:rPr>
+          <w:lang w:val="hi_IN" w:bidi="hi_IN"/>
+        </w:rPr>
+        <w:t xml:space="preserve">; </w:t>
+      </w:r>
+      <w:r>
+        <w:rPr>
+          <w:lang w:val="hi_IN" w:bidi="hi_IN"/>
+        </w:rPr>
+        <w:t>रोम 5:1–2</w:t>
+      </w:r>
+      <w:r>
+        <w:rPr>
+          <w:lang w:val="hi_IN" w:bidi="hi_IN"/>
+        </w:rPr>
+        <w:t xml:space="preserve">; </w:t>
+      </w:r>
+      <w:r>
+        <w:rPr>
+          <w:lang w:val="hi_IN" w:bidi="hi_IN"/>
+        </w:rPr>
+        <w:t>1 यूह 5:11–13</w:t>
+      </w:r>
       <w:r>
         <w:rPr>
           <w:lang w:val="hi_IN" w:bidi="hi_IN"/>
@@ -919,162 +733,108 @@
         </w:rPr>
         <w:t xml:space="preserve">यीशु के चमत्कारी कार्य उनके अनुयायियों के माध्यम से जारी रहे, जैसा कि प्रेरितों के काम की पुस्तक में दर्शाया गया है (उदाहरण के लिए, </w:t>
       </w:r>
-      <w:hyperlink r:id="rId44">
-        <w:r>
-          <w:rPr>
-            <w:lang w:val="hi_IN" w:bidi="hi_IN"/>
-          </w:rPr>
-          <w:rPr>
-            <w:color w:val="0000EE"/>
-            <w:u w:val="single"/>
-          </w:rPr>
-          <w:t>प्रेरि 3:1–11</w:t>
-        </w:r>
-      </w:hyperlink>
-      <w:r>
-        <w:rPr>
-          <w:lang w:val="hi_IN" w:bidi="hi_IN"/>
-        </w:rPr>
-        <w:t xml:space="preserve">; </w:t>
-      </w:r>
-      <w:hyperlink r:id="rId45">
-        <w:r>
-          <w:rPr>
-            <w:lang w:val="hi_IN" w:bidi="hi_IN"/>
-          </w:rPr>
-          <w:rPr>
-            <w:color w:val="0000EE"/>
-            <w:u w:val="single"/>
-          </w:rPr>
-          <w:t>5:12–15</w:t>
-        </w:r>
-      </w:hyperlink>
-      <w:r>
-        <w:rPr>
-          <w:lang w:val="hi_IN" w:bidi="hi_IN"/>
-        </w:rPr>
-        <w:t xml:space="preserve">; </w:t>
-      </w:r>
-      <w:hyperlink r:id="rId46">
-        <w:r>
-          <w:rPr>
-            <w:lang w:val="hi_IN" w:bidi="hi_IN"/>
-          </w:rPr>
-          <w:rPr>
-            <w:color w:val="0000EE"/>
-            <w:u w:val="single"/>
-          </w:rPr>
-          <w:t>6:8</w:t>
-        </w:r>
-      </w:hyperlink>
-      <w:r>
-        <w:rPr>
-          <w:lang w:val="hi_IN" w:bidi="hi_IN"/>
-        </w:rPr>
-        <w:t xml:space="preserve">; </w:t>
-      </w:r>
-      <w:hyperlink r:id="rId47">
-        <w:r>
-          <w:rPr>
-            <w:lang w:val="hi_IN" w:bidi="hi_IN"/>
-          </w:rPr>
-          <w:rPr>
-            <w:color w:val="0000EE"/>
-            <w:u w:val="single"/>
-          </w:rPr>
-          <w:t>8:6–7</w:t>
-        </w:r>
-      </w:hyperlink>
-      <w:r>
-        <w:rPr>
-          <w:lang w:val="hi_IN" w:bidi="hi_IN"/>
-        </w:rPr>
-        <w:t xml:space="preserve">; </w:t>
-      </w:r>
-      <w:hyperlink r:id="rId48">
-        <w:r>
-          <w:rPr>
-            <w:lang w:val="hi_IN" w:bidi="hi_IN"/>
-          </w:rPr>
-          <w:rPr>
-            <w:color w:val="0000EE"/>
-            <w:u w:val="single"/>
-          </w:rPr>
-          <w:t>9:32–42</w:t>
-        </w:r>
-      </w:hyperlink>
-      <w:r>
-        <w:rPr>
-          <w:lang w:val="hi_IN" w:bidi="hi_IN"/>
-        </w:rPr>
-        <w:t xml:space="preserve">; </w:t>
-      </w:r>
-      <w:hyperlink r:id="rId49">
-        <w:r>
-          <w:rPr>
-            <w:lang w:val="hi_IN" w:bidi="hi_IN"/>
-          </w:rPr>
-          <w:rPr>
-            <w:color w:val="0000EE"/>
-            <w:u w:val="single"/>
-          </w:rPr>
-          <w:t>14:3</w:t>
-        </w:r>
-      </w:hyperlink>
+      <w:r>
+        <w:rPr>
+          <w:lang w:val="hi_IN" w:bidi="hi_IN"/>
+        </w:rPr>
+        <w:t>प्रेरि 3:1–11</w:t>
+      </w:r>
+      <w:r>
+        <w:rPr>
+          <w:lang w:val="hi_IN" w:bidi="hi_IN"/>
+        </w:rPr>
+        <w:t xml:space="preserve">; </w:t>
+      </w:r>
+      <w:r>
+        <w:rPr>
+          <w:lang w:val="hi_IN" w:bidi="hi_IN"/>
+        </w:rPr>
+        <w:t>5:12–15</w:t>
+      </w:r>
+      <w:r>
+        <w:rPr>
+          <w:lang w:val="hi_IN" w:bidi="hi_IN"/>
+        </w:rPr>
+        <w:t xml:space="preserve">; </w:t>
+      </w:r>
+      <w:r>
+        <w:rPr>
+          <w:lang w:val="hi_IN" w:bidi="hi_IN"/>
+        </w:rPr>
+        <w:t>6:8</w:t>
+      </w:r>
+      <w:r>
+        <w:rPr>
+          <w:lang w:val="hi_IN" w:bidi="hi_IN"/>
+        </w:rPr>
+        <w:t xml:space="preserve">; </w:t>
+      </w:r>
+      <w:r>
+        <w:rPr>
+          <w:lang w:val="hi_IN" w:bidi="hi_IN"/>
+        </w:rPr>
+        <w:t>8:6–7</w:t>
+      </w:r>
+      <w:r>
+        <w:rPr>
+          <w:lang w:val="hi_IN" w:bidi="hi_IN"/>
+        </w:rPr>
+        <w:t xml:space="preserve">; </w:t>
+      </w:r>
+      <w:r>
+        <w:rPr>
+          <w:lang w:val="hi_IN" w:bidi="hi_IN"/>
+        </w:rPr>
+        <w:t>9:32–42</w:t>
+      </w:r>
+      <w:r>
+        <w:rPr>
+          <w:lang w:val="hi_IN" w:bidi="hi_IN"/>
+        </w:rPr>
+        <w:t xml:space="preserve">; </w:t>
+      </w:r>
+      <w:r>
+        <w:rPr>
+          <w:lang w:val="hi_IN" w:bidi="hi_IN"/>
+        </w:rPr>
+        <w:t>14:3</w:t>
+      </w:r>
       <w:r>
         <w:rPr>
           <w:lang w:val="hi_IN" w:bidi="hi_IN"/>
         </w:rPr>
         <w:t>)। पवित्र आत्मा से परिपूर्ण होकर, प्रेरितों और अन्य मसीही अगुवों ने मसीही सन्देश की शक्ति और सत्यता को प्रदर्शित करने के लिए इन चमत्कारों को किया (</w:t>
       </w:r>
-      <w:hyperlink r:id="rId49">
-        <w:r>
-          <w:rPr>
-            <w:lang w:val="hi_IN" w:bidi="hi_IN"/>
-          </w:rPr>
-          <w:rPr>
-            <w:color w:val="0000EE"/>
-            <w:u w:val="single"/>
-          </w:rPr>
-          <w:t>14:3</w:t>
-        </w:r>
-      </w:hyperlink>
+      <w:r>
+        <w:rPr>
+          <w:lang w:val="hi_IN" w:bidi="hi_IN"/>
+        </w:rPr>
+        <w:t>14:3</w:t>
+      </w:r>
       <w:r>
         <w:rPr>
           <w:lang w:val="hi_IN" w:bidi="hi_IN"/>
         </w:rPr>
         <w:t xml:space="preserve">; देखें </w:t>
       </w:r>
-      <w:hyperlink r:id="rId50">
-        <w:r>
-          <w:rPr>
-            <w:lang w:val="hi_IN" w:bidi="hi_IN"/>
-          </w:rPr>
-          <w:rPr>
-            <w:color w:val="0000EE"/>
-            <w:u w:val="single"/>
-          </w:rPr>
-          <w:t>यूह 3:2</w:t>
-        </w:r>
-      </w:hyperlink>
-      <w:r>
-        <w:rPr>
-          <w:lang w:val="hi_IN" w:bidi="hi_IN"/>
-        </w:rPr>
-        <w:t xml:space="preserve">; </w:t>
-      </w:r>
-      <w:hyperlink r:id="rId51">
-        <w:r>
-          <w:rPr>
-            <w:lang w:val="hi_IN" w:bidi="hi_IN"/>
-          </w:rPr>
-          <w:rPr>
-            <w:color w:val="0000EE"/>
-            <w:u w:val="single"/>
-          </w:rPr>
-          <w:t>इब्रा 2:4</w:t>
-        </w:r>
-      </w:hyperlink>
+      <w:r>
+        <w:rPr>
+          <w:lang w:val="hi_IN" w:bidi="hi_IN"/>
+        </w:rPr>
+        <w:t>यूह 3:2</w:t>
+      </w:r>
+      <w:r>
+        <w:rPr>
+          <w:lang w:val="hi_IN" w:bidi="hi_IN"/>
+        </w:rPr>
+        <w:t xml:space="preserve">; </w:t>
+      </w:r>
+      <w:r>
+        <w:rPr>
+          <w:lang w:val="hi_IN" w:bidi="hi_IN"/>
+        </w:rPr>
+        <w:t>इब्रा 2:4</w:t>
+      </w:r>
       <w:r>
         <w:rPr>
           <w:lang w:val="hi_IN" w:bidi="hi_IN"/>
@@ -1104,450 +864,300 @@
           <w:lang w:val="hi_IN" w:bidi="hi_IN"/>
         </w:rPr>
       </w:r>
-      <w:hyperlink r:id="rId52">
-        <w:r>
-          <w:rPr>
-            <w:lang w:val="hi_IN" w:bidi="hi_IN"/>
-          </w:rPr>
-          <w:rPr>
-            <w:color w:val="0000EE"/>
-            <w:u w:val="single"/>
-          </w:rPr>
-          <w:t>मत्ती 19:23–26</w:t>
-        </w:r>
-      </w:hyperlink>
-      <w:r>
-        <w:rPr>
-          <w:lang w:val="hi_IN" w:bidi="hi_IN"/>
-        </w:rPr>
-        <w:t xml:space="preserve">; </w:t>
-      </w:r>
-      <w:hyperlink r:id="rId23">
-        <w:r>
-          <w:rPr>
-            <w:lang w:val="hi_IN" w:bidi="hi_IN"/>
-          </w:rPr>
-          <w:rPr>
-            <w:color w:val="0000EE"/>
-            <w:u w:val="single"/>
-          </w:rPr>
-          <w:t>28:1–20</w:t>
-        </w:r>
-      </w:hyperlink>
-      <w:r>
-        <w:rPr>
-          <w:lang w:val="hi_IN" w:bidi="hi_IN"/>
-        </w:rPr>
-        <w:t xml:space="preserve">; </w:t>
-      </w:r>
-      <w:hyperlink r:id="rId53">
-        <w:r>
-          <w:rPr>
-            <w:lang w:val="hi_IN" w:bidi="hi_IN"/>
-          </w:rPr>
-          <w:rPr>
-            <w:color w:val="0000EE"/>
-            <w:u w:val="single"/>
-          </w:rPr>
-          <w:t>मरकुस 10:23–27</w:t>
-        </w:r>
-      </w:hyperlink>
-      <w:r>
-        <w:rPr>
-          <w:lang w:val="hi_IN" w:bidi="hi_IN"/>
-        </w:rPr>
-        <w:t xml:space="preserve">; </w:t>
-      </w:r>
-      <w:hyperlink r:id="rId54">
-        <w:r>
-          <w:rPr>
-            <w:lang w:val="hi_IN" w:bidi="hi_IN"/>
-          </w:rPr>
-          <w:rPr>
-            <w:color w:val="0000EE"/>
-            <w:u w:val="single"/>
-          </w:rPr>
-          <w:t>लूका 1:30–38</w:t>
-        </w:r>
-      </w:hyperlink>
-      <w:r>
-        <w:rPr>
-          <w:lang w:val="hi_IN" w:bidi="hi_IN"/>
-        </w:rPr>
-        <w:t xml:space="preserve">; </w:t>
-      </w:r>
-      <w:hyperlink r:id="rId55">
-        <w:r>
-          <w:rPr>
-            <w:lang w:val="hi_IN" w:bidi="hi_IN"/>
-          </w:rPr>
-          <w:rPr>
-            <w:color w:val="0000EE"/>
-            <w:u w:val="single"/>
-          </w:rPr>
-          <w:t>18:24–27</w:t>
-        </w:r>
-      </w:hyperlink>
-      <w:r>
-        <w:rPr>
-          <w:lang w:val="hi_IN" w:bidi="hi_IN"/>
-        </w:rPr>
-        <w:t xml:space="preserve">; </w:t>
-      </w:r>
-      <w:hyperlink r:id="rId25">
-        <w:r>
-          <w:rPr>
-            <w:lang w:val="hi_IN" w:bidi="hi_IN"/>
-          </w:rPr>
-          <w:rPr>
-            <w:color w:val="0000EE"/>
-            <w:u w:val="single"/>
-          </w:rPr>
-          <w:t>24:1–53</w:t>
-        </w:r>
-      </w:hyperlink>
-      <w:r>
-        <w:rPr>
-          <w:lang w:val="hi_IN" w:bidi="hi_IN"/>
-        </w:rPr>
-        <w:t xml:space="preserve">; </w:t>
-      </w:r>
-      <w:hyperlink r:id="rId56">
-        <w:r>
-          <w:rPr>
-            <w:lang w:val="hi_IN" w:bidi="hi_IN"/>
-          </w:rPr>
-          <w:rPr>
-            <w:color w:val="0000EE"/>
-            <w:u w:val="single"/>
-          </w:rPr>
-          <w:t>यूहन्ना 1:12–14</w:t>
-        </w:r>
-      </w:hyperlink>
-      <w:r>
-        <w:rPr>
-          <w:lang w:val="hi_IN" w:bidi="hi_IN"/>
-        </w:rPr>
-        <w:t xml:space="preserve">; </w:t>
-      </w:r>
-      <w:hyperlink r:id="rId57">
-        <w:r>
-          <w:rPr>
-            <w:lang w:val="hi_IN" w:bidi="hi_IN"/>
-          </w:rPr>
-          <w:rPr>
-            <w:color w:val="0000EE"/>
-            <w:u w:val="single"/>
-          </w:rPr>
-          <w:t>3:2–8</w:t>
-        </w:r>
-      </w:hyperlink>
+      <w:r>
+        <w:rPr>
+          <w:lang w:val="hi_IN" w:bidi="hi_IN"/>
+        </w:rPr>
+        <w:t>मत्ती 19:23–26</w:t>
+      </w:r>
+      <w:r>
+        <w:rPr>
+          <w:lang w:val="hi_IN" w:bidi="hi_IN"/>
+        </w:rPr>
+        <w:t xml:space="preserve">; </w:t>
+      </w:r>
+      <w:r>
+        <w:rPr>
+          <w:lang w:val="hi_IN" w:bidi="hi_IN"/>
+        </w:rPr>
+        <w:t>28:1–20</w:t>
+      </w:r>
+      <w:r>
+        <w:rPr>
+          <w:lang w:val="hi_IN" w:bidi="hi_IN"/>
+        </w:rPr>
+        <w:t xml:space="preserve">; </w:t>
+      </w:r>
+      <w:r>
+        <w:rPr>
+          <w:lang w:val="hi_IN" w:bidi="hi_IN"/>
+        </w:rPr>
+        <w:t>मरकुस 10:23–27</w:t>
+      </w:r>
+      <w:r>
+        <w:rPr>
+          <w:lang w:val="hi_IN" w:bidi="hi_IN"/>
+        </w:rPr>
+        <w:t xml:space="preserve">; </w:t>
+      </w:r>
+      <w:r>
+        <w:rPr>
+          <w:lang w:val="hi_IN" w:bidi="hi_IN"/>
+        </w:rPr>
+        <w:t>लूका 1:30–38</w:t>
+      </w:r>
+      <w:r>
+        <w:rPr>
+          <w:lang w:val="hi_IN" w:bidi="hi_IN"/>
+        </w:rPr>
+        <w:t xml:space="preserve">; </w:t>
+      </w:r>
+      <w:r>
+        <w:rPr>
+          <w:lang w:val="hi_IN" w:bidi="hi_IN"/>
+        </w:rPr>
+        <w:t>18:24–27</w:t>
+      </w:r>
+      <w:r>
+        <w:rPr>
+          <w:lang w:val="hi_IN" w:bidi="hi_IN"/>
+        </w:rPr>
+        <w:t xml:space="preserve">; </w:t>
+      </w:r>
+      <w:r>
+        <w:rPr>
+          <w:lang w:val="hi_IN" w:bidi="hi_IN"/>
+        </w:rPr>
+        <w:t>24:1–53</w:t>
+      </w:r>
+      <w:r>
+        <w:rPr>
+          <w:lang w:val="hi_IN" w:bidi="hi_IN"/>
+        </w:rPr>
+        <w:t xml:space="preserve">; </w:t>
+      </w:r>
+      <w:r>
+        <w:rPr>
+          <w:lang w:val="hi_IN" w:bidi="hi_IN"/>
+        </w:rPr>
+        <w:t>यूहन्ना 1:12–14</w:t>
+      </w:r>
+      <w:r>
+        <w:rPr>
+          <w:lang w:val="hi_IN" w:bidi="hi_IN"/>
+        </w:rPr>
+        <w:t xml:space="preserve">; </w:t>
+      </w:r>
+      <w:r>
+        <w:rPr>
+          <w:lang w:val="hi_IN" w:bidi="hi_IN"/>
+        </w:rPr>
+        <w:t>3:2–8</w:t>
+      </w:r>
       <w:r>
         <w:rPr>
           <w:lang w:val="hi_IN" w:bidi="hi_IN"/>
         </w:rPr>
         <w:t xml:space="preserve">, </w:t>
       </w:r>
-      <w:hyperlink r:id="rId34">
-        <w:r>
-          <w:rPr>
-            <w:lang w:val="hi_IN" w:bidi="hi_IN"/>
-          </w:rPr>
-          <w:rPr>
-            <w:color w:val="0000EE"/>
-            <w:u w:val="single"/>
-          </w:rPr>
-          <w:t>16</w:t>
-        </w:r>
-      </w:hyperlink>
-      <w:r>
-        <w:rPr>
-          <w:lang w:val="hi_IN" w:bidi="hi_IN"/>
-        </w:rPr>
-        <w:t xml:space="preserve">; </w:t>
-      </w:r>
-      <w:hyperlink r:id="rId58">
-        <w:r>
-          <w:rPr>
-            <w:lang w:val="hi_IN" w:bidi="hi_IN"/>
-          </w:rPr>
-          <w:rPr>
-            <w:color w:val="0000EE"/>
-            <w:u w:val="single"/>
-          </w:rPr>
-          <w:t>20:1–21:25</w:t>
-        </w:r>
-      </w:hyperlink>
-      <w:r>
-        <w:rPr>
-          <w:lang w:val="hi_IN" w:bidi="hi_IN"/>
-        </w:rPr>
-        <w:t xml:space="preserve">; </w:t>
-      </w:r>
-      <w:hyperlink r:id="rId59">
-        <w:r>
-          <w:rPr>
-            <w:lang w:val="hi_IN" w:bidi="hi_IN"/>
-          </w:rPr>
-          <w:rPr>
-            <w:color w:val="0000EE"/>
-            <w:u w:val="single"/>
-          </w:rPr>
-          <w:t>प्रेरितों के काम 4:29–31</w:t>
-        </w:r>
-      </w:hyperlink>
-      <w:r>
-        <w:rPr>
-          <w:lang w:val="hi_IN" w:bidi="hi_IN"/>
-        </w:rPr>
-        <w:t xml:space="preserve">; </w:t>
-      </w:r>
-      <w:hyperlink r:id="rId60">
-        <w:r>
-          <w:rPr>
-            <w:lang w:val="hi_IN" w:bidi="hi_IN"/>
-          </w:rPr>
-          <w:rPr>
-            <w:color w:val="0000EE"/>
-            <w:u w:val="single"/>
-          </w:rPr>
-          <w:t>5:12–16</w:t>
-        </w:r>
-      </w:hyperlink>
-      <w:r>
-        <w:rPr>
-          <w:lang w:val="hi_IN" w:bidi="hi_IN"/>
-        </w:rPr>
-        <w:t xml:space="preserve">; </w:t>
-      </w:r>
-      <w:hyperlink r:id="rId46">
-        <w:r>
-          <w:rPr>
-            <w:lang w:val="hi_IN" w:bidi="hi_IN"/>
-          </w:rPr>
-          <w:rPr>
-            <w:color w:val="0000EE"/>
-            <w:u w:val="single"/>
-          </w:rPr>
-          <w:t>6:8</w:t>
-        </w:r>
-      </w:hyperlink>
-      <w:r>
-        <w:rPr>
-          <w:lang w:val="hi_IN" w:bidi="hi_IN"/>
-        </w:rPr>
-        <w:t xml:space="preserve">; </w:t>
-      </w:r>
-      <w:hyperlink r:id="rId61">
-        <w:r>
-          <w:rPr>
-            <w:lang w:val="hi_IN" w:bidi="hi_IN"/>
-          </w:rPr>
-          <w:rPr>
-            <w:color w:val="0000EE"/>
-            <w:u w:val="single"/>
-          </w:rPr>
-          <w:t>8:4–23</w:t>
-        </w:r>
-      </w:hyperlink>
-      <w:r>
-        <w:rPr>
-          <w:lang w:val="hi_IN" w:bidi="hi_IN"/>
-        </w:rPr>
-        <w:t xml:space="preserve">; </w:t>
-      </w:r>
-      <w:hyperlink r:id="rId48">
-        <w:r>
-          <w:rPr>
-            <w:lang w:val="hi_IN" w:bidi="hi_IN"/>
-          </w:rPr>
-          <w:rPr>
-            <w:color w:val="0000EE"/>
-            <w:u w:val="single"/>
-          </w:rPr>
-          <w:t>9:32–42</w:t>
-        </w:r>
-      </w:hyperlink>
-      <w:r>
-        <w:rPr>
-          <w:lang w:val="hi_IN" w:bidi="hi_IN"/>
-        </w:rPr>
-        <w:t xml:space="preserve">; </w:t>
-      </w:r>
-      <w:hyperlink r:id="rId62">
-        <w:r>
-          <w:rPr>
-            <w:lang w:val="hi_IN" w:bidi="hi_IN"/>
-          </w:rPr>
-          <w:rPr>
-            <w:color w:val="0000EE"/>
-            <w:u w:val="single"/>
-          </w:rPr>
-          <w:t>14:3–4</w:t>
-        </w:r>
-      </w:hyperlink>
-      <w:r>
-        <w:rPr>
-          <w:lang w:val="hi_IN" w:bidi="hi_IN"/>
-        </w:rPr>
-        <w:t xml:space="preserve">; </w:t>
-      </w:r>
-      <w:hyperlink r:id="rId30">
-        <w:r>
-          <w:rPr>
-            <w:lang w:val="hi_IN" w:bidi="hi_IN"/>
-          </w:rPr>
-          <w:rPr>
-            <w:color w:val="0000EE"/>
-            <w:u w:val="single"/>
-          </w:rPr>
-          <w:t>26:8</w:t>
-        </w:r>
-      </w:hyperlink>
-      <w:r>
-        <w:rPr>
-          <w:lang w:val="hi_IN" w:bidi="hi_IN"/>
-        </w:rPr>
-        <w:t xml:space="preserve">; </w:t>
-      </w:r>
-      <w:hyperlink r:id="rId63">
-        <w:r>
-          <w:rPr>
-            <w:lang w:val="hi_IN" w:bidi="hi_IN"/>
-          </w:rPr>
-          <w:rPr>
-            <w:color w:val="0000EE"/>
-            <w:u w:val="single"/>
-          </w:rPr>
-          <w:t>रोमियों 5:1</w:t>
-        </w:r>
-      </w:hyperlink>
+      <w:r>
+        <w:rPr>
+          <w:lang w:val="hi_IN" w:bidi="hi_IN"/>
+        </w:rPr>
+        <w:t>16</w:t>
+      </w:r>
+      <w:r>
+        <w:rPr>
+          <w:lang w:val="hi_IN" w:bidi="hi_IN"/>
+        </w:rPr>
+        <w:t xml:space="preserve">; </w:t>
+      </w:r>
+      <w:r>
+        <w:rPr>
+          <w:lang w:val="hi_IN" w:bidi="hi_IN"/>
+        </w:rPr>
+        <w:t>20:1–21:25</w:t>
+      </w:r>
+      <w:r>
+        <w:rPr>
+          <w:lang w:val="hi_IN" w:bidi="hi_IN"/>
+        </w:rPr>
+        <w:t xml:space="preserve">; </w:t>
+      </w:r>
+      <w:r>
+        <w:rPr>
+          <w:lang w:val="hi_IN" w:bidi="hi_IN"/>
+        </w:rPr>
+        <w:t>प्रेरितों के काम 4:29–31</w:t>
+      </w:r>
+      <w:r>
+        <w:rPr>
+          <w:lang w:val="hi_IN" w:bidi="hi_IN"/>
+        </w:rPr>
+        <w:t xml:space="preserve">; </w:t>
+      </w:r>
+      <w:r>
+        <w:rPr>
+          <w:lang w:val="hi_IN" w:bidi="hi_IN"/>
+        </w:rPr>
+        <w:t>5:12–16</w:t>
+      </w:r>
+      <w:r>
+        <w:rPr>
+          <w:lang w:val="hi_IN" w:bidi="hi_IN"/>
+        </w:rPr>
+        <w:t xml:space="preserve">; </w:t>
+      </w:r>
+      <w:r>
+        <w:rPr>
+          <w:lang w:val="hi_IN" w:bidi="hi_IN"/>
+        </w:rPr>
+        <w:t>6:8</w:t>
+      </w:r>
+      <w:r>
+        <w:rPr>
+          <w:lang w:val="hi_IN" w:bidi="hi_IN"/>
+        </w:rPr>
+        <w:t xml:space="preserve">; </w:t>
+      </w:r>
+      <w:r>
+        <w:rPr>
+          <w:lang w:val="hi_IN" w:bidi="hi_IN"/>
+        </w:rPr>
+        <w:t>8:4–23</w:t>
+      </w:r>
+      <w:r>
+        <w:rPr>
+          <w:lang w:val="hi_IN" w:bidi="hi_IN"/>
+        </w:rPr>
+        <w:t xml:space="preserve">; </w:t>
+      </w:r>
+      <w:r>
+        <w:rPr>
+          <w:lang w:val="hi_IN" w:bidi="hi_IN"/>
+        </w:rPr>
+        <w:t>9:32–42</w:t>
+      </w:r>
+      <w:r>
+        <w:rPr>
+          <w:lang w:val="hi_IN" w:bidi="hi_IN"/>
+        </w:rPr>
+        <w:t xml:space="preserve">; </w:t>
+      </w:r>
+      <w:r>
+        <w:rPr>
+          <w:lang w:val="hi_IN" w:bidi="hi_IN"/>
+        </w:rPr>
+        <w:t>14:3–4</w:t>
+      </w:r>
+      <w:r>
+        <w:rPr>
+          <w:lang w:val="hi_IN" w:bidi="hi_IN"/>
+        </w:rPr>
+        <w:t xml:space="preserve">; </w:t>
+      </w:r>
+      <w:r>
+        <w:rPr>
+          <w:lang w:val="hi_IN" w:bidi="hi_IN"/>
+        </w:rPr>
+        <w:t>26:8</w:t>
+      </w:r>
+      <w:r>
+        <w:rPr>
+          <w:lang w:val="hi_IN" w:bidi="hi_IN"/>
+        </w:rPr>
+        <w:t xml:space="preserve">; </w:t>
+      </w:r>
+      <w:r>
+        <w:rPr>
+          <w:lang w:val="hi_IN" w:bidi="hi_IN"/>
+        </w:rPr>
+        <w:t>रोमियों 5:1</w:t>
+      </w:r>
       <w:r>
         <w:rPr>
           <w:lang w:val="hi_IN" w:bidi="hi_IN"/>
         </w:rPr>
         <w:t xml:space="preserve">, </w:t>
       </w:r>
-      <w:hyperlink r:id="rId35">
-        <w:r>
-          <w:rPr>
-            <w:lang w:val="hi_IN" w:bidi="hi_IN"/>
-          </w:rPr>
-          <w:rPr>
-            <w:color w:val="0000EE"/>
-            <w:u w:val="single"/>
-          </w:rPr>
-          <w:t>8</w:t>
-        </w:r>
-      </w:hyperlink>
-      <w:r>
-        <w:rPr>
-          <w:lang w:val="hi_IN" w:bidi="hi_IN"/>
-        </w:rPr>
-        <w:t xml:space="preserve">; </w:t>
-      </w:r>
-      <w:hyperlink r:id="rId36">
-        <w:r>
-          <w:rPr>
-            <w:lang w:val="hi_IN" w:bidi="hi_IN"/>
-          </w:rPr>
-          <w:rPr>
-            <w:color w:val="0000EE"/>
-            <w:u w:val="single"/>
-          </w:rPr>
-          <w:t>8:32</w:t>
-        </w:r>
-      </w:hyperlink>
-      <w:r>
-        <w:rPr>
-          <w:lang w:val="hi_IN" w:bidi="hi_IN"/>
-        </w:rPr>
-        <w:t xml:space="preserve">; </w:t>
-      </w:r>
-      <w:hyperlink r:id="rId37">
-        <w:r>
-          <w:rPr>
-            <w:lang w:val="hi_IN" w:bidi="hi_IN"/>
-          </w:rPr>
-          <w:rPr>
-            <w:color w:val="0000EE"/>
-            <w:u w:val="single"/>
-          </w:rPr>
-          <w:t>इफिसियों 2:4–5</w:t>
-        </w:r>
-      </w:hyperlink>
+      <w:r>
+        <w:rPr>
+          <w:lang w:val="hi_IN" w:bidi="hi_IN"/>
+        </w:rPr>
+        <w:t>8</w:t>
+      </w:r>
+      <w:r>
+        <w:rPr>
+          <w:lang w:val="hi_IN" w:bidi="hi_IN"/>
+        </w:rPr>
+        <w:t xml:space="preserve">; </w:t>
+      </w:r>
+      <w:r>
+        <w:rPr>
+          <w:lang w:val="hi_IN" w:bidi="hi_IN"/>
+        </w:rPr>
+        <w:t>8:32</w:t>
+      </w:r>
+      <w:r>
+        <w:rPr>
+          <w:lang w:val="hi_IN" w:bidi="hi_IN"/>
+        </w:rPr>
+        <w:t xml:space="preserve">; </w:t>
+      </w:r>
+      <w:r>
+        <w:rPr>
+          <w:lang w:val="hi_IN" w:bidi="hi_IN"/>
+        </w:rPr>
+        <w:t>इफिसियों 2:4–5</w:t>
+      </w:r>
       <w:r>
         <w:rPr>
           <w:lang w:val="hi_IN" w:bidi="hi_IN"/>
         </w:rPr>
         <w:t xml:space="preserve">, </w:t>
       </w:r>
-      <w:hyperlink r:id="rId33">
-        <w:r>
-          <w:rPr>
-            <w:lang w:val="hi_IN" w:bidi="hi_IN"/>
-          </w:rPr>
-          <w:rPr>
-            <w:color w:val="0000EE"/>
-            <w:u w:val="single"/>
-          </w:rPr>
-          <w:t>8–10</w:t>
-        </w:r>
-      </w:hyperlink>
-      <w:r>
-        <w:rPr>
-          <w:lang w:val="hi_IN" w:bidi="hi_IN"/>
-        </w:rPr>
-        <w:t xml:space="preserve">; </w:t>
-      </w:r>
-      <w:hyperlink r:id="rId51">
-        <w:r>
-          <w:rPr>
-            <w:lang w:val="hi_IN" w:bidi="hi_IN"/>
-          </w:rPr>
-          <w:rPr>
-            <w:color w:val="0000EE"/>
-            <w:u w:val="single"/>
-          </w:rPr>
-          <w:t>इब्रानियों 2:4</w:t>
-        </w:r>
-      </w:hyperlink>
-      <w:r>
-        <w:rPr>
-          <w:lang w:val="hi_IN" w:bidi="hi_IN"/>
-        </w:rPr>
-        <w:t xml:space="preserve">; </w:t>
-      </w:r>
-      <w:hyperlink r:id="rId64">
-        <w:r>
-          <w:rPr>
-            <w:lang w:val="hi_IN" w:bidi="hi_IN"/>
-          </w:rPr>
-          <w:rPr>
-            <w:color w:val="0000EE"/>
-            <w:u w:val="single"/>
-          </w:rPr>
-          <w:t>1 पतरस 1:3–5</w:t>
-        </w:r>
-      </w:hyperlink>
-      <w:r>
-        <w:rPr>
-          <w:lang w:val="hi_IN" w:bidi="hi_IN"/>
-        </w:rPr>
-        <w:t xml:space="preserve">; </w:t>
-      </w:r>
-      <w:hyperlink r:id="rId65">
-        <w:r>
-          <w:rPr>
-            <w:lang w:val="hi_IN" w:bidi="hi_IN"/>
-          </w:rPr>
-          <w:rPr>
-            <w:color w:val="0000EE"/>
-            <w:u w:val="single"/>
-          </w:rPr>
-          <w:t>1 यूहन्ना 5:12–13</w:t>
-        </w:r>
-      </w:hyperlink>
+      <w:r>
+        <w:rPr>
+          <w:lang w:val="hi_IN" w:bidi="hi_IN"/>
+        </w:rPr>
+        <w:t>8–10</w:t>
+      </w:r>
+      <w:r>
+        <w:rPr>
+          <w:lang w:val="hi_IN" w:bidi="hi_IN"/>
+        </w:rPr>
+        <w:t xml:space="preserve">; </w:t>
+      </w:r>
+      <w:r>
+        <w:rPr>
+          <w:lang w:val="hi_IN" w:bidi="hi_IN"/>
+        </w:rPr>
+        <w:t>इब्रानियों 2:4</w:t>
+      </w:r>
+      <w:r>
+        <w:rPr>
+          <w:lang w:val="hi_IN" w:bidi="hi_IN"/>
+        </w:rPr>
+        <w:t xml:space="preserve">; </w:t>
+      </w:r>
+      <w:r>
+        <w:rPr>
+          <w:lang w:val="hi_IN" w:bidi="hi_IN"/>
+        </w:rPr>
+        <w:t>1 पतरस 1:3–5</w:t>
+      </w:r>
+      <w:r>
+        <w:rPr>
+          <w:lang w:val="hi_IN" w:bidi="hi_IN"/>
+        </w:rPr>
+        <w:t xml:space="preserve">; </w:t>
+      </w:r>
+      <w:r>
+        <w:rPr>
+          <w:lang w:val="hi_IN" w:bidi="hi_IN"/>
+        </w:rPr>
+        <w:t>1 यूहन्ना 5:12–13</w:t>
+      </w:r>
       <w:r>
         <w:rPr>
           <w:lang w:val="hi_IN" w:bidi="hi_IN"/>
@@ -1596,72 +1206,48 @@
         </w:rPr>
         <w:t>प्राचीन यहूदी समाज में, जो चरवाहे भेड़ या बकरियों की देखभाल करते थे, वे अत्यन्त महत्वपूर्ण थे। चरवाहे प्राचीन पश्चिमी एशिया में अनिवार्य थे। हर सुबह, चरवाहे भेड़-बकरियों को बाहर ले जाते थे (</w:t>
       </w:r>
-      <w:hyperlink r:id="rId66">
-        <w:r>
-          <w:rPr>
-            <w:lang w:val="hi_IN" w:bidi="hi_IN"/>
-          </w:rPr>
-          <w:rPr>
-            <w:color w:val="0000EE"/>
-            <w:u w:val="single"/>
-          </w:rPr>
-          <w:t>यूह 10:2–4</w:t>
-        </w:r>
-      </w:hyperlink>
+      <w:r>
+        <w:rPr>
+          <w:lang w:val="hi_IN" w:bidi="hi_IN"/>
+        </w:rPr>
+        <w:t>यूह 10:2–4</w:t>
+      </w:r>
       <w:r>
         <w:rPr>
           <w:lang w:val="hi_IN" w:bidi="hi_IN"/>
         </w:rPr>
         <w:t>)। वे घास और पानी ढूंढते और उन्हें वन पशुओं से बचाते थे (</w:t>
       </w:r>
-      <w:hyperlink r:id="rId67">
-        <w:r>
-          <w:rPr>
-            <w:lang w:val="hi_IN" w:bidi="hi_IN"/>
-          </w:rPr>
-          <w:rPr>
-            <w:color w:val="0000EE"/>
-            <w:u w:val="single"/>
-          </w:rPr>
-          <w:t>आमो 3:12</w:t>
-        </w:r>
-      </w:hyperlink>
+      <w:r>
+        <w:rPr>
+          <w:lang w:val="hi_IN" w:bidi="hi_IN"/>
+        </w:rPr>
+        <w:t>आमो 3:12</w:t>
+      </w:r>
       <w:r>
         <w:rPr>
           <w:lang w:val="hi_IN" w:bidi="hi_IN"/>
         </w:rPr>
         <w:t>)। वे उन भेड़-बकरियों की खोज करते और उन्हें वापस लाते जो भटक जातीं थी (</w:t>
       </w:r>
-      <w:hyperlink r:id="rId68">
-        <w:r>
-          <w:rPr>
-            <w:lang w:val="hi_IN" w:bidi="hi_IN"/>
-          </w:rPr>
-          <w:rPr>
-            <w:color w:val="0000EE"/>
-            <w:u w:val="single"/>
-          </w:rPr>
-          <w:t>यहेज 34:8</w:t>
-        </w:r>
-      </w:hyperlink>
-      <w:r>
-        <w:rPr>
-          <w:lang w:val="hi_IN" w:bidi="hi_IN"/>
-        </w:rPr>
-        <w:t xml:space="preserve">; </w:t>
-      </w:r>
-      <w:hyperlink r:id="rId69">
-        <w:r>
-          <w:rPr>
-            <w:lang w:val="hi_IN" w:bidi="hi_IN"/>
-          </w:rPr>
-          <w:rPr>
-            <w:color w:val="0000EE"/>
-            <w:u w:val="single"/>
-          </w:rPr>
-          <w:t>मत्ती 18:12</w:t>
-        </w:r>
-      </w:hyperlink>
+      <w:r>
+        <w:rPr>
+          <w:lang w:val="hi_IN" w:bidi="hi_IN"/>
+        </w:rPr>
+        <w:t>यहेज 34:8</w:t>
+      </w:r>
+      <w:r>
+        <w:rPr>
+          <w:lang w:val="hi_IN" w:bidi="hi_IN"/>
+        </w:rPr>
+        <w:t xml:space="preserve">; </w:t>
+      </w:r>
+      <w:r>
+        <w:rPr>
+          <w:lang w:val="hi_IN" w:bidi="hi_IN"/>
+        </w:rPr>
+        <w:t>मत्ती 18:12</w:t>
+      </w:r>
       <w:r>
         <w:rPr>
           <w:lang w:val="hi_IN" w:bidi="hi_IN"/>
@@ -1695,90 +1281,60 @@
         </w:rPr>
         <w:t xml:space="preserve"> शासक के लिए एक सामान्य शब्द बन गया है। लोग अक्सर अश्शूर, बेबीलोन, और मिस्र के राजाओं को चरवाहा कहते थे क्योंकि वे अपने लोगों की रक्षा करते थे। यह रूपक पुराने नियम में भी आम है (</w:t>
       </w:r>
-      <w:hyperlink r:id="rId70">
-        <w:r>
-          <w:rPr>
-            <w:lang w:val="hi_IN" w:bidi="hi_IN"/>
-          </w:rPr>
-          <w:rPr>
-            <w:color w:val="0000EE"/>
-            <w:u w:val="single"/>
-          </w:rPr>
-          <w:t>गिन 27:17</w:t>
-        </w:r>
-      </w:hyperlink>
-      <w:r>
-        <w:rPr>
-          <w:lang w:val="hi_IN" w:bidi="hi_IN"/>
-        </w:rPr>
-        <w:t xml:space="preserve">; </w:t>
-      </w:r>
-      <w:hyperlink r:id="rId71">
-        <w:r>
-          <w:rPr>
-            <w:lang w:val="hi_IN" w:bidi="hi_IN"/>
-          </w:rPr>
-          <w:rPr>
-            <w:color w:val="0000EE"/>
-            <w:u w:val="single"/>
-          </w:rPr>
-          <w:t>1 रा 22:17</w:t>
-        </w:r>
-      </w:hyperlink>
-      <w:r>
-        <w:rPr>
-          <w:lang w:val="hi_IN" w:bidi="hi_IN"/>
-        </w:rPr>
-        <w:t xml:space="preserve">; </w:t>
-      </w:r>
-      <w:hyperlink r:id="rId72">
-        <w:r>
-          <w:rPr>
-            <w:lang w:val="hi_IN" w:bidi="hi_IN"/>
-          </w:rPr>
-          <w:rPr>
-            <w:color w:val="0000EE"/>
-            <w:u w:val="single"/>
-          </w:rPr>
-          <w:t>यिर्म 10:21</w:t>
-        </w:r>
-      </w:hyperlink>
-      <w:r>
-        <w:rPr>
-          <w:lang w:val="hi_IN" w:bidi="hi_IN"/>
-        </w:rPr>
-        <w:t xml:space="preserve">; </w:t>
-      </w:r>
-      <w:hyperlink r:id="rId73">
-        <w:r>
-          <w:rPr>
-            <w:lang w:val="hi_IN" w:bidi="hi_IN"/>
-          </w:rPr>
-          <w:rPr>
-            <w:color w:val="0000EE"/>
-            <w:u w:val="single"/>
-          </w:rPr>
-          <w:t>23:1–2</w:t>
-        </w:r>
-      </w:hyperlink>
-      <w:r>
-        <w:rPr>
-          <w:lang w:val="hi_IN" w:bidi="hi_IN"/>
-        </w:rPr>
-        <w:t xml:space="preserve">; </w:t>
-      </w:r>
-      <w:hyperlink r:id="rId74">
-        <w:r>
-          <w:rPr>
-            <w:lang w:val="hi_IN" w:bidi="hi_IN"/>
-          </w:rPr>
-          <w:rPr>
-            <w:color w:val="0000EE"/>
-            <w:u w:val="single"/>
-          </w:rPr>
-          <w:t>यहेज 34:1–10</w:t>
-        </w:r>
-      </w:hyperlink>
+      <w:r>
+        <w:rPr>
+          <w:lang w:val="hi_IN" w:bidi="hi_IN"/>
+        </w:rPr>
+        <w:t>गिन 27:17</w:t>
+      </w:r>
+      <w:r>
+        <w:rPr>
+          <w:lang w:val="hi_IN" w:bidi="hi_IN"/>
+        </w:rPr>
+        <w:t xml:space="preserve">; </w:t>
+      </w:r>
+      <w:r>
+        <w:rPr>
+          <w:lang w:val="hi_IN" w:bidi="hi_IN"/>
+        </w:rPr>
+        <w:t>1 रा 22:17</w:t>
+      </w:r>
+      <w:r>
+        <w:rPr>
+          <w:lang w:val="hi_IN" w:bidi="hi_IN"/>
+        </w:rPr>
+        <w:t xml:space="preserve">; </w:t>
+      </w:r>
+      <w:r>
+        <w:rPr>
+          <w:lang w:val="hi_IN" w:bidi="hi_IN"/>
+        </w:rPr>
+        <w:t>यिर्म 10:21</w:t>
+      </w:r>
+      <w:r>
+        <w:rPr>
+          <w:lang w:val="hi_IN" w:bidi="hi_IN"/>
+        </w:rPr>
+        <w:t xml:space="preserve">; </w:t>
+      </w:r>
+      <w:r>
+        <w:rPr>
+          <w:lang w:val="hi_IN" w:bidi="hi_IN"/>
+        </w:rPr>
+        <w:t>23:1–2</w:t>
+      </w:r>
+      <w:r>
+        <w:rPr>
+          <w:lang w:val="hi_IN" w:bidi="hi_IN"/>
+        </w:rPr>
+        <w:t xml:space="preserve">; </w:t>
+      </w:r>
+      <w:r>
+        <w:rPr>
+          <w:lang w:val="hi_IN" w:bidi="hi_IN"/>
+        </w:rPr>
+        <w:t>यहेज 34:1–10</w:t>
+      </w:r>
       <w:r>
         <w:rPr>
           <w:lang w:val="hi_IN" w:bidi="hi_IN"/>
@@ -1799,162 +1355,108 @@
         </w:rPr>
         <w:t>पुराना नियम परमेश्वर को इस्राएल का "चरवाहा" मानता है, जो अपने लोगों की भलाई के हर पहलू की देखभाल करते हैं (</w:t>
       </w:r>
-      <w:hyperlink r:id="rId75">
-        <w:r>
-          <w:rPr>
-            <w:lang w:val="hi_IN" w:bidi="hi_IN"/>
-          </w:rPr>
-          <w:rPr>
-            <w:color w:val="0000EE"/>
-            <w:u w:val="single"/>
-          </w:rPr>
-          <w:t>उत 49:24</w:t>
-        </w:r>
-      </w:hyperlink>
-      <w:r>
-        <w:rPr>
-          <w:lang w:val="hi_IN" w:bidi="hi_IN"/>
-        </w:rPr>
-        <w:t xml:space="preserve">; </w:t>
-      </w:r>
-      <w:hyperlink r:id="rId76">
-        <w:r>
-          <w:rPr>
-            <w:lang w:val="hi_IN" w:bidi="hi_IN"/>
-          </w:rPr>
-          <w:rPr>
-            <w:color w:val="0000EE"/>
-            <w:u w:val="single"/>
-          </w:rPr>
-          <w:t>भज 23:1</w:t>
-        </w:r>
-      </w:hyperlink>
-      <w:r>
-        <w:rPr>
-          <w:lang w:val="hi_IN" w:bidi="hi_IN"/>
-        </w:rPr>
-        <w:t xml:space="preserve">; </w:t>
-      </w:r>
-      <w:hyperlink r:id="rId77">
-        <w:r>
-          <w:rPr>
-            <w:lang w:val="hi_IN" w:bidi="hi_IN"/>
-          </w:rPr>
-          <w:rPr>
-            <w:color w:val="0000EE"/>
-            <w:u w:val="single"/>
-          </w:rPr>
-          <w:t>80:1</w:t>
-        </w:r>
-      </w:hyperlink>
-      <w:r>
-        <w:rPr>
-          <w:lang w:val="hi_IN" w:bidi="hi_IN"/>
-        </w:rPr>
-        <w:t xml:space="preserve">; </w:t>
-      </w:r>
-      <w:hyperlink r:id="rId78">
-        <w:r>
-          <w:rPr>
-            <w:lang w:val="hi_IN" w:bidi="hi_IN"/>
-          </w:rPr>
-          <w:rPr>
-            <w:color w:val="0000EE"/>
-            <w:u w:val="single"/>
-          </w:rPr>
-          <w:t>यशा 40:11</w:t>
-        </w:r>
-      </w:hyperlink>
+      <w:r>
+        <w:rPr>
+          <w:lang w:val="hi_IN" w:bidi="hi_IN"/>
+        </w:rPr>
+        <w:t>उत 49:24</w:t>
+      </w:r>
+      <w:r>
+        <w:rPr>
+          <w:lang w:val="hi_IN" w:bidi="hi_IN"/>
+        </w:rPr>
+        <w:t xml:space="preserve">; </w:t>
+      </w:r>
+      <w:r>
+        <w:rPr>
+          <w:lang w:val="hi_IN" w:bidi="hi_IN"/>
+        </w:rPr>
+        <w:t>भज 23:1</w:t>
+      </w:r>
+      <w:r>
+        <w:rPr>
+          <w:lang w:val="hi_IN" w:bidi="hi_IN"/>
+        </w:rPr>
+        <w:t xml:space="preserve">; </w:t>
+      </w:r>
+      <w:r>
+        <w:rPr>
+          <w:lang w:val="hi_IN" w:bidi="hi_IN"/>
+        </w:rPr>
+        <w:t>80:1</w:t>
+      </w:r>
+      <w:r>
+        <w:rPr>
+          <w:lang w:val="hi_IN" w:bidi="hi_IN"/>
+        </w:rPr>
+        <w:t xml:space="preserve">; </w:t>
+      </w:r>
+      <w:r>
+        <w:rPr>
+          <w:lang w:val="hi_IN" w:bidi="hi_IN"/>
+        </w:rPr>
+        <w:t>यशा 40:11</w:t>
+      </w:r>
       <w:r>
         <w:rPr>
           <w:lang w:val="hi_IN" w:bidi="hi_IN"/>
         </w:rPr>
         <w:t>)। परमेश्वर स्वयं अपनी भेड़-बकरियों की देखभाल करेंगे (</w:t>
       </w:r>
-      <w:hyperlink r:id="rId79">
-        <w:r>
-          <w:rPr>
-            <w:lang w:val="hi_IN" w:bidi="hi_IN"/>
-          </w:rPr>
-          <w:rPr>
-            <w:color w:val="0000EE"/>
-            <w:u w:val="single"/>
-          </w:rPr>
-          <w:t>यिर्म 23:3</w:t>
-        </w:r>
-      </w:hyperlink>
-      <w:r>
-        <w:rPr>
-          <w:lang w:val="hi_IN" w:bidi="hi_IN"/>
-        </w:rPr>
-        <w:t xml:space="preserve">; </w:t>
-      </w:r>
-      <w:hyperlink r:id="rId80">
-        <w:r>
-          <w:rPr>
-            <w:lang w:val="hi_IN" w:bidi="hi_IN"/>
-          </w:rPr>
-          <w:rPr>
-            <w:color w:val="0000EE"/>
-            <w:u w:val="single"/>
-          </w:rPr>
-          <w:t>31:10</w:t>
-        </w:r>
-      </w:hyperlink>
-      <w:r>
-        <w:rPr>
-          <w:lang w:val="hi_IN" w:bidi="hi_IN"/>
-        </w:rPr>
-        <w:t xml:space="preserve">; </w:t>
-      </w:r>
-      <w:hyperlink r:id="rId81">
-        <w:r>
-          <w:rPr>
-            <w:lang w:val="hi_IN" w:bidi="hi_IN"/>
-          </w:rPr>
-          <w:rPr>
-            <w:color w:val="0000EE"/>
-            <w:u w:val="single"/>
-          </w:rPr>
-          <w:t>यहेज 34:11–22</w:t>
-        </w:r>
-      </w:hyperlink>
+      <w:r>
+        <w:rPr>
+          <w:lang w:val="hi_IN" w:bidi="hi_IN"/>
+        </w:rPr>
+        <w:t>यिर्म 23:3</w:t>
+      </w:r>
+      <w:r>
+        <w:rPr>
+          <w:lang w:val="hi_IN" w:bidi="hi_IN"/>
+        </w:rPr>
+        <w:t xml:space="preserve">; </w:t>
+      </w:r>
+      <w:r>
+        <w:rPr>
+          <w:lang w:val="hi_IN" w:bidi="hi_IN"/>
+        </w:rPr>
+        <w:t>31:10</w:t>
+      </w:r>
+      <w:r>
+        <w:rPr>
+          <w:lang w:val="hi_IN" w:bidi="hi_IN"/>
+        </w:rPr>
+        <w:t xml:space="preserve">; </w:t>
+      </w:r>
+      <w:r>
+        <w:rPr>
+          <w:lang w:val="hi_IN" w:bidi="hi_IN"/>
+        </w:rPr>
+        <w:t>यहेज 34:11–22</w:t>
+      </w:r>
       <w:r>
         <w:rPr>
           <w:lang w:val="hi_IN" w:bidi="hi_IN"/>
         </w:rPr>
         <w:t>)। उन्होंने यह वादा किया कि वह ऐसे विश्वासयोग्य अगुवे देंगे जो उनके लोगों की देखभाल करेंगे (</w:t>
       </w:r>
-      <w:hyperlink r:id="rId82">
-        <w:r>
-          <w:rPr>
-            <w:lang w:val="hi_IN" w:bidi="hi_IN"/>
-          </w:rPr>
-          <w:rPr>
-            <w:color w:val="0000EE"/>
-            <w:u w:val="single"/>
-          </w:rPr>
-          <w:t>यिर्म 3:15</w:t>
-        </w:r>
-      </w:hyperlink>
-      <w:r>
-        <w:rPr>
-          <w:lang w:val="hi_IN" w:bidi="hi_IN"/>
-        </w:rPr>
-        <w:t xml:space="preserve">; </w:t>
-      </w:r>
-      <w:hyperlink r:id="rId83">
-        <w:r>
-          <w:rPr>
-            <w:lang w:val="hi_IN" w:bidi="hi_IN"/>
-          </w:rPr>
-          <w:rPr>
-            <w:color w:val="0000EE"/>
-            <w:u w:val="single"/>
-          </w:rPr>
-          <w:t>23:4</w:t>
-        </w:r>
-      </w:hyperlink>
+      <w:r>
+        <w:rPr>
+          <w:lang w:val="hi_IN" w:bidi="hi_IN"/>
+        </w:rPr>
+        <w:t>यिर्म 3:15</w:t>
+      </w:r>
+      <w:r>
+        <w:rPr>
+          <w:lang w:val="hi_IN" w:bidi="hi_IN"/>
+        </w:rPr>
+        <w:t xml:space="preserve">; </w:t>
+      </w:r>
+      <w:r>
+        <w:rPr>
+          <w:lang w:val="hi_IN" w:bidi="hi_IN"/>
+        </w:rPr>
+        <w:t>23:4</w:t>
+      </w:r>
       <w:r>
         <w:rPr>
           <w:lang w:val="hi_IN" w:bidi="hi_IN"/>
@@ -1975,18 +1477,12 @@
         </w:rPr>
         <w:t xml:space="preserve">जब इस्राएल के प्रारम्भिक अगुवे अविश्वासी थे, परमेश्वर अपने सेवक दाऊद को एक विश्वासी अगुवे के रूप में चुना। बाद में उन्होंने दाऊद के वंशजों को इस्राएल के ऊपर अगुवा के रूप में स्थापित करने का वादा किया (देखें </w:t>
       </w:r>
-      <w:hyperlink r:id="rId84">
-        <w:r>
-          <w:rPr>
-            <w:lang w:val="hi_IN" w:bidi="hi_IN"/>
-          </w:rPr>
-          <w:rPr>
-            <w:color w:val="0000EE"/>
-            <w:u w:val="single"/>
-          </w:rPr>
-          <w:t>यहेज 34:23–24</w:t>
-        </w:r>
-      </w:hyperlink>
+      <w:r>
+        <w:rPr>
+          <w:lang w:val="hi_IN" w:bidi="hi_IN"/>
+        </w:rPr>
+        <w:t>यहेज 34:23–24</w:t>
+      </w:r>
       <w:r>
         <w:rPr>
           <w:lang w:val="hi_IN" w:bidi="hi_IN"/>
@@ -2020,54 +1516,36 @@
         </w:rPr>
         <w:t>नए नियम में, यीशु ने स्वयं को "चरवाहा" कहा है (</w:t>
       </w:r>
-      <w:hyperlink r:id="rId85">
-        <w:r>
-          <w:rPr>
-            <w:lang w:val="hi_IN" w:bidi="hi_IN"/>
-          </w:rPr>
-          <w:rPr>
-            <w:color w:val="0000EE"/>
-            <w:u w:val="single"/>
-          </w:rPr>
-          <w:t>मत्ती 25:31–33</w:t>
-        </w:r>
-      </w:hyperlink>
-      <w:r>
-        <w:rPr>
-          <w:lang w:val="hi_IN" w:bidi="hi_IN"/>
-        </w:rPr>
-        <w:t xml:space="preserve">; </w:t>
-      </w:r>
-      <w:hyperlink r:id="rId86">
-        <w:r>
-          <w:rPr>
-            <w:lang w:val="hi_IN" w:bidi="hi_IN"/>
-          </w:rPr>
-          <w:rPr>
-            <w:color w:val="0000EE"/>
-            <w:u w:val="single"/>
-          </w:rPr>
-          <w:t>मर 14:27</w:t>
-        </w:r>
-      </w:hyperlink>
-      <w:r>
-        <w:rPr>
-          <w:lang w:val="hi_IN" w:bidi="hi_IN"/>
-        </w:rPr>
-        <w:t xml:space="preserve">; </w:t>
-      </w:r>
-      <w:hyperlink r:id="rId87">
-        <w:r>
-          <w:rPr>
-            <w:lang w:val="hi_IN" w:bidi="hi_IN"/>
-          </w:rPr>
-          <w:rPr>
-            <w:color w:val="0000EE"/>
-            <w:u w:val="single"/>
-          </w:rPr>
-          <w:t>यूह 10:1–30</w:t>
-        </w:r>
-      </w:hyperlink>
+      <w:r>
+        <w:rPr>
+          <w:lang w:val="hi_IN" w:bidi="hi_IN"/>
+        </w:rPr>
+        <w:t>मत्ती 25:31–33</w:t>
+      </w:r>
+      <w:r>
+        <w:rPr>
+          <w:lang w:val="hi_IN" w:bidi="hi_IN"/>
+        </w:rPr>
+        <w:t xml:space="preserve">; </w:t>
+      </w:r>
+      <w:r>
+        <w:rPr>
+          <w:lang w:val="hi_IN" w:bidi="hi_IN"/>
+        </w:rPr>
+        <w:t>मर 14:27</w:t>
+      </w:r>
+      <w:r>
+        <w:rPr>
+          <w:lang w:val="hi_IN" w:bidi="hi_IN"/>
+        </w:rPr>
+        <w:t xml:space="preserve">; </w:t>
+      </w:r>
+      <w:r>
+        <w:rPr>
+          <w:lang w:val="hi_IN" w:bidi="hi_IN"/>
+        </w:rPr>
+        <w:t>यूह 10:1–30</w:t>
+      </w:r>
       <w:r>
         <w:rPr>
           <w:lang w:val="hi_IN" w:bidi="hi_IN"/>
@@ -2086,36 +1564,24 @@
         </w:rPr>
         <w:t>" हैं जो भेड़ों के लिए अपना जीवन बलिदान करते हैं (</w:t>
       </w:r>
-      <w:hyperlink r:id="rId88">
-        <w:r>
-          <w:rPr>
-            <w:lang w:val="hi_IN" w:bidi="hi_IN"/>
-          </w:rPr>
-          <w:rPr>
-            <w:color w:val="0000EE"/>
-            <w:u w:val="single"/>
-          </w:rPr>
-          <w:t>यूह 10:11–18</w:t>
-        </w:r>
-      </w:hyperlink>
+      <w:r>
+        <w:rPr>
+          <w:lang w:val="hi_IN" w:bidi="hi_IN"/>
+        </w:rPr>
+        <w:t>यूह 10:11–18</w:t>
+      </w:r>
       <w:r>
         <w:rPr>
           <w:lang w:val="hi_IN" w:bidi="hi_IN"/>
         </w:rPr>
         <w:t xml:space="preserve">; देखें </w:t>
       </w:r>
-      <w:hyperlink r:id="rId89">
-        <w:r>
-          <w:rPr>
-            <w:lang w:val="hi_IN" w:bidi="hi_IN"/>
-          </w:rPr>
-          <w:rPr>
-            <w:color w:val="0000EE"/>
-            <w:u w:val="single"/>
-          </w:rPr>
-          <w:t>इब्रा 13:20</w:t>
-        </w:r>
-      </w:hyperlink>
+      <w:r>
+        <w:rPr>
+          <w:lang w:val="hi_IN" w:bidi="hi_IN"/>
+        </w:rPr>
+        <w:t>इब्रा 13:20</w:t>
+      </w:r>
       <w:r>
         <w:rPr>
           <w:lang w:val="hi_IN" w:bidi="hi_IN"/>
@@ -2136,36 +1602,24 @@
         </w:rPr>
         <w:t>कलीसिया के अगुवे भी चरवाहे के रूप में जाने जाते हैं (</w:t>
       </w:r>
-      <w:hyperlink r:id="rId90">
-        <w:r>
-          <w:rPr>
-            <w:lang w:val="hi_IN" w:bidi="hi_IN"/>
-          </w:rPr>
-          <w:rPr>
-            <w:color w:val="0000EE"/>
-            <w:u w:val="single"/>
-          </w:rPr>
-          <w:t>इफि 4:11</w:t>
-        </w:r>
-      </w:hyperlink>
+      <w:r>
+        <w:rPr>
+          <w:lang w:val="hi_IN" w:bidi="hi_IN"/>
+        </w:rPr>
+        <w:t>इफि 4:11</w:t>
+      </w:r>
       <w:r>
         <w:rPr>
           <w:lang w:val="hi_IN" w:bidi="hi_IN"/>
         </w:rPr>
         <w:t>, जिसका अनुवाद "पासबान" के रूप में किया गया है)। परमेश्वर उन्हें कलीसिया को अपनी प्रजा की देखभाल करने के लिए देते हैं जैसे एक चरवाहा भेड़ों की देखभाल करता है, उन्हें परमेश्वर के मार्गों में मार्गदर्शन और शिक्षा देते हैं। उन्हें तब तक वफादार चरवाहे बने रहना चाहिए जब तक यीशु मसीह, "प्रधान चरवाहा," सीधे अपनी प्रजा का नेतृत्व करने के लिए नहीं आते (</w:t>
       </w:r>
-      <w:hyperlink r:id="rId91">
-        <w:r>
-          <w:rPr>
-            <w:lang w:val="hi_IN" w:bidi="hi_IN"/>
-          </w:rPr>
-          <w:rPr>
-            <w:color w:val="0000EE"/>
-            <w:u w:val="single"/>
-          </w:rPr>
-          <w:t>1 पत 5:1–4</w:t>
-        </w:r>
-      </w:hyperlink>
+      <w:r>
+        <w:rPr>
+          <w:lang w:val="hi_IN" w:bidi="hi_IN"/>
+        </w:rPr>
+        <w:t>1 पत 5:1–4</w:t>
+      </w:r>
       <w:r>
         <w:rPr>
           <w:lang w:val="hi_IN" w:bidi="hi_IN"/>
@@ -2195,468 +1649,312 @@
           <w:lang w:val="hi_IN" w:bidi="hi_IN"/>
         </w:rPr>
       </w:r>
-      <w:hyperlink r:id="rId92">
-        <w:r>
-          <w:rPr>
-            <w:lang w:val="hi_IN" w:bidi="hi_IN"/>
-          </w:rPr>
-          <w:rPr>
-            <w:color w:val="0000EE"/>
-            <w:u w:val="single"/>
-          </w:rPr>
-          <w:t>उत्पत्ति 29:1–10</w:t>
-        </w:r>
-      </w:hyperlink>
-      <w:r>
-        <w:rPr>
-          <w:lang w:val="hi_IN" w:bidi="hi_IN"/>
-        </w:rPr>
-        <w:t xml:space="preserve">; </w:t>
-      </w:r>
-      <w:hyperlink r:id="rId93">
-        <w:r>
-          <w:rPr>
-            <w:lang w:val="hi_IN" w:bidi="hi_IN"/>
-          </w:rPr>
-          <w:rPr>
-            <w:color w:val="0000EE"/>
-            <w:u w:val="single"/>
-          </w:rPr>
-          <w:t>गिनती 27:16–18</w:t>
-        </w:r>
-      </w:hyperlink>
-      <w:r>
-        <w:rPr>
-          <w:lang w:val="hi_IN" w:bidi="hi_IN"/>
-        </w:rPr>
-        <w:t xml:space="preserve">; </w:t>
-      </w:r>
-      <w:hyperlink r:id="rId94">
-        <w:r>
-          <w:rPr>
-            <w:lang w:val="hi_IN" w:bidi="hi_IN"/>
-          </w:rPr>
-          <w:rPr>
-            <w:color w:val="0000EE"/>
-            <w:u w:val="single"/>
-          </w:rPr>
-          <w:t>2 शमूएल 7:7</w:t>
-        </w:r>
-      </w:hyperlink>
-      <w:r>
-        <w:rPr>
-          <w:lang w:val="hi_IN" w:bidi="hi_IN"/>
-        </w:rPr>
-        <w:t xml:space="preserve">; </w:t>
-      </w:r>
-      <w:hyperlink r:id="rId71">
-        <w:r>
-          <w:rPr>
-            <w:lang w:val="hi_IN" w:bidi="hi_IN"/>
-          </w:rPr>
-          <w:rPr>
-            <w:color w:val="0000EE"/>
-            <w:u w:val="single"/>
-          </w:rPr>
-          <w:t>1 राजा 22:17</w:t>
-        </w:r>
-      </w:hyperlink>
-      <w:r>
-        <w:rPr>
-          <w:lang w:val="hi_IN" w:bidi="hi_IN"/>
-        </w:rPr>
-        <w:t xml:space="preserve">; </w:t>
-      </w:r>
-      <w:hyperlink r:id="rId95">
-        <w:r>
-          <w:rPr>
-            <w:lang w:val="hi_IN" w:bidi="hi_IN"/>
-          </w:rPr>
-          <w:rPr>
-            <w:color w:val="0000EE"/>
-            <w:u w:val="single"/>
-          </w:rPr>
-          <w:t>1 इतिहास 11:2</w:t>
-        </w:r>
-      </w:hyperlink>
-      <w:r>
-        <w:rPr>
-          <w:lang w:val="hi_IN" w:bidi="hi_IN"/>
-        </w:rPr>
-        <w:t xml:space="preserve">; </w:t>
-      </w:r>
-      <w:hyperlink r:id="rId96">
-        <w:r>
-          <w:rPr>
-            <w:lang w:val="hi_IN" w:bidi="hi_IN"/>
-          </w:rPr>
-          <w:rPr>
-            <w:color w:val="0000EE"/>
-            <w:u w:val="single"/>
-          </w:rPr>
-          <w:t>भजन संहिता 23:1–6</w:t>
-        </w:r>
-      </w:hyperlink>
-      <w:r>
-        <w:rPr>
-          <w:lang w:val="hi_IN" w:bidi="hi_IN"/>
-        </w:rPr>
-        <w:t xml:space="preserve">; </w:t>
-      </w:r>
-      <w:hyperlink r:id="rId97">
-        <w:r>
-          <w:rPr>
-            <w:lang w:val="hi_IN" w:bidi="hi_IN"/>
-          </w:rPr>
-          <w:rPr>
-            <w:color w:val="0000EE"/>
-            <w:u w:val="single"/>
-          </w:rPr>
-          <w:t>77:20</w:t>
-        </w:r>
-      </w:hyperlink>
-      <w:r>
-        <w:rPr>
-          <w:lang w:val="hi_IN" w:bidi="hi_IN"/>
-        </w:rPr>
-        <w:t xml:space="preserve">; </w:t>
-      </w:r>
-      <w:hyperlink r:id="rId77">
-        <w:r>
-          <w:rPr>
-            <w:lang w:val="hi_IN" w:bidi="hi_IN"/>
-          </w:rPr>
-          <w:rPr>
-            <w:color w:val="0000EE"/>
-            <w:u w:val="single"/>
-          </w:rPr>
-          <w:t>80:1</w:t>
-        </w:r>
-      </w:hyperlink>
-      <w:r>
-        <w:rPr>
-          <w:lang w:val="hi_IN" w:bidi="hi_IN"/>
-        </w:rPr>
-        <w:t xml:space="preserve">; </w:t>
-      </w:r>
-      <w:hyperlink r:id="rId78">
-        <w:r>
-          <w:rPr>
-            <w:lang w:val="hi_IN" w:bidi="hi_IN"/>
-          </w:rPr>
-          <w:rPr>
-            <w:color w:val="0000EE"/>
-            <w:u w:val="single"/>
-          </w:rPr>
-          <w:t>यशायाह 40:11</w:t>
-        </w:r>
-      </w:hyperlink>
-      <w:r>
-        <w:rPr>
-          <w:lang w:val="hi_IN" w:bidi="hi_IN"/>
-        </w:rPr>
-        <w:t xml:space="preserve">; </w:t>
-      </w:r>
-      <w:hyperlink r:id="rId98">
-        <w:r>
-          <w:rPr>
-            <w:lang w:val="hi_IN" w:bidi="hi_IN"/>
-          </w:rPr>
-          <w:rPr>
-            <w:color w:val="0000EE"/>
-            <w:u w:val="single"/>
-          </w:rPr>
-          <w:t>44:28</w:t>
-        </w:r>
-      </w:hyperlink>
-      <w:r>
-        <w:rPr>
-          <w:lang w:val="hi_IN" w:bidi="hi_IN"/>
-        </w:rPr>
-        <w:t xml:space="preserve">; </w:t>
-      </w:r>
-      <w:hyperlink r:id="rId99">
-        <w:r>
-          <w:rPr>
-            <w:lang w:val="hi_IN" w:bidi="hi_IN"/>
-          </w:rPr>
-          <w:rPr>
-            <w:color w:val="0000EE"/>
-            <w:u w:val="single"/>
-          </w:rPr>
-          <w:t>56:10–11</w:t>
-        </w:r>
-      </w:hyperlink>
-      <w:r>
-        <w:rPr>
-          <w:lang w:val="hi_IN" w:bidi="hi_IN"/>
-        </w:rPr>
-        <w:t xml:space="preserve">; </w:t>
-      </w:r>
-      <w:hyperlink r:id="rId72">
-        <w:r>
-          <w:rPr>
-            <w:lang w:val="hi_IN" w:bidi="hi_IN"/>
-          </w:rPr>
-          <w:rPr>
-            <w:color w:val="0000EE"/>
-            <w:u w:val="single"/>
-          </w:rPr>
-          <w:t>यिर्मयाह 10:21</w:t>
-        </w:r>
-      </w:hyperlink>
-      <w:r>
-        <w:rPr>
-          <w:lang w:val="hi_IN" w:bidi="hi_IN"/>
-        </w:rPr>
-        <w:t xml:space="preserve">; </w:t>
-      </w:r>
-      <w:hyperlink r:id="rId100">
-        <w:r>
-          <w:rPr>
-            <w:lang w:val="hi_IN" w:bidi="hi_IN"/>
-          </w:rPr>
-          <w:rPr>
-            <w:color w:val="0000EE"/>
-            <w:u w:val="single"/>
-          </w:rPr>
-          <w:t>25:34–36</w:t>
-        </w:r>
-      </w:hyperlink>
-      <w:r>
-        <w:rPr>
-          <w:lang w:val="hi_IN" w:bidi="hi_IN"/>
-        </w:rPr>
-        <w:t xml:space="preserve">; </w:t>
-      </w:r>
-      <w:hyperlink r:id="rId101">
-        <w:r>
-          <w:rPr>
-            <w:lang w:val="hi_IN" w:bidi="hi_IN"/>
-          </w:rPr>
-          <w:rPr>
-            <w:color w:val="0000EE"/>
-            <w:u w:val="single"/>
-          </w:rPr>
-          <w:t>यहेजकेल 34:1–31</w:t>
-        </w:r>
-      </w:hyperlink>
-      <w:r>
-        <w:rPr>
-          <w:lang w:val="hi_IN" w:bidi="hi_IN"/>
-        </w:rPr>
-        <w:t xml:space="preserve">; </w:t>
-      </w:r>
-      <w:hyperlink r:id="rId102">
-        <w:r>
-          <w:rPr>
-            <w:lang w:val="hi_IN" w:bidi="hi_IN"/>
-          </w:rPr>
-          <w:rPr>
-            <w:color w:val="0000EE"/>
-            <w:u w:val="single"/>
-          </w:rPr>
-          <w:t>मीका 7:14</w:t>
-        </w:r>
-      </w:hyperlink>
-      <w:r>
-        <w:rPr>
-          <w:lang w:val="hi_IN" w:bidi="hi_IN"/>
-        </w:rPr>
-        <w:t xml:space="preserve">; </w:t>
-      </w:r>
-      <w:hyperlink r:id="rId103">
-        <w:r>
-          <w:rPr>
-            <w:lang w:val="hi_IN" w:bidi="hi_IN"/>
-          </w:rPr>
-          <w:rPr>
-            <w:color w:val="0000EE"/>
-            <w:u w:val="single"/>
-          </w:rPr>
-          <w:t>जकर्याह 10:2b–3</w:t>
-        </w:r>
-      </w:hyperlink>
-      <w:r>
-        <w:rPr>
-          <w:lang w:val="hi_IN" w:bidi="hi_IN"/>
-        </w:rPr>
-        <w:t xml:space="preserve">; </w:t>
-      </w:r>
-      <w:hyperlink r:id="rId104">
-        <w:r>
-          <w:rPr>
-            <w:lang w:val="hi_IN" w:bidi="hi_IN"/>
-          </w:rPr>
-          <w:rPr>
-            <w:color w:val="0000EE"/>
-            <w:u w:val="single"/>
-          </w:rPr>
-          <w:t>11:4–17</w:t>
-        </w:r>
-      </w:hyperlink>
-      <w:r>
-        <w:rPr>
-          <w:lang w:val="hi_IN" w:bidi="hi_IN"/>
-        </w:rPr>
-        <w:t xml:space="preserve">; </w:t>
-      </w:r>
-      <w:hyperlink r:id="rId105">
-        <w:r>
-          <w:rPr>
-            <w:lang w:val="hi_IN" w:bidi="hi_IN"/>
-          </w:rPr>
-          <w:rPr>
-            <w:color w:val="0000EE"/>
-            <w:u w:val="single"/>
-          </w:rPr>
-          <w:t>13:7</w:t>
-        </w:r>
-      </w:hyperlink>
-      <w:r>
-        <w:rPr>
-          <w:lang w:val="hi_IN" w:bidi="hi_IN"/>
-        </w:rPr>
-        <w:t xml:space="preserve">; </w:t>
-      </w:r>
-      <w:hyperlink r:id="rId106">
-        <w:r>
-          <w:rPr>
-            <w:lang w:val="hi_IN" w:bidi="hi_IN"/>
-          </w:rPr>
-          <w:rPr>
-            <w:color w:val="0000EE"/>
-            <w:u w:val="single"/>
-          </w:rPr>
-          <w:t>मत्ती 2:6</w:t>
-        </w:r>
-      </w:hyperlink>
-      <w:r>
-        <w:rPr>
-          <w:lang w:val="hi_IN" w:bidi="hi_IN"/>
-        </w:rPr>
-        <w:t xml:space="preserve">; </w:t>
-      </w:r>
-      <w:hyperlink r:id="rId107">
-        <w:r>
-          <w:rPr>
-            <w:lang w:val="hi_IN" w:bidi="hi_IN"/>
-          </w:rPr>
-          <w:rPr>
-            <w:color w:val="0000EE"/>
-            <w:u w:val="single"/>
-          </w:rPr>
-          <w:t>18:12–14</w:t>
-        </w:r>
-      </w:hyperlink>
-      <w:r>
-        <w:rPr>
-          <w:lang w:val="hi_IN" w:bidi="hi_IN"/>
-        </w:rPr>
-        <w:t xml:space="preserve">; </w:t>
-      </w:r>
-      <w:hyperlink r:id="rId108">
-        <w:r>
-          <w:rPr>
-            <w:lang w:val="hi_IN" w:bidi="hi_IN"/>
-          </w:rPr>
-          <w:rPr>
-            <w:color w:val="0000EE"/>
-            <w:u w:val="single"/>
-          </w:rPr>
-          <w:t>26:31</w:t>
-        </w:r>
-      </w:hyperlink>
-      <w:r>
-        <w:rPr>
-          <w:lang w:val="hi_IN" w:bidi="hi_IN"/>
-        </w:rPr>
-        <w:t xml:space="preserve">; </w:t>
-      </w:r>
-      <w:hyperlink r:id="rId109">
-        <w:r>
-          <w:rPr>
-            <w:lang w:val="hi_IN" w:bidi="hi_IN"/>
-          </w:rPr>
-          <w:rPr>
-            <w:color w:val="0000EE"/>
-            <w:u w:val="single"/>
-          </w:rPr>
-          <w:t>यूहन्ना 10:1–16</w:t>
-        </w:r>
-      </w:hyperlink>
-      <w:r>
-        <w:rPr>
-          <w:lang w:val="hi_IN" w:bidi="hi_IN"/>
-        </w:rPr>
-        <w:t xml:space="preserve">; </w:t>
-      </w:r>
-      <w:hyperlink r:id="rId110">
-        <w:r>
-          <w:rPr>
-            <w:lang w:val="hi_IN" w:bidi="hi_IN"/>
-          </w:rPr>
-          <w:rPr>
-            <w:color w:val="0000EE"/>
-            <w:u w:val="single"/>
-          </w:rPr>
-          <w:t>1 पतरस 2:25</w:t>
-        </w:r>
-      </w:hyperlink>
-      <w:r>
-        <w:rPr>
-          <w:lang w:val="hi_IN" w:bidi="hi_IN"/>
-        </w:rPr>
-        <w:t xml:space="preserve">; </w:t>
-      </w:r>
-      <w:hyperlink r:id="rId91">
-        <w:r>
-          <w:rPr>
-            <w:lang w:val="hi_IN" w:bidi="hi_IN"/>
-          </w:rPr>
-          <w:rPr>
-            <w:color w:val="0000EE"/>
-            <w:u w:val="single"/>
-          </w:rPr>
-          <w:t>5:1–4</w:t>
-        </w:r>
-      </w:hyperlink>
-      <w:r>
-        <w:rPr>
-          <w:lang w:val="hi_IN" w:bidi="hi_IN"/>
-        </w:rPr>
-        <w:t xml:space="preserve">; </w:t>
-      </w:r>
-      <w:hyperlink r:id="rId111">
-        <w:r>
-          <w:rPr>
-            <w:lang w:val="hi_IN" w:bidi="hi_IN"/>
-          </w:rPr>
-          <w:rPr>
-            <w:color w:val="0000EE"/>
-            <w:u w:val="single"/>
-          </w:rPr>
-          <w:t>यहूदा 1:12</w:t>
-        </w:r>
-      </w:hyperlink>
-      <w:r>
-        <w:rPr>
-          <w:lang w:val="hi_IN" w:bidi="hi_IN"/>
-        </w:rPr>
-        <w:t xml:space="preserve">; </w:t>
-      </w:r>
-      <w:hyperlink r:id="rId112">
-        <w:r>
-          <w:rPr>
-            <w:lang w:val="hi_IN" w:bidi="hi_IN"/>
-          </w:rPr>
-          <w:rPr>
-            <w:color w:val="0000EE"/>
-            <w:u w:val="single"/>
-          </w:rPr>
-          <w:t>प्रकाशितवाक्य 7:17</w:t>
-        </w:r>
-      </w:hyperlink>
+      <w:r>
+        <w:rPr>
+          <w:lang w:val="hi_IN" w:bidi="hi_IN"/>
+        </w:rPr>
+        <w:t>उत्पत्ति 29:1–10</w:t>
+      </w:r>
+      <w:r>
+        <w:rPr>
+          <w:lang w:val="hi_IN" w:bidi="hi_IN"/>
+        </w:rPr>
+        <w:t xml:space="preserve">; </w:t>
+      </w:r>
+      <w:r>
+        <w:rPr>
+          <w:lang w:val="hi_IN" w:bidi="hi_IN"/>
+        </w:rPr>
+        <w:t>गिनती 27:16–18</w:t>
+      </w:r>
+      <w:r>
+        <w:rPr>
+          <w:lang w:val="hi_IN" w:bidi="hi_IN"/>
+        </w:rPr>
+        <w:t xml:space="preserve">; </w:t>
+      </w:r>
+      <w:r>
+        <w:rPr>
+          <w:lang w:val="hi_IN" w:bidi="hi_IN"/>
+        </w:rPr>
+        <w:t>2 शमूएल 7:7</w:t>
+      </w:r>
+      <w:r>
+        <w:rPr>
+          <w:lang w:val="hi_IN" w:bidi="hi_IN"/>
+        </w:rPr>
+        <w:t xml:space="preserve">; </w:t>
+      </w:r>
+      <w:r>
+        <w:rPr>
+          <w:lang w:val="hi_IN" w:bidi="hi_IN"/>
+        </w:rPr>
+        <w:t>1 राजा 22:17</w:t>
+      </w:r>
+      <w:r>
+        <w:rPr>
+          <w:lang w:val="hi_IN" w:bidi="hi_IN"/>
+        </w:rPr>
+        <w:t xml:space="preserve">; </w:t>
+      </w:r>
+      <w:r>
+        <w:rPr>
+          <w:lang w:val="hi_IN" w:bidi="hi_IN"/>
+        </w:rPr>
+        <w:t>1 इतिहास 11:2</w:t>
+      </w:r>
+      <w:r>
+        <w:rPr>
+          <w:lang w:val="hi_IN" w:bidi="hi_IN"/>
+        </w:rPr>
+        <w:t xml:space="preserve">; </w:t>
+      </w:r>
+      <w:r>
+        <w:rPr>
+          <w:lang w:val="hi_IN" w:bidi="hi_IN"/>
+        </w:rPr>
+        <w:t>भजन संहिता 23:1–6</w:t>
+      </w:r>
+      <w:r>
+        <w:rPr>
+          <w:lang w:val="hi_IN" w:bidi="hi_IN"/>
+        </w:rPr>
+        <w:t xml:space="preserve">; </w:t>
+      </w:r>
+      <w:r>
+        <w:rPr>
+          <w:lang w:val="hi_IN" w:bidi="hi_IN"/>
+        </w:rPr>
+        <w:t>77:20</w:t>
+      </w:r>
+      <w:r>
+        <w:rPr>
+          <w:lang w:val="hi_IN" w:bidi="hi_IN"/>
+        </w:rPr>
+        <w:t xml:space="preserve">; </w:t>
+      </w:r>
+      <w:r>
+        <w:rPr>
+          <w:lang w:val="hi_IN" w:bidi="hi_IN"/>
+        </w:rPr>
+        <w:t>80:1</w:t>
+      </w:r>
+      <w:r>
+        <w:rPr>
+          <w:lang w:val="hi_IN" w:bidi="hi_IN"/>
+        </w:rPr>
+        <w:t xml:space="preserve">; </w:t>
+      </w:r>
+      <w:r>
+        <w:rPr>
+          <w:lang w:val="hi_IN" w:bidi="hi_IN"/>
+        </w:rPr>
+        <w:t>यशायाह 40:11</w:t>
+      </w:r>
+      <w:r>
+        <w:rPr>
+          <w:lang w:val="hi_IN" w:bidi="hi_IN"/>
+        </w:rPr>
+        <w:t xml:space="preserve">; </w:t>
+      </w:r>
+      <w:r>
+        <w:rPr>
+          <w:lang w:val="hi_IN" w:bidi="hi_IN"/>
+        </w:rPr>
+        <w:t>44:28</w:t>
+      </w:r>
+      <w:r>
+        <w:rPr>
+          <w:lang w:val="hi_IN" w:bidi="hi_IN"/>
+        </w:rPr>
+        <w:t xml:space="preserve">; </w:t>
+      </w:r>
+      <w:r>
+        <w:rPr>
+          <w:lang w:val="hi_IN" w:bidi="hi_IN"/>
+        </w:rPr>
+        <w:t>56:10–11</w:t>
+      </w:r>
+      <w:r>
+        <w:rPr>
+          <w:lang w:val="hi_IN" w:bidi="hi_IN"/>
+        </w:rPr>
+        <w:t xml:space="preserve">; </w:t>
+      </w:r>
+      <w:r>
+        <w:rPr>
+          <w:lang w:val="hi_IN" w:bidi="hi_IN"/>
+        </w:rPr>
+        <w:t>यिर्मयाह 10:21</w:t>
+      </w:r>
+      <w:r>
+        <w:rPr>
+          <w:lang w:val="hi_IN" w:bidi="hi_IN"/>
+        </w:rPr>
+        <w:t xml:space="preserve">; </w:t>
+      </w:r>
+      <w:r>
+        <w:rPr>
+          <w:lang w:val="hi_IN" w:bidi="hi_IN"/>
+        </w:rPr>
+        <w:t>25:34–36</w:t>
+      </w:r>
+      <w:r>
+        <w:rPr>
+          <w:lang w:val="hi_IN" w:bidi="hi_IN"/>
+        </w:rPr>
+        <w:t xml:space="preserve">; </w:t>
+      </w:r>
+      <w:r>
+        <w:rPr>
+          <w:lang w:val="hi_IN" w:bidi="hi_IN"/>
+        </w:rPr>
+        <w:t>यहेजकेल 34:1–31</w:t>
+      </w:r>
+      <w:r>
+        <w:rPr>
+          <w:lang w:val="hi_IN" w:bidi="hi_IN"/>
+        </w:rPr>
+        <w:t xml:space="preserve">; </w:t>
+      </w:r>
+      <w:r>
+        <w:rPr>
+          <w:lang w:val="hi_IN" w:bidi="hi_IN"/>
+        </w:rPr>
+        <w:t>मीका 7:14</w:t>
+      </w:r>
+      <w:r>
+        <w:rPr>
+          <w:lang w:val="hi_IN" w:bidi="hi_IN"/>
+        </w:rPr>
+        <w:t xml:space="preserve">; </w:t>
+      </w:r>
+      <w:r>
+        <w:rPr>
+          <w:lang w:val="hi_IN" w:bidi="hi_IN"/>
+        </w:rPr>
+        <w:t>जकर्याह 10:2b–3</w:t>
+      </w:r>
+      <w:r>
+        <w:rPr>
+          <w:lang w:val="hi_IN" w:bidi="hi_IN"/>
+        </w:rPr>
+        <w:t xml:space="preserve">; </w:t>
+      </w:r>
+      <w:r>
+        <w:rPr>
+          <w:lang w:val="hi_IN" w:bidi="hi_IN"/>
+        </w:rPr>
+        <w:t>11:4–17</w:t>
+      </w:r>
+      <w:r>
+        <w:rPr>
+          <w:lang w:val="hi_IN" w:bidi="hi_IN"/>
+        </w:rPr>
+        <w:t xml:space="preserve">; </w:t>
+      </w:r>
+      <w:r>
+        <w:rPr>
+          <w:lang w:val="hi_IN" w:bidi="hi_IN"/>
+        </w:rPr>
+        <w:t>13:7</w:t>
+      </w:r>
+      <w:r>
+        <w:rPr>
+          <w:lang w:val="hi_IN" w:bidi="hi_IN"/>
+        </w:rPr>
+        <w:t xml:space="preserve">; </w:t>
+      </w:r>
+      <w:r>
+        <w:rPr>
+          <w:lang w:val="hi_IN" w:bidi="hi_IN"/>
+        </w:rPr>
+        <w:t>मत्ती 2:6</w:t>
+      </w:r>
+      <w:r>
+        <w:rPr>
+          <w:lang w:val="hi_IN" w:bidi="hi_IN"/>
+        </w:rPr>
+        <w:t xml:space="preserve">; </w:t>
+      </w:r>
+      <w:r>
+        <w:rPr>
+          <w:lang w:val="hi_IN" w:bidi="hi_IN"/>
+        </w:rPr>
+        <w:t>18:12–14</w:t>
+      </w:r>
+      <w:r>
+        <w:rPr>
+          <w:lang w:val="hi_IN" w:bidi="hi_IN"/>
+        </w:rPr>
+        <w:t xml:space="preserve">; </w:t>
+      </w:r>
+      <w:r>
+        <w:rPr>
+          <w:lang w:val="hi_IN" w:bidi="hi_IN"/>
+        </w:rPr>
+        <w:t>26:31</w:t>
+      </w:r>
+      <w:r>
+        <w:rPr>
+          <w:lang w:val="hi_IN" w:bidi="hi_IN"/>
+        </w:rPr>
+        <w:t xml:space="preserve">; </w:t>
+      </w:r>
+      <w:r>
+        <w:rPr>
+          <w:lang w:val="hi_IN" w:bidi="hi_IN"/>
+        </w:rPr>
+        <w:t>यूहन्ना 10:1–16</w:t>
+      </w:r>
+      <w:r>
+        <w:rPr>
+          <w:lang w:val="hi_IN" w:bidi="hi_IN"/>
+        </w:rPr>
+        <w:t xml:space="preserve">; </w:t>
+      </w:r>
+      <w:r>
+        <w:rPr>
+          <w:lang w:val="hi_IN" w:bidi="hi_IN"/>
+        </w:rPr>
+        <w:t>1 पतरस 2:25</w:t>
+      </w:r>
+      <w:r>
+        <w:rPr>
+          <w:lang w:val="hi_IN" w:bidi="hi_IN"/>
+        </w:rPr>
+        <w:t xml:space="preserve">; </w:t>
+      </w:r>
+      <w:r>
+        <w:rPr>
+          <w:lang w:val="hi_IN" w:bidi="hi_IN"/>
+        </w:rPr>
+        <w:t>5:1–4</w:t>
+      </w:r>
+      <w:r>
+        <w:rPr>
+          <w:lang w:val="hi_IN" w:bidi="hi_IN"/>
+        </w:rPr>
+        <w:t xml:space="preserve">; </w:t>
+      </w:r>
+      <w:r>
+        <w:rPr>
+          <w:lang w:val="hi_IN" w:bidi="hi_IN"/>
+        </w:rPr>
+        <w:t>यहूदा 1:12</w:t>
+      </w:r>
+      <w:r>
+        <w:rPr>
+          <w:lang w:val="hi_IN" w:bidi="hi_IN"/>
+        </w:rPr>
+        <w:t xml:space="preserve">; </w:t>
+      </w:r>
+      <w:r>
+        <w:rPr>
+          <w:lang w:val="hi_IN" w:bidi="hi_IN"/>
+        </w:rPr>
+        <w:t>प्रकाशितवाक्य 7:17</w:t>
+      </w:r>
       <w:r>
         <w:rPr>
           <w:lang w:val="hi_IN" w:bidi="hi_IN"/>
@@ -2705,36 +2003,24 @@
         </w:rPr>
         <w:t xml:space="preserve">दानिय्येल की पुस्तक दो महत्वपूर्ण दर्शनों का वर्णन करती है जो यह दर्शाते हैं कि परमेश्वर पूरे इतिहास पर कैसे शासन करते हैं। बेबीलोन के राजा नबूकदनेस्सर ने पहला दर्शन देखा (अध्याय </w:t>
       </w:r>
-      <w:hyperlink r:id="rId113">
-        <w:r>
-          <w:rPr>
-            <w:lang w:val="hi_IN" w:bidi="hi_IN"/>
-          </w:rPr>
-          <w:rPr>
-            <w:color w:val="0000EE"/>
-            <w:u w:val="single"/>
-          </w:rPr>
-          <w:t>2</w:t>
-        </w:r>
-      </w:hyperlink>
+      <w:r>
+        <w:rPr>
+          <w:lang w:val="hi_IN" w:bidi="hi_IN"/>
+        </w:rPr>
+        <w:t>2</w:t>
+      </w:r>
       <w:r>
         <w:rPr>
           <w:lang w:val="hi_IN" w:bidi="hi_IN"/>
         </w:rPr>
         <w:t xml:space="preserve">), और भविष्यद्वक्ता दानिय्येल ने एक समान दर्शन देखा (अध्याय </w:t>
       </w:r>
-      <w:hyperlink r:id="rId114">
-        <w:r>
-          <w:rPr>
-            <w:lang w:val="hi_IN" w:bidi="hi_IN"/>
-          </w:rPr>
-          <w:rPr>
-            <w:color w:val="0000EE"/>
-            <w:u w:val="single"/>
-          </w:rPr>
-          <w:t>7</w:t>
-        </w:r>
-      </w:hyperlink>
+      <w:r>
+        <w:rPr>
+          <w:lang w:val="hi_IN" w:bidi="hi_IN"/>
+        </w:rPr>
+        <w:t>7</w:t>
+      </w:r>
       <w:r>
         <w:rPr>
           <w:lang w:val="hi_IN" w:bidi="hi_IN"/>
@@ -2900,72 +2186,48 @@
         </w:rPr>
         <w:t>" (</w:t>
       </w:r>
-      <w:hyperlink r:id="rId115">
-        <w:r>
-          <w:rPr>
-            <w:lang w:val="hi_IN" w:bidi="hi_IN"/>
-          </w:rPr>
-          <w:rPr>
-            <w:color w:val="0000EE"/>
-            <w:u w:val="single"/>
-          </w:rPr>
-          <w:t>दानि 2:34</w:t>
-        </w:r>
-      </w:hyperlink>
+      <w:r>
+        <w:rPr>
+          <w:lang w:val="hi_IN" w:bidi="hi_IN"/>
+        </w:rPr>
+        <w:t>दानि 2:34</w:t>
+      </w:r>
       <w:r>
         <w:rPr>
           <w:lang w:val="hi_IN" w:bidi="hi_IN"/>
         </w:rPr>
         <w:t xml:space="preserve">)। अध्याय </w:t>
       </w:r>
-      <w:hyperlink r:id="rId113">
-        <w:r>
-          <w:rPr>
-            <w:lang w:val="hi_IN" w:bidi="hi_IN"/>
-          </w:rPr>
-          <w:rPr>
-            <w:color w:val="0000EE"/>
-            <w:u w:val="single"/>
-          </w:rPr>
-          <w:t>2</w:t>
-        </w:r>
-      </w:hyperlink>
+      <w:r>
+        <w:rPr>
+          <w:lang w:val="hi_IN" w:bidi="hi_IN"/>
+        </w:rPr>
+        <w:t>2</w:t>
+      </w:r>
       <w:r>
         <w:rPr>
           <w:lang w:val="hi_IN" w:bidi="hi_IN"/>
         </w:rPr>
         <w:t xml:space="preserve"> में, मूर्ति की धातुएँ कम मूल्यवान हो जाती हैं, जबकि अध्याय </w:t>
       </w:r>
-      <w:hyperlink r:id="rId114">
-        <w:r>
-          <w:rPr>
-            <w:lang w:val="hi_IN" w:bidi="hi_IN"/>
-          </w:rPr>
-          <w:rPr>
-            <w:color w:val="0000EE"/>
-            <w:u w:val="single"/>
-          </w:rPr>
-          <w:t>7</w:t>
-        </w:r>
-      </w:hyperlink>
+      <w:r>
+        <w:rPr>
+          <w:lang w:val="hi_IN" w:bidi="hi_IN"/>
+        </w:rPr>
+        <w:t>7</w:t>
+      </w:r>
       <w:r>
         <w:rPr>
           <w:lang w:val="hi_IN" w:bidi="hi_IN"/>
         </w:rPr>
         <w:t xml:space="preserve"> में, पशु की छवि अधिक भयंकर और हिंसक हो जाती है। ये विशेषताएँ समय के साथ मानव सभ्यता में गिरावट दिखाती हैं, जबकि परमेश्वर का राज्य शक्ति और आकार में बढ़ता है (</w:t>
       </w:r>
-      <w:hyperlink r:id="rId116">
-        <w:r>
-          <w:rPr>
-            <w:lang w:val="hi_IN" w:bidi="hi_IN"/>
-          </w:rPr>
-          <w:rPr>
-            <w:color w:val="0000EE"/>
-            <w:u w:val="single"/>
-          </w:rPr>
-          <w:t>2:35</w:t>
-        </w:r>
-      </w:hyperlink>
+      <w:r>
+        <w:rPr>
+          <w:lang w:val="hi_IN" w:bidi="hi_IN"/>
+        </w:rPr>
+        <w:t>2:35</w:t>
+      </w:r>
       <w:r>
         <w:rPr>
           <w:lang w:val="hi_IN" w:bidi="hi_IN"/>
@@ -2995,36 +2257,24 @@
           <w:lang w:val="hi_IN" w:bidi="hi_IN"/>
         </w:rPr>
       </w:r>
-      <w:hyperlink r:id="rId113">
-        <w:r>
-          <w:rPr>
-            <w:lang w:val="hi_IN" w:bidi="hi_IN"/>
-          </w:rPr>
-          <w:rPr>
-            <w:color w:val="0000EE"/>
-            <w:u w:val="single"/>
-          </w:rPr>
-          <w:t>दानिय्येल 2:1–49</w:t>
-        </w:r>
-      </w:hyperlink>
-      <w:r>
-        <w:rPr>
-          <w:lang w:val="hi_IN" w:bidi="hi_IN"/>
-        </w:rPr>
-        <w:t xml:space="preserve">; </w:t>
-      </w:r>
-      <w:hyperlink r:id="rId114">
-        <w:r>
-          <w:rPr>
-            <w:lang w:val="hi_IN" w:bidi="hi_IN"/>
-          </w:rPr>
-          <w:rPr>
-            <w:color w:val="0000EE"/>
-            <w:u w:val="single"/>
-          </w:rPr>
-          <w:t>7:1–28</w:t>
-        </w:r>
-      </w:hyperlink>
+      <w:r>
+        <w:rPr>
+          <w:lang w:val="hi_IN" w:bidi="hi_IN"/>
+        </w:rPr>
+        <w:t>दानिय्येल 2:1–49</w:t>
+      </w:r>
+      <w:r>
+        <w:rPr>
+          <w:lang w:val="hi_IN" w:bidi="hi_IN"/>
+        </w:rPr>
+        <w:t xml:space="preserve">; </w:t>
+      </w:r>
+      <w:r>
+        <w:rPr>
+          <w:lang w:val="hi_IN" w:bidi="hi_IN"/>
+        </w:rPr>
+        <w:t>7:1–28</w:t>
+      </w:r>
       <w:r>
         <w:rPr>
           <w:lang w:val="hi_IN" w:bidi="hi_IN"/>
